--- a/zaini_case_audit_output/outputs/word/documents/119_المسحوبات 2015 (zip).docx
+++ b/zaini_case_audit_output/outputs/word/documents/119_المسحوبات 2015 (zip).docx
@@ -53,6 +53,20 @@
         <w:t>[مخرج آلي / Script Output - سماوي]  [مخرج آلي يحتاج مراجعة بشرية - وردي]</w:t>
       </w:r>
     </w:p>
+    <w:p>
+      <w:pPr>
+        <w:jc w:val="right"/>
+        <w:bidi/>
+      </w:pPr>
+      <w:r>
+        <w:rPr>
+          <w:b w:val="0"/>
+          <w:i/>
+          <w:color w:val="C00000"/>
+        </w:rPr>
+        <w:t>[نص ممسوح OCR صُحِّح ترتيبه آلياً — قد يحتوي أخطاء طفيفة]</w:t>
+      </w:r>
+    </w:p>
     <w:p/>
     <w:p>
       <w:pPr>
@@ -64,7 +78,7 @@
           <w:b w:val="0"/>
           <w:i w:val="0"/>
         </w:rPr>
-        <w:t>[أرشيف 1ZGXAH_IzT9zrzyaxGPpVkIpLBH5FORLB.zip - عدد الملفات الداخلية: 18 - طريقة: zip]</w:t>
+        <w:t>[zip :ةقيرط - 18 :ةيلخادلا تافلملا ددع - 1ZGXAH_IzT9zrzyaxGPpVkIpLBH5FORLB.zip فيشرأ]</w:t>
       </w:r>
     </w:p>
     <w:p>
@@ -81,7 +95,7 @@
         <w:br/>
         <w:t>[صفحة 1 - OCR]</w:t>
         <w:br/>
-        <w:t>شركة أوزكو المحدودة التلريخ : 2015/8/30 ص 09:47:33</w:t>
+        <w:t>09:47:33 ص 2015/8/30 : خيرلتلا ةدودحملا وكزوأ ةكرش</w:t>
         <w:br/>
         <w:t>‎ge‏ 514"45 جدة ‎YVOVE‏ صفحة رقم : 1 *- .</w:t>
         <w:br/>
@@ -98,7 +112,7 @@
           <w:b w:val="0"/>
           <w:i w:val="0"/>
         </w:rPr>
-        <w:t>التساريخ :2015/8/30 اليوميةالفرعية :</w:t>
+        <w:t>: ةيعرفلاةيمويلا :2015/8/30 خيراستلا</w:t>
         <w:br/>
         <w:t>شرح القيد: مخصص فيلا الشيخ احمد زيني عن شهر اغسطس 9١١1م‏</w:t>
       </w:r>
@@ -113,7 +127,7 @@
           <w:b w:val="0"/>
           <w:i w:val="0"/>
         </w:rPr>
-        <w:t>ال 50,700[ 50,700[</w:t>
+        <w:t>]700,50 ]700,50 لا</w:t>
       </w:r>
     </w:p>
     <w:p>
@@ -171,20 +185,20 @@
         </w:rPr>
         <w:t>التاريخ : ‎15/48/5١‏ ١1م‏</w:t>
         <w:br/>
-        <w:t>ربم المواقى : 18/١455/1اه‏</w:t>
-      </w:r>
-    </w:p>
-    <w:p>
-      <w:pPr>
-        <w:jc w:val="right"/>
-        <w:bidi/>
-      </w:pPr>
-      <w:r>
-        <w:rPr>
-          <w:b w:val="0"/>
-          <w:i w:val="0"/>
-        </w:rPr>
-        <w:t>يصرف الى المكرم : الشيخ أحمد عباس زيني</w:t>
+        <w:t>‏ها18/١455/1 : ىقاوملا مبر</w:t>
+      </w:r>
+    </w:p>
+    <w:p>
+      <w:pPr>
+        <w:jc w:val="right"/>
+        <w:bidi/>
+      </w:pPr>
+      <w:r>
+        <w:rPr>
+          <w:b w:val="0"/>
+          <w:i w:val="0"/>
+        </w:rPr>
+        <w:t>ينيز سابع دمحأ خيشلا : مركملا ىلا فرصي</w:t>
         <w:br/>
         <w:t>مبلغ فقط وقدره : خمسون الف وسبعمائة ربد لاغير.</w:t>
         <w:br/>
@@ -245,20 +259,20 @@
           <w:b w:val="0"/>
           <w:i w:val="0"/>
         </w:rPr>
-        <w:t>شركة أوزكو المحدودة</w:t>
-      </w:r>
-    </w:p>
-    <w:p>
-      <w:pPr>
-        <w:jc w:val="right"/>
-        <w:bidi/>
-      </w:pPr>
-      <w:r>
-        <w:rPr>
-          <w:b w:val="0"/>
-          <w:i w:val="0"/>
-        </w:rPr>
-        <w:t>‎Mewes‏ أرسوم تكاليف مصاريف الجامعة لاحفاد مرزوقه</w:t>
+        <w:t>ةدودحملا وكزوأ ةكرش</w:t>
+      </w:r>
+    </w:p>
+    <w:p>
+      <w:pPr>
+        <w:jc w:val="right"/>
+        <w:bidi/>
+      </w:pPr>
+      <w:r>
+        <w:rPr>
+          <w:b w:val="0"/>
+          <w:i w:val="0"/>
+        </w:rPr>
+        <w:t>هقوزرم دافحال ةعماجلا فيراصم فيلاكت موسرأ ‏Mewes‎</w:t>
       </w:r>
     </w:p>
     <w:p>
@@ -273,9 +287,9 @@
         </w:rPr>
         <w:t>‏عن طريق علي زيذ</w:t>
         <w:br/>
-        <w:t>الجمعية الخيرية لتحفيظ القران الكريم - دار ام حميد دف زيني &gt;&gt;</w:t>
-        <w:br/>
-        <w:t>الجمعية الخيرية لتحفيظ القران الكريم الجموم</w:t>
+        <w:t>&lt;&lt; ينيز فد ديمح ما راد - ميركلا نارقلا ظيفحتل ةيريخلا ةيعمجلا</w:t>
+        <w:br/>
+        <w:t>مومجلا ميركلا نارقلا ظيفحتل ةيريخلا ةيعمجلا</w:t>
       </w:r>
     </w:p>
     <w:p>
@@ -305,7 +319,7 @@
         <w:br/>
         <w:t>[صفحة 1 - OCR]</w:t>
         <w:br/>
-        <w:t>شركة أوزكوالمحدودة التلريخ : 2015/9/3 ص 11:38:34</w:t>
+        <w:t>11:38:34 ص 2015/9/3 : خيرلتلا ةدودحملاوكزوأ ةكرش</w:t>
         <w:br/>
         <w:t>ص.,ب 49" 4ه ‎VVOVE Baa‏ صفحة رقم : 1 1</w:t>
       </w:r>
@@ -333,7 +347,7 @@
           <w:b w:val="0"/>
           <w:i w:val="0"/>
         </w:rPr>
-        <w:t>التلاريخ :2015/9/3 اليوميةالفرعية : المسلسل :</w:t>
+        <w:t>: لسلسملا : ةيعرفلاةيمويلا :2015/9/3 خيرالتلا</w:t>
         <w:br/>
         <w:t>شر شرع فل :دأ نك دا ‎eh ir‏ مستشلى درك ني</w:t>
       </w:r>
@@ -363,7 +377,7 @@
         </w:rPr>
         <w:t>‎a 2 : 10095160‏ 60,000</w:t>
         <w:br/>
-        <w:t>لدى مستشفى المركز الطبى</w:t>
+        <w:t>ىبطلا زكرملا ىفشتسم ىدل</w:t>
       </w:r>
     </w:p>
     <w:p>
@@ -378,22 +392,22 @@
         </w:rPr>
         <w:t>‏10011000 4 ني جدة دفعة نقدا لللايداع بحساب ش ‎٠‏ احمدزيني 60,000</w:t>
         <w:br/>
-        <w:t>‎(gal‏ مستشفى المركز الطبى</w:t>
-      </w:r>
-    </w:p>
-    <w:p>
-      <w:pPr>
-        <w:jc w:val="right"/>
-        <w:bidi/>
-      </w:pPr>
-      <w:r>
-        <w:rPr>
-          <w:b w:val="0"/>
-          <w:i w:val="0"/>
-        </w:rPr>
-        <w:t>‎HS 60,000] 60,000 | 60,000 | : ‏الأجمثى‎</w:t>
-        <w:br/>
-        <w:t>‎aa ‏الى‎</w:t>
+        <w:t>ىبطلا زكرملا ىفشتسم ‏gal)‎</w:t>
+      </w:r>
+    </w:p>
+    <w:p>
+      <w:pPr>
+        <w:jc w:val="right"/>
+        <w:bidi/>
+      </w:pPr>
+      <w:r>
+        <w:rPr>
+          <w:b w:val="0"/>
+          <w:i w:val="0"/>
+        </w:rPr>
+        <w:t>‎ىثمجألا‏ : | 000,60 | 000,60 [000,60 HS‎</w:t>
+        <w:br/>
+        <w:t>‎ىلا‏ aa‎</w:t>
       </w:r>
     </w:p>
     <w:p>
@@ -421,7 +435,7 @@
         </w:rPr>
         <w:t>[صفحة 2 - OCR]</w:t>
         <w:br/>
-        <w:t>OZCO CO. LTD. ‏شركة أوزكو المحدودة‎</w:t>
+        <w:t>‎ةدودحملا وكزوأ ةكرش‏ LTD. CO. OZCO</w:t>
         <w:br/>
         <w:t>JEDDAH - OZCO BUILDING ‏جدة - عمارة أوزكو‎</w:t>
         <w:br/>
@@ -451,9 +465,9 @@
           <w:b w:val="0"/>
           <w:i w:val="0"/>
         </w:rPr>
-        <w:t>ريال الموافق : 14537/11/15اه</w:t>
-        <w:br/>
-        <w:t>يصرف الى المكرم : مستشفي المركز الطبي الدولي مناولة خالد كوفال</w:t>
+        <w:t>ها14537/11/15 : قفاوملا لاير</w:t>
+        <w:br/>
+        <w:t>لافوك دلاخ ةلوانم يلودلا يبطلا زكرملا يفشتسم : مركملا ىلا فرصي</w:t>
         <w:br/>
         <w:t>مبلغ فقط وقدره : ستون الف ربل لاغير.</w:t>
         <w:br/>
@@ -500,7 +514,7 @@
           <w:b w:val="0"/>
           <w:i w:val="0"/>
         </w:rPr>
-        <w:t>المحاسبهة +</w:t>
+        <w:t>+ ةهبساحملا</w:t>
         <w:br/>
         <w:t>نرجو التكرم بصرف مبلغ 60,000 ريال (ستون ألف ‎(Sly‏ نقد لإيداعه في حساب</w:t>
       </w:r>
@@ -515,7 +529,7 @@
           <w:b w:val="0"/>
           <w:i w:val="0"/>
         </w:rPr>
-        <w:t>الشيخ أحمد عباس زيني لدى مستشفى المركز الطبي الدولي تحت حساب الرعاية المنزلية</w:t>
+        <w:t>ةيلزنملا ةياعرلا باسح تحت يلودلا يبطلا زكرملا ىفشتسم ىدل ينيز سابع دمحأ خيشلا</w:t>
         <w:br/>
         <w:t>(الممرضات) بناء على مطالبة المستشفى حسب المرفق وقيد المبلغ على حساب الشيخ</w:t>
       </w:r>
@@ -545,7 +559,7 @@
         </w:rPr>
         <w:t>[صفحة 4 - OCR]</w:t>
         <w:br/>
-        <w:t>‎a‏ السطبي السولي</w:t>
+        <w:t>يلوسلا يبطسلا ‏a‎</w:t>
         <w:br/>
         <w:t>‎International Medical Center‏</w:t>
       </w:r>
@@ -615,7 +629,7 @@
         </w:rPr>
         <w:t>[صفحة 5 - OCR]</w:t>
         <w:br/>
-        <w:t>‎ll‏ الطبي الدولي</w:t>
+        <w:t>يلودلا يبطلا ‏ll‎</w:t>
       </w:r>
     </w:p>
     <w:p>
@@ -871,7 +885,7 @@
           <w:b w:val="0"/>
           <w:i w:val="0"/>
         </w:rPr>
-        <w:t>‏بنذ السمودية ؟</w:t>
+        <w:t>؟ ةيدومسلا ذنب‏</w:t>
       </w:r>
     </w:p>
     <w:p>
@@ -1059,7 +1073,7 @@
           <w:b w:val="0"/>
           <w:i w:val="0"/>
         </w:rPr>
-        <w:t>المركر ‎pull‏ الدولي</w:t>
+        <w:t>يلودلا ‏pull‎ ركرملا</w:t>
       </w:r>
     </w:p>
     <w:p>
@@ -1291,7 +1305,7 @@
         <w:br/>
         <w:t>[صفحة 1 - OCR]</w:t>
         <w:br/>
-        <w:t>شركة أوزكو المحدودة التاريخ : 2015/9/20 م 01:06:44</w:t>
+        <w:t>01:06:44 م 2015/9/20 : خيراتلا ةدودحملا وكزوأ ةكرش</w:t>
         <w:br/>
         <w:t>‎ge‏ 4"945ه ‎TVONE Bap‏ 0 صفحة رقم ‎Ts‏</w:t>
         <w:br/>
@@ -1340,20 +1354,20 @@
         </w:rPr>
         <w:t>_الاأجمعى: ‏ 50,700 50,7001</w:t>
         <w:br/>
-        <w:t>الى ايومية العامة</w:t>
-      </w:r>
-    </w:p>
-    <w:p>
-      <w:pPr>
-        <w:jc w:val="right"/>
-        <w:bidi/>
-      </w:pPr>
-      <w:r>
-        <w:rPr>
-          <w:b w:val="0"/>
-          <w:i w:val="0"/>
-        </w:rPr>
-        <w:t>- نهاية التقفرير-</w:t>
+        <w:t>ةماعلا ةيمويا ىلا</w:t>
+      </w:r>
+    </w:p>
+    <w:p>
+      <w:pPr>
+        <w:jc w:val="right"/>
+        <w:bidi/>
+      </w:pPr>
+      <w:r>
+        <w:rPr>
+          <w:b w:val="0"/>
+          <w:i w:val="0"/>
+        </w:rPr>
+        <w:t>-ريرفقتلا ةياهن -</w:t>
       </w:r>
     </w:p>
     <w:p>
@@ -1368,7 +1382,7 @@
         </w:rPr>
         <w:t>[صفحة 2 - OCR]</w:t>
         <w:br/>
-        <w:t>شركة أوزكو المحدودة</w:t>
+        <w:t>ةدودحملا وكزوأ ةكرش</w:t>
         <w:br/>
         <w:t>جدة - عمارة ‎Sis)‏</w:t>
       </w:r>
@@ -1409,7 +1423,7 @@
           <w:b w:val="0"/>
           <w:i w:val="0"/>
         </w:rPr>
-        <w:t>يصرف الى المكرم : الشيخ أحمد زيني</w:t>
+        <w:t>ينيز دمحأ خيشلا : مركملا ىلا فرصي</w:t>
         <w:br/>
         <w:t>مبلغ فقط وقدره :خمسون الف وسبعمائة ريال لاغير.</w:t>
       </w:r>
@@ -1467,7 +1481,7 @@
         </w:rPr>
         <w:t>التاريخ : ١1015/1/7م‏</w:t>
         <w:br/>
-        <w:t>الموافق + ‎AVENE‏</w:t>
+        <w:t>‏AVENE‎ + قفاوملا</w:t>
       </w:r>
     </w:p>
     <w:p>
@@ -1521,22 +1535,22 @@
         </w:rPr>
         <w:t>[صفحة 3 - OCR]</w:t>
         <w:br/>
-        <w:t>شركة أوزكو المحدودة 1 7 ‎F‏</w:t>
-        <w:br/>
-        <w:t>‏المخصصات والمساعدات الشهرية للشيوخ والاقارب وموظفين سابقين .... الخ 1</w:t>
-      </w:r>
-    </w:p>
-    <w:p>
-      <w:pPr>
-        <w:jc w:val="right"/>
-        <w:bidi/>
-      </w:pPr>
-      <w:r>
-        <w:rPr>
-          <w:b w:val="0"/>
-          <w:i w:val="0"/>
-        </w:rPr>
-        <w:t>عائلة المرحوم محمد الخجلب</w:t>
+        <w:t>‏F‎ 7 1 ةدودحملا وكزوأ ةكرش</w:t>
+        <w:br/>
+        <w:t>1 خلا .... نيقباس نيفظومو براقالاو خويشلل ةيرهشلا تادعاسملاو تاصصخملا‏</w:t>
+      </w:r>
+    </w:p>
+    <w:p>
+      <w:pPr>
+        <w:jc w:val="right"/>
+        <w:bidi/>
+      </w:pPr>
+      <w:r>
+        <w:rPr>
+          <w:b w:val="0"/>
+          <w:i w:val="0"/>
+        </w:rPr>
+        <w:t>بلجخلا دمحم موحرملا ةلئاع</w:t>
         <w:br/>
         <w:t>‎deal pall‏ ادريس</w:t>
       </w:r>
@@ -1551,9 +1565,9 @@
           <w:b w:val="0"/>
           <w:i w:val="0"/>
         </w:rPr>
-        <w:t>عائلة المرحوم هارون انجي</w:t>
-        <w:br/>
-        <w:t>عائلة المرحوم علي جوجو</w:t>
+        <w:t>يجنا نوراه موحرملا ةلئاع</w:t>
+        <w:br/>
+        <w:t>وجوج يلع موحرملا ةلئاع</w:t>
       </w:r>
     </w:p>
     <w:p>
@@ -1610,9 +1624,9 @@
           <w:b w:val="0"/>
           <w:i w:val="0"/>
         </w:rPr>
-        <w:t>الجمعية الخيرية لتحفيظ القران الكريم - دار ام حميد دف زيني</w:t>
-        <w:br/>
-        <w:t>الجمعية الخيرية لتحفيظ القران الكريم الجموم</w:t>
+        <w:t>ينيز فد ديمح ما راد - ميركلا نارقلا ظيفحتل ةيريخلا ةيعمجلا</w:t>
+        <w:br/>
+        <w:t>مومجلا ميركلا نارقلا ظيفحتل ةيريخلا ةيعمجلا</w:t>
         <w:br/>
         <w:t>رحمة بنت محمد عثمان زيني</w:t>
       </w:r>
@@ -1627,7 +1641,7 @@
           <w:b w:val="0"/>
           <w:i w:val="0"/>
         </w:rPr>
-        <w:t>حرم المرحوم فطين الحبيشي</w:t>
+        <w:t>يشيبحلا نيطف موحرملا مرح</w:t>
       </w:r>
     </w:p>
     <w:p>
@@ -1653,7 +1667,7 @@
           <w:b w:val="0"/>
           <w:i w:val="0"/>
         </w:rPr>
-        <w:t>عائلة المربحوم حامد رزق حسن رجب</w:t>
+        <w:t>بجر نسح قزر دماح موحبرملا ةلئاع</w:t>
         <w:br/>
         <w:t>انور باحبيشان</w:t>
       </w:r>
@@ -1668,7 +1682,7 @@
           <w:b w:val="0"/>
           <w:i w:val="0"/>
         </w:rPr>
-        <w:t>عائلة المرحوم عبدالله داوود انجي</w:t>
+        <w:t>يجنا دوواد هللادبع موحرملا ةلئاع</w:t>
       </w:r>
     </w:p>
     <w:p>
@@ -1713,7 +1727,7 @@
         <w:br/>
         <w:t>[صفحة 1 - OCR]</w:t>
         <w:br/>
-        <w:t>شركة اوزكوالمحدودة التساريخ : 2015/10/8 ص 11:00:23</w:t>
+        <w:t>11:00:23 ص 2015/10/8 : خيراستلا ةدودحملاوكزوا ةكرش</w:t>
         <w:br/>
         <w:t>‎ue‏ 14"99ه ‎Bap‏ 4١ه١؟‏ صفحة رقم : 1</w:t>
         <w:br/>
@@ -1730,20 +1744,20 @@
           <w:b w:val="0"/>
           <w:i w:val="0"/>
         </w:rPr>
-        <w:t>مسلسل: 1479 التاريخ :2015/10/8 اليوميةالفرعية :</w:t>
-      </w:r>
-    </w:p>
-    <w:p>
-      <w:pPr>
-        <w:jc w:val="right"/>
-        <w:bidi/>
-      </w:pPr>
-      <w:r>
-        <w:rPr>
-          <w:b w:val="0"/>
-          <w:i w:val="0"/>
-        </w:rPr>
-        <w:t>ا 1479 شرح القيد ‎See‏ كاه ‎pat‏</w:t>
+        <w:t>: ةيعرفلاةيمويلا :2015/10/8 خيراتلا 1479 :لسلسم</w:t>
+      </w:r>
+    </w:p>
+    <w:p>
+      <w:pPr>
+        <w:jc w:val="right"/>
+        <w:bidi/>
+      </w:pPr>
+      <w:r>
+        <w:rPr>
+          <w:b w:val="0"/>
+          <w:i w:val="0"/>
+        </w:rPr>
+        <w:t>‏pat‎ هاك ‏See‎ ديقلا حرش 1479 ا</w:t>
       </w:r>
     </w:p>
     <w:p>
@@ -1779,7 +1793,7 @@
         <w:br/>
         <w:t>منزلة حتى ‎١١5/٠١/7‏ 1م حس</w:t>
         <w:br/>
-        <w:t>الأجماليى : | 312000 [31000 |</w:t>
+        <w:t>| 31000] 312000 | : ىيلامجألا</w:t>
         <w:br/>
         <w:t>حك</w:t>
       </w:r>
@@ -1809,7 +1823,7 @@
         </w:rPr>
         <w:t>[صفحة 2 - OCR]</w:t>
         <w:br/>
-        <w:t>Nec 00002405 «mss samba )9( ‏سامبا‎ bate: Ve te/\e ‏سيور تل‎</w:t>
+        <w:t>‎لت رويس‏ e\te/ Ve bate: ‎ابماس‏ )9( samba mss» 00002405 Nec</w:t>
       </w:r>
     </w:p>
     <w:p>
@@ -2016,7 +2030,7 @@
           <w:b w:val="0"/>
           <w:i w:val="0"/>
         </w:rPr>
-        <w:t>المحاسية ‎٠‏</w:t>
+        <w:t>‏٠‎ ةيساحملا</w:t>
         <w:br/>
         <w:t>‏نرجو التكرم بصرف مبلغ 31,000 ريال (واحد وثلاثون ألف ‎(Shy‏ للدكتور/ طارق نياز</w:t>
       </w:r>
@@ -2078,7 +2092,7 @@
         <w:br/>
         <w:t>[صفحة 1 - OCR]</w:t>
         <w:br/>
-        <w:t>شركة أوزكو المحدودة التاريخ : 2015/10/19ص 09:08:22</w:t>
+        <w:t>09:08:22 ص2015/10/19 : خيراتلا ةدودحملا وكزوأ ةكرش</w:t>
         <w:br/>
         <w:t>‎ge‏ 4"949ه جدة 514 ١1؟‏ صفحة رقم : 1</w:t>
       </w:r>
@@ -2106,7 +2120,7 @@
           <w:b w:val="0"/>
           <w:i w:val="0"/>
         </w:rPr>
-        <w:t>مسلسل: 1520 التاريخ : 2015/10/19 اليوميةالفرعية 2" :</w:t>
+        <w:t>: "2 ةيعرفلاةيمويلا 2015/10/19 : خيراتلا 1520 :لسلسم</w:t>
         <w:br/>
         <w:t>‎ets‏ 1520 شرح القيد:قيمة استهلاك المياه لفيلا الشيخ أحمد عباس زيني حسب المرفق -</w:t>
       </w:r>
@@ -2159,7 +2173,7 @@
         </w:rPr>
         <w:t>[صفحة 2 - OCR]</w:t>
         <w:br/>
-        <w:t>شركة أوزكو المحدودة ‎LTD.‏ 0260</w:t>
+        <w:t>0260 ‏LTD.‎ ةدودحملا وكزوأ ةكرش</w:t>
         <w:br/>
         <w:t>جدة - عمارة أوزكو ‎JEDDAH - 0260 BUILDING‏</w:t>
         <w:br/>
@@ -2189,20 +2203,20 @@
           <w:b w:val="0"/>
           <w:i w:val="0"/>
         </w:rPr>
-        <w:t>ريال الموافق : 37//:1/03؟5 1</w:t>
-      </w:r>
-    </w:p>
-    <w:p>
-      <w:pPr>
-        <w:jc w:val="right"/>
-        <w:bidi/>
-      </w:pPr>
-      <w:r>
-        <w:rPr>
-          <w:b w:val="0"/>
-          <w:i w:val="0"/>
-        </w:rPr>
-        <w:t>يصرف الى المكرم : مندوب شركة المياة</w:t>
+        <w:t>1 5؟37//:1/03 : قفاوملا لاير</w:t>
+      </w:r>
+    </w:p>
+    <w:p>
+      <w:pPr>
+        <w:jc w:val="right"/>
+        <w:bidi/>
+      </w:pPr>
+      <w:r>
+        <w:rPr>
+          <w:b w:val="0"/>
+          <w:i w:val="0"/>
+        </w:rPr>
+        <w:t>ةايملا ةكرش بودنم : مركملا ىلا فرصي</w:t>
         <w:br/>
         <w:t>مبلغ فقط وقدره : ثلاثة عشرة الف وتسعمائة وثمانية ريال و ‎٠١‏ هلله لاغير.</w:t>
         <w:br/>
@@ -2275,7 +2289,7 @@
           <w:b w:val="0"/>
           <w:i w:val="0"/>
         </w:rPr>
-        <w:t>شركة المياه الوطنية</w:t>
+        <w:t>ةينطولا هايملا ةكرش</w:t>
       </w:r>
     </w:p>
     <w:p>
@@ -2301,7 +2315,7 @@
           <w:b w:val="0"/>
           <w:i w:val="0"/>
         </w:rPr>
-        <w:t>Payment Receipt ‏إيصال قيض‎</w:t>
+        <w:t>‎ضيق لاصيإ‏ Receipt Payment</w:t>
         <w:br/>
         <w:t>1 /</w:t>
         <w:br/>
@@ -2335,7 +2349,7 @@
           <w:b w:val="0"/>
           <w:i w:val="0"/>
         </w:rPr>
-        <w:t>تفاصيل إيصال الدفع</w:t>
+        <w:t>عفدلا لاصيإ ليصافت</w:t>
       </w:r>
     </w:p>
     <w:p>
@@ -2350,7 +2364,7 @@
         </w:rPr>
         <w:t>Payment Receipt Description</w:t>
         <w:br/>
-        <w:t>‏معرف الحساب الفرع | اجدة - المركز الاقليمي لخدمات العملاء - شارع الأمير‎</w:t>
+        <w:t>‎ريمألا عراش - ءالمعلا تامدخل يميلقالا زكرملا - ةدجا | عرفلا باسحلا فرعم‏</w:t>
         <w:br/>
         <w:t>‏سلطان‎ Branch 0468112222 Account ID]</w:t>
         <w:br/>
@@ -2410,9 +2424,9 @@
           <w:b w:val="0"/>
           <w:i w:val="0"/>
         </w:rPr>
-        <w:t>‏الالرقم توصيلة العقار ++( 21111</w:t>
-        <w:br/>
-        <w:t>تفاصيل إيصال الدفع</w:t>
+        <w:t>21111 )++ راقعلا ةليصوت مقرلالا‏</w:t>
+        <w:br/>
+        <w:t>عفدلا لاصيإ ليصافت</w:t>
       </w:r>
     </w:p>
     <w:p>
@@ -2442,7 +2456,7 @@
           <w:b w:val="0"/>
           <w:i w:val="0"/>
         </w:rPr>
-        <w:t>‏تفاصيل الاتفاقية الرصيد</w:t>
+        <w:t>ديصرلا ةيقافتالا ليصافت‏</w:t>
         <w:br/>
         <w:t>‎Balance Service Description‏</w:t>
         <w:br/>
@@ -2459,7 +2473,7 @@
           <w:b w:val="0"/>
           <w:i w:val="0"/>
         </w:rPr>
-        <w:t>‏بلغ المدفوع بلغ المتبا</w:t>
+        <w:t>ابتملا غلب عوفدملا غلب‏</w:t>
         <w:br/>
         <w:t>‎Remaining Balance Payment Amount‏</w:t>
       </w:r>
@@ -2487,7 +2501,7 @@
           <w:b w:val="0"/>
           <w:i w:val="0"/>
         </w:rPr>
-        <w:t>‏المبلغ المسفوع 13,908.10 ‎SAR‏</w:t>
+        <w:t>‏SAR‎ 908.10,13 عوفسملا غلبملا‏</w:t>
       </w:r>
     </w:p>
     <w:p>
@@ -2513,7 +2527,7 @@
           <w:b w:val="0"/>
           <w:i w:val="0"/>
         </w:rPr>
-        <w:t>‏المبلغ المدفوع بالأحرف 5 | معرف قناة الدفع</w:t>
+        <w:t>عفدلا ةانق فرعم | 5 فرحألاب عوفدملا غلبملا‏</w:t>
       </w:r>
     </w:p>
     <w:p>
@@ -2580,7 +2594,7 @@
           <w:b w:val="0"/>
           <w:i w:val="0"/>
         </w:rPr>
-        <w:t>+لسياق الحالي</w:t>
+        <w:t>يلاحلا قايسل+</w:t>
         <w:br/>
         <w:t>-المعلومات المالية</w:t>
       </w:r>
@@ -2595,7 +2609,7 @@
           <w:b w:val="0"/>
           <w:i w:val="0"/>
         </w:rPr>
-        <w:t>الرصيد الحالي 33,420.10 ‎SAR‏ 5</w:t>
+        <w:t>5 ‏SAR‎ 420.10,33 يلاحلا ديصرلا</w:t>
       </w:r>
     </w:p>
     <w:p>
@@ -2623,20 +2637,20 @@
         </w:rPr>
         <w:t>آخر 6,199 19/09/1436 33,420.10 ‎SAR‏ تاريخ الاستحقاق 29/11/1436</w:t>
         <w:br/>
-        <w:t>الفاتورة السابقة 29/03/1436, 28,424.00 ‎SAR‏</w:t>
-      </w:r>
-    </w:p>
-    <w:p>
-      <w:pPr>
-        <w:jc w:val="right"/>
-        <w:bidi/>
-      </w:pPr>
-      <w:r>
-        <w:rPr>
-          <w:b w:val="0"/>
-          <w:i w:val="0"/>
-        </w:rPr>
-        <w:t>تاريخ الفاتورة التالية 06/01/1437</w:t>
+        <w:t>‏SAR‎ 424.00,28 ,29/03/1436 ةقباسلا ةروتافلا</w:t>
+      </w:r>
+    </w:p>
+    <w:p>
+      <w:pPr>
+        <w:jc w:val="right"/>
+        <w:bidi/>
+      </w:pPr>
+      <w:r>
+        <w:rPr>
+          <w:b w:val="0"/>
+          <w:i w:val="0"/>
+        </w:rPr>
+        <w:t>06/01/1437 ةيلاتلا ةروتافلا خيرات</w:t>
       </w:r>
     </w:p>
     <w:p>
@@ -2716,11 +2730,11 @@
         </w:rPr>
         <w:t>بمعلومات العقار</w:t>
         <w:br/>
-        <w:t>-التاريخ المالي للحساب</w:t>
-        <w:br/>
-        <w:t>تاريخ المتأخرات نوع المعاملة المالية المبلغ الحالي</w:t>
-        <w:br/>
-        <w:t>6 19/09/1436 | مقطع الفاتورة ‎SAR33,420,10‏</w:t>
+        <w:t>باسحلل يلاملا خيراتلا-</w:t>
+        <w:br/>
+        <w:t>يلاحلا غلبملا ةيلاملا ةلماعملا عون تارخأتملا خيرات</w:t>
+        <w:br/>
+        <w:t>‏10,420,SAR33‎ ةروتافلا عطقم | 19/09/1436 6</w:t>
         <w:br/>
         <w:t>‏10/5/2015</w:t>
       </w:r>
@@ -2735,7 +2749,7 @@
           <w:b w:val="0"/>
           <w:i w:val="0"/>
         </w:rPr>
-        <w:t>الرصيد الحالي</w:t>
+        <w:t>يلاحلا ديصرلا</w:t>
         <w:br/>
         <w:t>‎SAR33,420.10‏</w:t>
       </w:r>
@@ -2750,7 +2764,7 @@
           <w:b w:val="0"/>
           <w:i w:val="0"/>
         </w:rPr>
-        <w:t>J ‏العداد‎ abl</w:t>
+        <w:t>abl ‎دادعلا‏ J</w:t>
       </w:r>
     </w:p>
     <w:p>
@@ -2775,7 +2789,7 @@
         <w:br/>
         <w:t>‎(ariMeD] S| Bis‏ رقم</w:t>
         <w:br/>
-        <w:t>لسك |الجوال:</w:t>
+        <w:t>:لاوجلا| كسل</w:t>
         <w:br/>
         <w:t>555687105</w:t>
         <w:br/>
@@ -2785,19 +2799,19 @@
         <w:br/>
         <w:t>‎EQ‏ |معلومات جدة</w:t>
         <w:br/>
-        <w:t>العملاء</w:t>
-        <w:br/>
-        <w:t>‎aso | Ege‏ العميل | سكتي</w:t>
+        <w:t>ءالمعلا</w:t>
+        <w:br/>
+        <w:t>يتكس | ليمعلا ‏Ege | aso‎</w:t>
         <w:br/>
         <w:t>&gt;63 - دورة</w:t>
         <w:br/>
-        <w:t>‎EE‏ | دورة الفاتورة | الفوترة الدورية -</w:t>
+        <w:t>- ةيرودلا ةرتوفلا | ةروتافلا ةرود | ‏EE‎</w:t>
         <w:br/>
         <w:t>يوم رقم 10</w:t>
         <w:br/>
         <w:t>692 |الائتمات 1,000</w:t>
         <w:br/>
-        <w:t>الحالي</w:t>
+        <w:t>يلاحلا</w:t>
         <w:br/>
         <w:t>تاريخ مراجعة</w:t>
         <w:br/>
@@ -2815,11 +2829,11 @@
         <w:br/>
         <w:t>‏ريج | اخر مبلغ تم</w:t>
         <w:br/>
-        <w:t>‎Ege‏ ارسالة | 33420.1</w:t>
+        <w:t>33420.1 | ةلاسرا ‏Ege‎</w:t>
         <w:br/>
         <w:t>‎Bill Upload,‏</w:t>
         <w:br/>
-        <w:t>اخر رسالة.. ‎Upload]‏</w:t>
+        <w:t>‏[Upload‎ ..ةلاسر رخا</w:t>
         <w:br/>
         <w:t>‎Ge‏ أتم ‎Outbound] twat‏</w:t>
         <w:br/>
@@ -2839,7 +2853,7 @@
         <w:br/>
         <w:t>- رقم اشتراك</w:t>
         <w:br/>
-        <w:t>“0 الكورياء 10057357403 6</w:t>
+        <w:t>6 10057357403 ءايروكلا 0“</w:t>
         <w:br/>
         <w:t>‎Saudi‏</w:t>
         <w:br/>
@@ -2857,13 +2871,13 @@
         <w:br/>
         <w:t>‎valid‏</w:t>
         <w:br/>
-        <w:t>‎EG:‏ | رقم الجوالك | 555687105</w:t>
+        <w:t>555687105 | كلاوجلا مقر | ‏EG:‎</w:t>
         <w:br/>
         <w:t>‎or.‏ | الهوية</w:t>
         <w:br/>
-        <w:t>‎Ege‏ الوطنية 1017092733</w:t>
-        <w:br/>
-        <w:t>المبلغ المستحق الرصيد المستحق</w:t>
+        <w:t>1017092733 ةينطولا ‏Ege‎</w:t>
+        <w:br/>
+        <w:t>قحتسملا ديصرلا قحتسملا غلبملا</w:t>
         <w:br/>
         <w:t>‎SAR33,420.10 SAR33,420.10‏</w:t>
       </w:r>
@@ -2973,7 +2987,7 @@
         </w:rPr>
         <w:t>‎sgh ‏التاريخي‎ Jal</w:t>
         <w:br/>
-        <w:t>‏البياني للفاتورة‎ pa lle</w:t>
+        <w:t>lle pa ‎ةروتافلل ينايبلا‏</w:t>
         <w:br/>
         <w:t>‏+الاستهلاك المفوتر‎</w:t>
       </w:r>
@@ -3003,20 +3017,20 @@
           <w:b w:val="0"/>
           <w:i w:val="0"/>
         </w:rPr>
-        <w:t>‏.البحث عن بيانات العميل بإستخدام خواص الحساب مثل رقم</w:t>
-      </w:r>
-    </w:p>
-    <w:p>
-      <w:pPr>
-        <w:jc w:val="right"/>
-        <w:bidi/>
-      </w:pPr>
-      <w:r>
-        <w:rPr>
-          <w:b w:val="0"/>
-          <w:i w:val="0"/>
-        </w:rPr>
-        <w:t>‏الكهرياء</w:t>
+        <w:t>مقر لثم باسحلا صاوخ مادختسإب ليمعلا تانايب نع ثحبلا.‏</w:t>
+      </w:r>
+    </w:p>
+    <w:p>
+      <w:pPr>
+        <w:jc w:val="right"/>
+        <w:bidi/>
+      </w:pPr>
+      <w:r>
+        <w:rPr>
+          <w:b w:val="0"/>
+          <w:i w:val="0"/>
+        </w:rPr>
+        <w:t>ءايرهكلا‏</w:t>
       </w:r>
     </w:p>
     <w:p>
@@ -3057,64 +3071,64 @@
         </w:rPr>
         <w:t>‏مقطع ‎gill‏</w:t>
         <w:br/>
-        <w:t>‏مقطع الفاتورة</w:t>
-        <w:br/>
-        <w:t>مقطع الفاتورة</w:t>
-        <w:br/>
-        <w:t>مقطع الفاتورة</w:t>
-        <w:br/>
-        <w:t>مقطع الدقع</w:t>
-      </w:r>
-    </w:p>
-    <w:p>
-      <w:pPr>
-        <w:jc w:val="right"/>
-        <w:bidi/>
-      </w:pPr>
-      <w:r>
-        <w:rPr>
-          <w:b w:val="0"/>
-          <w:i w:val="0"/>
-        </w:rPr>
-        <w:t>‏مقطع الدقع</w:t>
-      </w:r>
-    </w:p>
-    <w:p>
-      <w:pPr>
-        <w:jc w:val="right"/>
-        <w:bidi/>
-      </w:pPr>
-      <w:r>
-        <w:rPr>
-          <w:b w:val="0"/>
-          <w:i w:val="0"/>
-        </w:rPr>
-        <w:t>‏إلغاء مقطع الفاتورة</w:t>
-        <w:br/>
-        <w:t>مقطع الفاتورة</w:t>
-        <w:br/>
-        <w:t>إلغاء مقطع الفاتورة</w:t>
-        <w:br/>
-        <w:t>مقطع الفاتورة</w:t>
-        <w:br/>
-        <w:t>مقطع الفاتورة</w:t>
-        <w:br/>
-        <w:t>مقطع الدفع</w:t>
-      </w:r>
-    </w:p>
-    <w:p>
-      <w:pPr>
-        <w:jc w:val="right"/>
-        <w:bidi/>
-      </w:pPr>
-      <w:r>
-        <w:rPr>
-          <w:b w:val="0"/>
-          <w:i w:val="0"/>
-        </w:rPr>
-        <w:t>‏مقطع الفاتورة</w:t>
-        <w:br/>
-        <w:t>مقطع الفاتورة</w:t>
+        <w:t>ةروتافلا عطقم‏</w:t>
+        <w:br/>
+        <w:t>ةروتافلا عطقم</w:t>
+        <w:br/>
+        <w:t>ةروتافلا عطقم</w:t>
+        <w:br/>
+        <w:t>عقدلا عطقم</w:t>
+      </w:r>
+    </w:p>
+    <w:p>
+      <w:pPr>
+        <w:jc w:val="right"/>
+        <w:bidi/>
+      </w:pPr>
+      <w:r>
+        <w:rPr>
+          <w:b w:val="0"/>
+          <w:i w:val="0"/>
+        </w:rPr>
+        <w:t>عقدلا عطقم‏</w:t>
+      </w:r>
+    </w:p>
+    <w:p>
+      <w:pPr>
+        <w:jc w:val="right"/>
+        <w:bidi/>
+      </w:pPr>
+      <w:r>
+        <w:rPr>
+          <w:b w:val="0"/>
+          <w:i w:val="0"/>
+        </w:rPr>
+        <w:t>ةروتافلا عطقم ءاغلإ‏</w:t>
+        <w:br/>
+        <w:t>ةروتافلا عطقم</w:t>
+        <w:br/>
+        <w:t>ةروتافلا عطقم ءاغلإ</w:t>
+        <w:br/>
+        <w:t>ةروتافلا عطقم</w:t>
+        <w:br/>
+        <w:t>ةروتافلا عطقم</w:t>
+        <w:br/>
+        <w:t>عفدلا عطقم</w:t>
+      </w:r>
+    </w:p>
+    <w:p>
+      <w:pPr>
+        <w:jc w:val="right"/>
+        <w:bidi/>
+      </w:pPr>
+      <w:r>
+        <w:rPr>
+          <w:b w:val="0"/>
+          <w:i w:val="0"/>
+        </w:rPr>
+        <w:t>ةروتافلا عطقم‏</w:t>
+        <w:br/>
+        <w:t>ةروتافلا عطقم</w:t>
       </w:r>
     </w:p>
     <w:p>
@@ -3240,7 +3254,7 @@
           <w:b w:val="0"/>
           <w:i w:val="0"/>
         </w:rPr>
-        <w:t>‏+البحث عن طلبات المتابعة باستخدام رقم الهاتف</w:t>
+        <w:t>فتاهلا مقر مادختساب ةعباتملا تابلط نع ثحبلا+‏</w:t>
       </w:r>
     </w:p>
     <w:p>
@@ -3374,7 +3388,7 @@
           <w:b w:val="0"/>
           <w:i w:val="0"/>
         </w:rPr>
-        <w:t>المحاسبة ‎٠‏</w:t>
+        <w:t>‏٠‎ ةبساحملا</w:t>
         <w:br/>
         <w:t>‏نرجو التكرم بصرف مبلغ 13,908.10 ‎Shy‏ (ثلاثة عشر ألفأ وتسعمائة ريالا و8 هللات)</w:t>
       </w:r>
@@ -3535,9 +3549,9 @@
           <w:b w:val="0"/>
           <w:i w:val="0"/>
         </w:rPr>
-        <w:t>المورقق :1159/01/18</w:t>
-        <w:br/>
-        <w:t>يصرف الى المكرم : أحمد عباس زيني</w:t>
+        <w:t>:1159/01/18 ققروملا</w:t>
+        <w:br/>
+        <w:t>ينيز سابع دمحأ : مركملا ىلا فرصي</w:t>
         <w:br/>
         <w:t>مبلغ فقط وقدره : خمسون الف وسبعمائة ربد لاغير.</w:t>
         <w:br/>
@@ -3554,7 +3568,7 @@
           <w:b w:val="0"/>
           <w:i w:val="0"/>
         </w:rPr>
-        <w:t>شركة أوزكو المحدودة</w:t>
+        <w:t>ةدودحملا وكزوأ ةكرش</w:t>
         <w:br/>
         <w:t>جدة - عمارة أوزكو</w:t>
       </w:r>
@@ -3582,7 +3596,7 @@
           <w:b w:val="0"/>
           <w:i w:val="0"/>
         </w:rPr>
-        <w:t>ال دح ‎ee‏</w:t>
+        <w:t>‏ee‎ حد لا</w:t>
       </w:r>
     </w:p>
     <w:p>
@@ -3610,9 +3624,9 @@
         </w:rPr>
         <w:t>[صفحة 3 - OCR]</w:t>
         <w:br/>
-        <w:t>شركة أوزكو المحدودة</w:t>
-        <w:br/>
-        <w:t>المخصصات والمساعدات الشهرية للشيوخ والاقارب وموظفين سابقين</w:t>
+        <w:t>ةدودحملا وكزوأ ةكرش</w:t>
+        <w:br/>
+        <w:t>نيقباس نيفظومو براقالاو خويشلل ةيرهشلا تادعاسملاو تاصصخملا</w:t>
         <w:br/>
         <w:t>مساعدات عن شهر اكتوبر 7018</w:t>
       </w:r>
@@ -3687,7 +3701,7 @@
           <w:b w:val="0"/>
           <w:i w:val="0"/>
         </w:rPr>
-        <w:t>ه / عمارة الروضة</w:t>
+        <w:t>ةضورلا ةرامع / ه</w:t>
         <w:br/>
         <w:t>‎alae] ١‏ مرزوقه</w:t>
       </w:r>
@@ -3730,26 +3744,26 @@
           <w:b w:val="0"/>
           <w:i w:val="0"/>
         </w:rPr>
-        <w:t>عائلة ‎age yall‏ محمد الخجلب ‎Younes‏</w:t>
+        <w:t>‏Younes‎ بلجخلا دمحم ‏yall age‎ ةلئاع</w:t>
         <w:br/>
         <w:t>‏السر احمد ادريس ‎٠.‏</w:t>
         <w:br/>
-        <w:t>‏عائلة المرحوم هارون انجي م1</w:t>
-      </w:r>
-    </w:p>
-    <w:p>
-      <w:pPr>
-        <w:jc w:val="right"/>
-        <w:bidi/>
-      </w:pPr>
-      <w:r>
-        <w:rPr>
-          <w:b w:val="0"/>
-          <w:i w:val="0"/>
-        </w:rPr>
-        <w:t>عائلة المرحوم علي جوجو</w:t>
-        <w:br/>
-        <w:t>عائلة المرحوم محمد سالم بافضل</w:t>
+        <w:t>1م يجنا نوراه موحرملا ةلئاع‏</w:t>
+      </w:r>
+    </w:p>
+    <w:p>
+      <w:pPr>
+        <w:jc w:val="right"/>
+        <w:bidi/>
+      </w:pPr>
+      <w:r>
+        <w:rPr>
+          <w:b w:val="0"/>
+          <w:i w:val="0"/>
+        </w:rPr>
+        <w:t>وجوج يلع موحرملا ةلئاع</w:t>
+        <w:br/>
+        <w:t>لضفاب ملاس دمحم موحرملا ةلئاع</w:t>
       </w:r>
     </w:p>
     <w:p>
@@ -3857,9 +3871,9 @@
           <w:b w:val="0"/>
           <w:i w:val="0"/>
         </w:rPr>
-        <w:t>الجمعية الخيرية لتحفيظ القران الكريم - دار ام حميد دف زيني</w:t>
-        <w:br/>
-        <w:t>الجمعية الخيرية لتحفيظ القران الكريم الجموم</w:t>
+        <w:t>ينيز فد ديمح ما راد - ميركلا نارقلا ظيفحتل ةيريخلا ةيعمجلا</w:t>
+        <w:br/>
+        <w:t>مومجلا ميركلا نارقلا ظيفحتل ةيريخلا ةيعمجلا</w:t>
       </w:r>
     </w:p>
     <w:p>
@@ -3898,7 +3912,7 @@
           <w:b w:val="0"/>
           <w:i w:val="0"/>
         </w:rPr>
-        <w:t>حرم المرحوم فطين الحبيشي</w:t>
+        <w:t>يشيبحلا نيطف موحرملا مرح</w:t>
       </w:r>
     </w:p>
     <w:p>
@@ -3913,7 +3927,7 @@
         </w:rPr>
         <w:t>عائلة المرحوم يوسف لطفي 0000</w:t>
         <w:br/>
-        <w:t>عائلة المرحوم ‎dele‏ رزق حسن رجب 0</w:t>
+        <w:t>0 بجر نسح قزر ‏dele‎ موحرملا ةلئاع</w:t>
         <w:br/>
         <w:t>انور باحبيشان ‎ro‏</w:t>
       </w:r>
@@ -3928,20 +3942,20 @@
           <w:b w:val="0"/>
           <w:i w:val="0"/>
         </w:rPr>
-        <w:t>عائلة المريحوم عبدالله داوود انجي</w:t>
-      </w:r>
-    </w:p>
-    <w:p>
-      <w:pPr>
-        <w:jc w:val="right"/>
-        <w:bidi/>
-      </w:pPr>
-      <w:r>
-        <w:rPr>
-          <w:b w:val="0"/>
-          <w:i w:val="0"/>
-        </w:rPr>
-        <w:t>امه امم وان م اعرد م</w:t>
+        <w:t>يجنا دوواد هللادبع موحيرملا ةلئاع</w:t>
+      </w:r>
+    </w:p>
+    <w:p>
+      <w:pPr>
+        <w:jc w:val="right"/>
+        <w:bidi/>
+      </w:pPr>
+      <w:r>
+        <w:rPr>
+          <w:b w:val="0"/>
+          <w:i w:val="0"/>
+        </w:rPr>
+        <w:t>م درعا م ناو مما هما</w:t>
       </w:r>
     </w:p>
     <w:p>
@@ -3980,22 +3994,22 @@
           <w:b w:val="0"/>
           <w:i w:val="0"/>
         </w:rPr>
-        <w:t>الخ</w:t>
-      </w:r>
-    </w:p>
-    <w:p>
-      <w:pPr>
-        <w:jc w:val="right"/>
-        <w:bidi/>
-      </w:pPr>
-      <w:r>
-        <w:rPr>
-          <w:b w:val="0"/>
-          <w:i w:val="0"/>
-        </w:rPr>
-        <w:t>أحساب الشيخ أحمد زيئي الخاص</w:t>
-        <w:br/>
-        <w:t>أحساب الشيخ أسامه زيني الخاص</w:t>
+        <w:t>خلا</w:t>
+      </w:r>
+    </w:p>
+    <w:p>
+      <w:pPr>
+        <w:jc w:val="right"/>
+        <w:bidi/>
+      </w:pPr>
+      <w:r>
+        <w:rPr>
+          <w:b w:val="0"/>
+          <w:i w:val="0"/>
+        </w:rPr>
+        <w:t>صاخلا يئيز دمحأ خيشلا باسحأ</w:t>
+        <w:br/>
+        <w:t>صاخلا ينيز هماسأ خيشلا باسحأ</w:t>
       </w:r>
     </w:p>
     <w:p>
@@ -4021,56 +4035,56 @@
           <w:b w:val="0"/>
           <w:i w:val="0"/>
         </w:rPr>
-        <w:t>ارسوم تكاليف مصاريف الجامعة لاحفاد مرزوقه</w:t>
-        <w:br/>
-        <w:t>أيتم التحميل على مصاريف عمارة الروضة</w:t>
-      </w:r>
-    </w:p>
-    <w:p>
-      <w:pPr>
-        <w:jc w:val="right"/>
-        <w:bidi/>
-      </w:pPr>
-      <w:r>
-        <w:rPr>
-          <w:b w:val="0"/>
-          <w:i w:val="0"/>
-        </w:rPr>
-        <w:t>أحساب المساعدات</w:t>
-        <w:br/>
-        <w:t>أحساب المساعدات</w:t>
-        <w:br/>
-        <w:t>أحساب المساعدات</w:t>
-      </w:r>
-    </w:p>
-    <w:p>
-      <w:pPr>
-        <w:jc w:val="right"/>
-        <w:bidi/>
-      </w:pPr>
-      <w:r>
-        <w:rPr>
-          <w:b w:val="0"/>
-          <w:i w:val="0"/>
-        </w:rPr>
-        <w:t>أحساب المساعدات</w:t>
-      </w:r>
-    </w:p>
-    <w:p>
-      <w:pPr>
-        <w:jc w:val="right"/>
-        <w:bidi/>
-      </w:pPr>
-      <w:r>
-        <w:rPr>
-          <w:b w:val="0"/>
-          <w:i w:val="0"/>
-        </w:rPr>
-        <w:t>أحساب المساعدات</w:t>
-        <w:br/>
-        <w:t>أحساب المساعدات</w:t>
-        <w:br/>
-        <w:t>أحساب المساعدات</w:t>
+        <w:t>هقوزرم دافحال ةعماجلا فيراصم فيلاكت موسرا</w:t>
+        <w:br/>
+        <w:t>ةضورلا ةرامع فيراصم ىلع ليمحتلا متيأ</w:t>
+      </w:r>
+    </w:p>
+    <w:p>
+      <w:pPr>
+        <w:jc w:val="right"/>
+        <w:bidi/>
+      </w:pPr>
+      <w:r>
+        <w:rPr>
+          <w:b w:val="0"/>
+          <w:i w:val="0"/>
+        </w:rPr>
+        <w:t>تادعاسملا باسحأ</w:t>
+        <w:br/>
+        <w:t>تادعاسملا باسحأ</w:t>
+        <w:br/>
+        <w:t>تادعاسملا باسحأ</w:t>
+      </w:r>
+    </w:p>
+    <w:p>
+      <w:pPr>
+        <w:jc w:val="right"/>
+        <w:bidi/>
+      </w:pPr>
+      <w:r>
+        <w:rPr>
+          <w:b w:val="0"/>
+          <w:i w:val="0"/>
+        </w:rPr>
+        <w:t>تادعاسملا باسحأ</w:t>
+      </w:r>
+    </w:p>
+    <w:p>
+      <w:pPr>
+        <w:jc w:val="right"/>
+        <w:bidi/>
+      </w:pPr>
+      <w:r>
+        <w:rPr>
+          <w:b w:val="0"/>
+          <w:i w:val="0"/>
+        </w:rPr>
+        <w:t>تادعاسملا باسحأ</w:t>
+        <w:br/>
+        <w:t>تادعاسملا باسحأ</w:t>
+        <w:br/>
+        <w:t>تادعاسملا باسحأ</w:t>
       </w:r>
     </w:p>
     <w:p>
@@ -4113,7 +4127,7 @@
         <w:br/>
         <w:t>[صفحة 1 - OCR]</w:t>
         <w:br/>
-        <w:t>شركة أوزكو المحدودة التاريخ : 2015/11/12ص 09:19:41</w:t>
+        <w:t>09:19:41 ص2015/11/12 : خيراتلا ةدودحملا وكزوأ ةكرش</w:t>
         <w:br/>
         <w:t>‎Gye‏ 47"9494ه جدة ‎15١21١4‏ صفحة رقم : 1</w:t>
       </w:r>
@@ -4128,22 +4142,22 @@
           <w:b w:val="0"/>
           <w:i w:val="0"/>
         </w:rPr>
-        <w:t>ال ةا ‎ae‏</w:t>
-      </w:r>
-    </w:p>
-    <w:p>
-      <w:pPr>
-        <w:jc w:val="right"/>
-        <w:bidi/>
-      </w:pPr>
-      <w:r>
-        <w:rPr>
-          <w:b w:val="0"/>
-          <w:i w:val="0"/>
-        </w:rPr>
-        <w:t>مسلسل: 1668 ‎٠‏ التسسساريس :2015/11/12 اليوميةالفرعية : المسلسل :</w:t>
-        <w:br/>
-        <w:t>‎a‏ القيد: 1668 شرح القيد:فاتورة المركز الطبى الدولى مقابل الرعاية المنزلية للشيخ/احمد زينى</w:t>
+        <w:t>‏ae‎ اة لا</w:t>
+      </w:r>
+    </w:p>
+    <w:p>
+      <w:pPr>
+        <w:jc w:val="right"/>
+        <w:bidi/>
+      </w:pPr>
+      <w:r>
+        <w:rPr>
+          <w:b w:val="0"/>
+          <w:i w:val="0"/>
+        </w:rPr>
+        <w:t>: لسلسملا : ةيعرفلاةيمويلا :2015/11/12 سيراسسستلا ‏٠‎ 1668 :لسلسم</w:t>
+        <w:br/>
+        <w:t>ىنيز دمحا/خيشلل ةيلزنملا ةياعرلا لباقم ىلودلا ىبطلا زكرملا ةروتاف:ديقلا حرش 1668 :ديقلا ‏a‎</w:t>
       </w:r>
     </w:p>
     <w:p>
@@ -4169,15 +4183,15 @@
           <w:b w:val="0"/>
           <w:i w:val="0"/>
         </w:rPr>
-        <w:t>160 10095 .الشيخ أحمد عباس زيني كز الطبى الدولى مقابل الرعاية 60,000</w:t>
+        <w:t>000,60 ةياعرلا لباقم ىلودلا ىبطلا زك ينيز سابع دمحأ خيشلا. 10095 160</w:t>
         <w:br/>
         <w:t>المنزلية للشيخ/احمد</w:t>
         <w:br/>
-        <w:t>10031100 سامبا ‏ الحساب الجاري فاتورة ‎5S pall‏ الطبى الدولى مقابل الرعاية 60,000</w:t>
+        <w:t>000,60 ةياعرلا لباقم ىلودلا ىبطلا ‏pall 5S‎ ةروتاف يراجلا باسحلا ‏ ابماس 10031100</w:t>
         <w:br/>
         <w:t>المنزلية للشيخ/احمد</w:t>
         <w:br/>
-        <w:t>الأجمالى : | 80,000 60,000[1.__ا</w:t>
+        <w:t>ا1.__]000,60 000,80 | : ىلامجألا</w:t>
         <w:br/>
         <w:t>‎ae‏</w:t>
       </w:r>
@@ -4252,7 +4266,7 @@
         </w:rPr>
         <w:t>‎Against this cheque 8 5 hues 1‏</w:t>
         <w:br/>
-        <w:t>إدفعوا بموجب هذا انشيك لأمر المركز الطبي الدولي ‎tothe order of‏ برقم</w:t>
+        <w:t>مقرب ‏of order tothe‎ يلودلا يبطلا زكرملا رمأل كيشنا اذه بجومب اوعفدإ</w:t>
       </w:r>
     </w:p>
     <w:p>
@@ -4333,7 +4347,7 @@
           <w:b w:val="0"/>
           <w:i w:val="0"/>
         </w:rPr>
-        <w:t>المحاسيهة :</w:t>
+        <w:t>: ةهيساحملا</w:t>
       </w:r>
     </w:p>
     <w:p>
@@ -4348,9 +4362,9 @@
         </w:rPr>
         <w:t>نرجو التكرم بصرف مبلغ 60,000 ريال ‎Gy gh os)‏ ألف ‎(Shy‏ نقداً تحت حساب</w:t>
         <w:br/>
-        <w:t>الرعاية المنزلية الخاصة بالشيخ أحمد عباس زيني (الممرضات) في مستشفى</w:t>
-        <w:br/>
-        <w:t>المركز الطبي الدولي عن شهر نوفمبر 2015م وقيد المبلغ على حساب سعادته.</w:t>
+        <w:t>ىفشتسم يف (تاضرمملا) ينيز سابع دمحأ خيشلاب ةصاخلا ةيلزنملا ةياعرلا</w:t>
+        <w:br/>
+        <w:t>.هتداعس باسح ىلع غلبملا ديقو م2015 ربمفون رهش نع يلودلا يبطلا زكرملا</w:t>
       </w:r>
     </w:p>
     <w:p>
@@ -4380,7 +4394,7 @@
         </w:rPr>
         <w:t>لعل ‎Sy‏</w:t>
         <w:br/>
-        <w:t>‏تعميد بالموافقة موحد</w:t>
+        <w:t>دحوم ةقفاوملاب ديمعت‏</w:t>
         <w:br/>
         <w:t>ا</w:t>
       </w:r>
@@ -4412,7 +4426,7 @@
         <w:br/>
         <w:t>[صفحة 1 - OCR]</w:t>
         <w:br/>
-        <w:t>شركة أوزكو المححصدودة التاريخ : 2015/11/17ص 68:02:01</w:t>
+        <w:t>68:02:01 ص2015/11/17 : خيراتلا ةدودصححملا وكزوأ ةكرش</w:t>
         <w:br/>
         <w:t>ص,ب 5449 ‎VVOVE Bae‏ صفحة رقم : [,</w:t>
         <w:br/>
@@ -4429,22 +4443,22 @@
           <w:b w:val="0"/>
           <w:i w:val="0"/>
         </w:rPr>
-        <w:t>التسسساريسخ :2015/14/17 اليوميةالفرعية : "</w:t>
-        <w:br/>
-        <w:t>شرح القيد: سداد فواتير كهرباء الفلل بشيك الامريكى رقم ‎VEN‏</w:t>
-      </w:r>
-    </w:p>
-    <w:p>
-      <w:pPr>
-        <w:jc w:val="right"/>
-        <w:bidi/>
-      </w:pPr>
-      <w:r>
-        <w:rPr>
-          <w:b w:val="0"/>
-          <w:i w:val="0"/>
-        </w:rPr>
-        <w:t>27001310 جاري الشيخ / أسامه زيني سداد فواتير كهرباء الفلل بشيك الامريكى</w:t>
+        <w:t>" : ةيعرفلاةيمويلا :2015/14/17 خسيراسسستلا</w:t>
+        <w:br/>
+        <w:t>‏VEN‎ مقر ىكيرمالا كيشب للفلا ءابرهك ريتاوف دادس :ديقلا حرش</w:t>
+      </w:r>
+    </w:p>
+    <w:p>
+      <w:pPr>
+        <w:jc w:val="right"/>
+        <w:bidi/>
+      </w:pPr>
+      <w:r>
+        <w:rPr>
+          <w:b w:val="0"/>
+          <w:i w:val="0"/>
+        </w:rPr>
+        <w:t>ىكيرمالا كيشب للفلا ءابرهك ريتاوف دادس ينيز هماسأ / خيشلا يراج 27001310</w:t>
         <w:br/>
         <w:t>رقم ‎Vers‏</w:t>
       </w:r>
@@ -4459,7 +4473,7 @@
           <w:b w:val="0"/>
           <w:i w:val="0"/>
         </w:rPr>
-        <w:t>10095160 .الشيخ أحمد عباس زيني سداد فواتير كهرباء الفلل بشيك الامريكى</w:t>
+        <w:t>ىكيرمالا كيشب للفلا ءابرهك ريتاوف دادس ينيز سابع دمحأ خيشلا. 10095160</w:t>
         <w:br/>
         <w:t>رقم ‎7147٠‏</w:t>
       </w:r>
@@ -4474,7 +4488,7 @@
           <w:b w:val="0"/>
           <w:i w:val="0"/>
         </w:rPr>
-        <w:t>10031100 سامبا ‏ الحساب الجاري سداد فواتير كهرباء الفلل بشيك الامريكى</w:t>
+        <w:t>ىكيرمالا كيشب للفلا ءابرهك ريتاوف دادس يراجلا باسحلا ‏ ابماس 10031100</w:t>
         <w:br/>
         <w:t>رقم 746</w:t>
       </w:r>
@@ -4489,20 +4503,20 @@
           <w:b w:val="0"/>
           <w:i w:val="0"/>
         </w:rPr>
-        <w:t>الأسانى : | 54,650 | 54,650 ا</w:t>
-      </w:r>
-    </w:p>
-    <w:p>
-      <w:pPr>
-        <w:jc w:val="right"/>
-        <w:bidi/>
-      </w:pPr>
-      <w:r>
-        <w:rPr>
-          <w:b w:val="0"/>
-          <w:i w:val="0"/>
-        </w:rPr>
-        <w:t>إجمالى اليومية العامة: 54,650 54,650</w:t>
+        <w:t>ا 650,54 | 650,54 | : ىناسألا</w:t>
+      </w:r>
+    </w:p>
+    <w:p>
+      <w:pPr>
+        <w:jc w:val="right"/>
+        <w:bidi/>
+      </w:pPr>
+      <w:r>
+        <w:rPr>
+          <w:b w:val="0"/>
+          <w:i w:val="0"/>
+        </w:rPr>
+        <w:t>650,54 650,54 :ةماعلا ةيمويلا ىلامجإ</w:t>
       </w:r>
     </w:p>
     <w:p>
@@ -4601,7 +4615,7 @@
           <w:b w:val="0"/>
           <w:i w:val="0"/>
         </w:rPr>
-        <w:t>. ‏تسديد فوتير الكهرياء الخاصه بلشيوع‎ in</w:t>
+        <w:t>in ‎عويشلب هصاخلا ءايرهكلا ريتوف ديدست‏ .</w:t>
       </w:r>
     </w:p>
     <w:p>
@@ -4644,7 +4658,7 @@
         </w:rPr>
         <w:t>Signa ee ‏لوقي‎</w:t>
         <w:br/>
-        <w:t>‏وا‎ not ‏46س‎ below this Line ‏الاتختب تحت هخ الخط‎ ees nan</w:t>
+        <w:t>nan ees ‎طخلا خه تحت بتختالا‏ Line this below ‎س46‏ not ‎او‏</w:t>
       </w:r>
     </w:p>
     <w:p>
@@ -4685,35 +4699,35 @@
         </w:rPr>
         <w:t>[صفحة 3 - OCR]</w:t>
         <w:br/>
-        <w:t>‎Page | of 1‏ 0 الي</w:t>
-      </w:r>
-    </w:p>
-    <w:p>
-      <w:pPr>
-        <w:jc w:val="right"/>
-        <w:bidi/>
-      </w:pPr>
-      <w:r>
-        <w:rPr>
-          <w:b w:val="0"/>
-          <w:i w:val="0"/>
-        </w:rPr>
-        <w:t>‏سامبا ‎samba Q)‏ خدمات بنكية عالمية المستوق</w:t>
-        <w:br/>
-        <w:t>نسخة من تفاصيل العملية ‏ مدفوعات سداد</w:t>
-      </w:r>
-    </w:p>
-    <w:p>
-      <w:pPr>
-        <w:jc w:val="right"/>
-        <w:bidi/>
-      </w:pPr>
-      <w:r>
-        <w:rPr>
-          <w:b w:val="0"/>
-          <w:i w:val="0"/>
-        </w:rPr>
-        <w:t>‏تاريخ العملية : 10-11-2015</w:t>
+        <w:t>يلا 0 ‏1 of | Page‎</w:t>
+      </w:r>
+    </w:p>
+    <w:p>
+      <w:pPr>
+        <w:jc w:val="right"/>
+        <w:bidi/>
+      </w:pPr>
+      <w:r>
+        <w:rPr>
+          <w:b w:val="0"/>
+          <w:i w:val="0"/>
+        </w:rPr>
+        <w:t>قوتسملا ةيملاع ةيكنب تامدخ ‏(Q samba‎ ابماس‏</w:t>
+        <w:br/>
+        <w:t>دادس تاعوفدم ‏ ةيلمعلا ليصافت نم ةخسن</w:t>
+      </w:r>
+    </w:p>
+    <w:p>
+      <w:pPr>
+        <w:jc w:val="right"/>
+        <w:bidi/>
+      </w:pPr>
+      <w:r>
+        <w:rPr>
+          <w:b w:val="0"/>
+          <w:i w:val="0"/>
+        </w:rPr>
+        <w:t>10-11-2015 : ةيلمعلا خيرات‏</w:t>
         <w:br/>
         <w:t>من حساب رقم</w:t>
       </w:r>
@@ -4736,7 +4750,7 @@
         <w:br/>
         <w:t>المبلغ 16,623.26</w:t>
         <w:br/>
-        <w:t>املاحظات : الققورة نفعت ‎clay‏</w:t>
+        <w:t>‏clay‎ تعفن ةروققلا : تاظحالما</w:t>
       </w:r>
     </w:p>
     <w:p>
@@ -4762,7 +4776,7 @@
           <w:b w:val="0"/>
           <w:i w:val="0"/>
         </w:rPr>
-        <w:t>‏الان ‎Ao!‏ العروص</w:t>
+        <w:t>صورعلا ‏!Ao‎ نالا‏</w:t>
       </w:r>
     </w:p>
     <w:p>
@@ -4788,7 +4802,7 @@
           <w:b w:val="0"/>
           <w:i w:val="0"/>
         </w:rPr>
-        <w:t>‏عالت نم مع</w:t>
+        <w:t>عم من تلاع‏</w:t>
         <w:br/>
         <w:t>‎Pa yt Adastiet‏</w:t>
       </w:r>
@@ -4880,15 +4894,15 @@
         <w:br/>
         <w:t>‎samba (Q Lol‏ خدمات ببخية علمية ‎elas‏</w:t>
         <w:br/>
-        <w:t>‏نسخة من تفاصيل العملية- مدفوعات سداد</w:t>
-        <w:br/>
-        <w:t>تاريخ العملية : 10-11-2015</w:t>
+        <w:t>دادس تاعوفدم -ةيلمعلا ليصافت نم ةخسن‏</w:t>
+        <w:br/>
+        <w:t>10-11-2015 : ةيلمعلا خيرات</w:t>
         <w:br/>
         <w:t>امن حساب ركم</w:t>
         <w:br/>
-        <w:t>الإسم الرمز بي الشيخ اسامة زيني</w:t>
-        <w:br/>
-        <w:t>رفم المشترك 10057355113</w:t>
+        <w:t>ينيز ةماسا خيشلا يب زمرلا مسإلا</w:t>
+        <w:br/>
+        <w:t>10057355113 كرتشملا مفر</w:t>
         <w:br/>
         <w:t>اسم الشركة : الشركة ‎LSD Au gral‏</w:t>
       </w:r>
@@ -4907,7 +4921,7 @@
         <w:br/>
         <w:t>os</w:t>
         <w:br/>
-        <w:t>‏تسر‎ eee ‏ملامظات : الفاقورة دفعت ينجاح‎</w:t>
+        <w:t>‎حاجني تعفد ةروقافلا : تاظمالم‏ eee ‎رست‏</w:t>
       </w:r>
     </w:p>
     <w:p>
@@ -4933,20 +4947,20 @@
           <w:b w:val="0"/>
           <w:i w:val="0"/>
         </w:rPr>
-        <w:t>‎ul‏ افصضل العروضص</w:t>
-      </w:r>
-    </w:p>
-    <w:p>
-      <w:pPr>
-        <w:jc w:val="right"/>
-        <w:bidi/>
-      </w:pPr>
-      <w:r>
-        <w:rPr>
-          <w:b w:val="0"/>
-          <w:i w:val="0"/>
-        </w:rPr>
-        <w:t>‎“lig ‏بالعرب‎ toils</w:t>
+        <w:t>صضورعلا لضصفا ‏ul‎</w:t>
+      </w:r>
+    </w:p>
+    <w:p>
+      <w:pPr>
+        <w:jc w:val="right"/>
+        <w:bidi/>
+      </w:pPr>
+      <w:r>
+        <w:rPr>
+          <w:b w:val="0"/>
+          <w:i w:val="0"/>
+        </w:rPr>
+        <w:t>toils ‎برعلاب‏ lig“‎</w:t>
       </w:r>
     </w:p>
     <w:p>
@@ -4989,11 +5003,11 @@
         </w:rPr>
         <w:t>‏سداد فاتورة</w:t>
         <w:br/>
-        <w:t>إيصال</w:t>
-        <w:br/>
-        <w:t>عزيزي العميلء</w:t>
-        <w:br/>
-        <w:t>لقد تمت العملية ينجاح.</w:t>
+        <w:t>لاصيإ</w:t>
+        <w:br/>
+        <w:t>ءليمعلا يزيزع</w:t>
+        <w:br/>
+        <w:t>.حاجني ةيلمعلا تمت دقل</w:t>
         <w:br/>
         <w:t>نشكرك لاستخدام ‎pa)‏ أون لاين.</w:t>
         <w:br/>
@@ -5003,11 +5017,11 @@
         <w:br/>
         <w:t>نوع السداد مفوترة</w:t>
         <w:br/>
-        <w:t>إجمالي المبلغ المدفوع ‎SAR‏ 10,170.06</w:t>
+        <w:t>170.06,10 ‏SAR‎ عوفدملا غلبملا يلامجإ</w:t>
         <w:br/>
         <w:t>تاريخ الاستحقاق 25/11/2015</w:t>
         <w:br/>
-        <w:t>الحالة ‎a‏</w:t>
+        <w:t>‏a‎ ةلاحلا</w:t>
       </w:r>
     </w:p>
     <w:p>
@@ -5039,7 +5053,7 @@
         <w:br/>
         <w:t>إدارة كهرياء</w:t>
         <w:br/>
-        <w:t>اسامه ‎deal‏ عباس زينى متوكل 1 هاتف ‎RY Dee pada‏</w:t>
+        <w:t>‏pada Dee RY‎ فتاه 1 لكوتم ىنيز سابع ‏deal‎ هماسا</w:t>
         <w:br/>
         <w:t>‎arr ace)‏</w:t>
         <w:br/>
@@ -5058,7 +5072,7 @@
         </w:rPr>
         <w:t>حي الروضهفيلا غرب طريق المدينه</w:t>
         <w:br/>
-        <w:t>الوحدة ‎sone‏</w:t>
+        <w:t>‏sone‎ ةدحولا</w:t>
       </w:r>
     </w:p>
     <w:p>
@@ -5112,7 +5126,7 @@
         </w:rPr>
         <w:t>[صفحة 7 - OCR]</w:t>
         <w:br/>
-        <w:t>الشركة السمودية ‎a hse‏ فاتورة بدل ‎HE‏ نإتورة إستهلاك الطاقة التصربائيية التقاع الفربي</w:t>
+        <w:t>يبرفلا عاقتلا ةييئابرصتلا ةقاطلا كالهتسإ ةروتإن ‏HE‎ لدب ةروتاف ‏hse a‎ ةيدومسلا ةكرشلا</w:t>
         <w:br/>
         <w:t>‎١6 ‘Saudi Electricity Company‏ 1 إدارة كهرباء ‎٠ Bae‏</w:t>
         <w:br/>
@@ -5133,15 +5147,15 @@
         <w:br/>
         <w:t>؟؟.١31١١١‎  ,راسفتسالا ‏ف رقم الفاتورة + هاتف‎</w:t>
         <w:br/>
-        <w:t>aye ‏اا ل هاتف الطوارئ‎ oes انعرك١‎</w:t>
+        <w:t>‎١كرعنا oes ‎ئراوطلا فتاه ل اا‏ aye</w:t>
         <w:br/>
         <w:t>Www.se.com.sa ‏بداية الفترة موقع الشركة‎ a ‏فيلا الروضة‎</w:t>
         <w:br/>
-        <w:t>‏للش ال كنا‎ vee ‏الوحدة‎</w:t>
-        <w:br/>
-        <w:t>‏نهاية الفترة‎</w:t>
-        <w:br/>
-        <w:t>‏لاله لشم ال‎</w:t>
+        <w:t>‎ةدحولا‏ vee ‎انك لا شلل‏</w:t>
+        <w:br/>
+        <w:t>‎ةرتفلا ةياهن‏</w:t>
+        <w:br/>
+        <w:t>‎لا مشل هلال‏</w:t>
         <w:br/>
         <w:t>١ع‎</w:t>
         <w:br/>
@@ -5238,7 +5252,7 @@
           <w:b w:val="0"/>
           <w:i w:val="0"/>
         </w:rPr>
-        <w:t>فق الحم فشان خحكحكاةملاة..١‏ لسشسس: :0225 ‎١‏ اشن القن لفدة 5</w:t>
+        <w:t>5 ةدفل نقلا نشا ‏١‎ :0225 :سسشسل ‏..١ةالمةاكحكحخ ناشف محلا قف</w:t>
       </w:r>
     </w:p>
     <w:p>
@@ -5292,7 +5306,7 @@
         </w:rPr>
         <w:t>a]</w:t>
         <w:br/>
-        <w:t>10057356068297500980002000000000030000 ‏التوقوع‎</w:t>
+        <w:t>‎عوقوتلا‏ 10057356068297500980002000000000030000</w:t>
       </w:r>
     </w:p>
     <w:p>
@@ -5309,22 +5323,22 @@
         <w:br/>
         <w:t>نه تمد ‎Oe‏ متوكل رقم ‎are‏</w:t>
         <w:br/>
-        <w:t>‏الروضهث ضة ! ‎oyna‏</w:t>
-        <w:br/>
-        <w:t>‏حي الروضه_-شارع روضة الخليج جا لشي روارو.,</w:t>
-      </w:r>
-    </w:p>
-    <w:p>
-      <w:pPr>
-        <w:jc w:val="right"/>
-        <w:bidi/>
-      </w:pPr>
-      <w:r>
-        <w:rPr>
-          <w:b w:val="0"/>
-          <w:i w:val="0"/>
-        </w:rPr>
-        <w:t>vane ‏الوحدة‎</w:t>
+        <w:t>‏oyna‎ ! ةض ثهضورلا‏</w:t>
+        <w:br/>
+        <w:t>,.وراور يشل اج جيلخلا ةضور عراش_-هضورلا يح‏</w:t>
+      </w:r>
+    </w:p>
+    <w:p>
+      <w:pPr>
+        <w:jc w:val="right"/>
+        <w:bidi/>
+      </w:pPr>
+      <w:r>
+        <w:rPr>
+          <w:b w:val="0"/>
+          <w:i w:val="0"/>
+        </w:rPr>
+        <w:t>‎ةدحولا‏ vane</w:t>
         <w:br/>
         <w:t>‎VeVopedfet ee |</w:t>
         <w:br/>
@@ -5341,7 +5355,7 @@
           <w:b w:val="0"/>
           <w:i w:val="0"/>
         </w:rPr>
-        <w:t>‎ee ene‏ | الالالال ااا</w:t>
+        <w:t>ااا لالالالا | ‏ene ee‎</w:t>
         <w:br/>
         <w:t>‎Ne‏ : 0003000000000030000 1</w:t>
       </w:r>
@@ -5356,7 +5370,7 @@
           <w:b w:val="0"/>
           <w:i w:val="0"/>
         </w:rPr>
-        <w:t>‏التوقيع ~ 0057356952297500081</w:t>
+        <w:t>0057356952297500081 ~ عيقوتلا‏</w:t>
       </w:r>
     </w:p>
     <w:p>
@@ -5373,7 +5387,7 @@
         <w:br/>
         <w:t>[صفحة 1 - OCR]</w:t>
         <w:br/>
-        <w:t>شركة أوزكو المحدودة التاريخ : 2015/11/30ص 11:16:01</w:t>
+        <w:t>11:16:01 ص2015/11/30 : خيراتلا ةدودحملا وكزوأ ةكرش</w:t>
         <w:br/>
         <w:t>‎wa ye‏ 0459 جدة ‎51١81١14‏ صفحة رقم : 1</w:t>
       </w:r>
@@ -5388,20 +5402,20 @@
           <w:b w:val="0"/>
           <w:i w:val="0"/>
         </w:rPr>
-        <w:t>الا ةا الل اا</w:t>
-      </w:r>
-    </w:p>
-    <w:p>
-      <w:pPr>
-        <w:jc w:val="right"/>
-        <w:bidi/>
-      </w:pPr>
-      <w:r>
-        <w:rPr>
-          <w:b w:val="0"/>
-          <w:i w:val="0"/>
-        </w:rPr>
-        <w:t>: ‏اليوميةالفرعية : المسلسل‎ 22015/11/30 : a</w:t>
+        <w:t>اا للا اة الا</w:t>
+      </w:r>
+    </w:p>
+    <w:p>
+      <w:pPr>
+        <w:jc w:val="right"/>
+        <w:bidi/>
+      </w:pPr>
+      <w:r>
+        <w:rPr>
+          <w:b w:val="0"/>
+          <w:i w:val="0"/>
+        </w:rPr>
+        <w:t>a : 22015/11/30 ‎لسلسملا : ةيعرفلاةيمويلا‏ :</w:t>
         <w:br/>
         <w:t>7١١ ‏شرح القيد: مصاريف منزل الشيخ/احمد زينى عن شهر نوفمبره‎</w:t>
       </w:r>
@@ -5459,9 +5473,9 @@
           <w:b w:val="0"/>
           <w:i w:val="0"/>
         </w:rPr>
-        <w:t>الأجمالى : | 50,700 700 7001 ل ]50,700 أ</w:t>
-        <w:br/>
-        <w:t>الى ‎Att‏</w:t>
+        <w:t>أ 700,50[ ل 7001 700 700,50 | : ىلامجألا</w:t>
+        <w:br/>
+        <w:t>‏Att‎ ىلا</w:t>
       </w:r>
     </w:p>
     <w:p>
@@ -5476,7 +5490,7 @@
         </w:rPr>
         <w:t>[صفحة 2 - OCR]</w:t>
         <w:br/>
-        <w:t>شركة أوزكو المحدودة</w:t>
+        <w:t>ةدودحملا وكزوأ ةكرش</w:t>
         <w:br/>
         <w:t>جدة - عمارة أوزكو</w:t>
       </w:r>
@@ -5558,11 +5572,11 @@
           <w:b w:val="0"/>
           <w:i w:val="0"/>
         </w:rPr>
-        <w:t>يصرف الى المكرم : الشيخ أحمد زيني</w:t>
+        <w:t>ينيز دمحأ خيشلا : مركملا ىلا فرصي</w:t>
         <w:br/>
         <w:t>مبلغ فقط وقدره : خمسون الف وسبعمائة ريل لاغير.</w:t>
         <w:br/>
-        <w:t>وذلك عبارة عن : المخصص الشهري - شهر ‎adsl‏ لعام 5019م .</w:t>
+        <w:t>. م5019 ماعل ‏adsl‎ رهش - يرهشلا صصخملا : نع ةرابع كلذو</w:t>
       </w:r>
     </w:p>
     <w:p>
@@ -5605,7 +5619,7 @@
         </w:rPr>
         <w:t>التاريخ : ‎NOPE‏</w:t>
         <w:br/>
-        <w:t>‏الموافق + ‎477/01/١8‏ اه</w:t>
+        <w:t>ها ‏477/01/١8‎ + قفاوملا‏</w:t>
       </w:r>
     </w:p>
     <w:p>
@@ -5620,9 +5634,9 @@
         </w:rPr>
         <w:t>[صفحة 3 - OCR]</w:t>
         <w:br/>
-        <w:t>اشركة أوزكو المحدودة</w:t>
-        <w:br/>
-        <w:t>المخصصات والعساعدات الشهرية للشيوخ والاقارب وموظفين سابقين .... الخ .</w:t>
+        <w:t>ةدودحملا وكزوأ ةكرشا</w:t>
+        <w:br/>
+        <w:t>. خلا .... نيقباس نيفظومو براقالاو خويشلل ةيرهشلا تادعاسعلاو تاصصخملا</w:t>
         <w:br/>
         <w:t>مساعدات عن شهر توفمير ‎TNO‏</w:t>
       </w:r>
@@ -5650,11 +5664,11 @@
           <w:b w:val="0"/>
           <w:i w:val="0"/>
         </w:rPr>
-        <w:t>دم عمارة الروضة</w:t>
-        <w:br/>
-        <w:t>مدام مرزوقه ارسوم تكاليف مصاريف الجامعة لاحفاد مرزوقه</w:t>
-        <w:br/>
-        <w:t>يتم التحميل على مصاريف عمارة الر</w:t>
+        <w:t>ةضورلا ةرامع مد</w:t>
+        <w:br/>
+        <w:t>هقوزرم دافحال ةعماجلا فيراصم فيلاكت موسرا هقوزرم مادم</w:t>
+        <w:br/>
+        <w:t>رلا ةرامع فيراصم ىلع ليمحتلا متي</w:t>
       </w:r>
     </w:p>
     <w:p>
@@ -5680,7 +5694,7 @@
           <w:b w:val="0"/>
           <w:i w:val="0"/>
         </w:rPr>
-        <w:t>‎Alle‏ الميحوم محمد الخجلب</w:t>
+        <w:t>بلجخلا دمحم موحيملا ‏Alle‎</w:t>
         <w:br/>
         <w:t>السر احمد ادريس</w:t>
       </w:r>
@@ -5695,22 +5709,22 @@
           <w:b w:val="0"/>
           <w:i w:val="0"/>
         </w:rPr>
-        <w:t>‏عائلة المرحوم هارون انجي</w:t>
-        <w:br/>
-        <w:t>عائلة المرحوم علي جوجو</w:t>
-      </w:r>
-    </w:p>
-    <w:p>
-      <w:pPr>
-        <w:jc w:val="right"/>
-        <w:bidi/>
-      </w:pPr>
-      <w:r>
-        <w:rPr>
-          <w:b w:val="0"/>
-          <w:i w:val="0"/>
-        </w:rPr>
-        <w:t>‏عائلة المرحوم محمد سالم بافضل</w:t>
+        <w:t>يجنا نوراه موحرملا ةلئاع‏</w:t>
+        <w:br/>
+        <w:t>وجوج يلع موحرملا ةلئاع</w:t>
+      </w:r>
+    </w:p>
+    <w:p>
+      <w:pPr>
+        <w:jc w:val="right"/>
+        <w:bidi/>
+      </w:pPr>
+      <w:r>
+        <w:rPr>
+          <w:b w:val="0"/>
+          <w:i w:val="0"/>
+        </w:rPr>
+        <w:t>لضفاب ملاس دمحم موحرملا ةلئاع‏</w:t>
       </w:r>
     </w:p>
     <w:p>
@@ -5751,45 +5765,45 @@
         </w:rPr>
         <w:t>‏رحمة ‎Cry‏ عبدالرحمن حامد زيني</w:t>
         <w:br/>
-        <w:t>السيدة / سهام حسن زيني أحساب المساعدات</w:t>
-        <w:br/>
-        <w:t>‎oly‏ / علياء محمد راجح أحساب المساعدات</w:t>
+        <w:t>تادعاسملا باسحأ ينيز نسح ماهس / ةديسلا</w:t>
+        <w:br/>
+        <w:t>تادعاسملا باسحأ حجار دمحم ءايلع / ‏oly‎</w:t>
         <w:br/>
         <w:t>‎shal‏ بنت عبدالله احمد زينى أحساب المساعدات</w:t>
         <w:br/>
         <w:t>افوزية محمد اوان 1 أحساب المشلاعدات</w:t>
         <w:br/>
-        <w:t>السيد/ اشرف زيني أحساب المساعدات</w:t>
-        <w:br/>
-        <w:t>عائلة محمود الانصاري أحساب المساعدات</w:t>
-      </w:r>
-    </w:p>
-    <w:p>
-      <w:pPr>
-        <w:jc w:val="right"/>
-        <w:bidi/>
-      </w:pPr>
-      <w:r>
-        <w:rPr>
-          <w:b w:val="0"/>
-          <w:i w:val="0"/>
-        </w:rPr>
-        <w:t>‏سام هدام واف &gt; ا« م</w:t>
-      </w:r>
-    </w:p>
-    <w:p>
-      <w:pPr>
-        <w:jc w:val="right"/>
-        <w:bidi/>
-      </w:pPr>
-      <w:r>
-        <w:rPr>
-          <w:b w:val="0"/>
-          <w:i w:val="0"/>
-        </w:rPr>
-        <w:t>‏الجمعية الخيرية لتحفيظ القران الكريم - دار أم حميد دف زيني حساب المساعدات</w:t>
-        <w:br/>
-        <w:t>الجمعية الخيرية لتحفيظ ‎Gill‏ الكريم الجموم حساب المساعدات</w:t>
+        <w:t>تادعاسملا باسحأ ينيز فرشا /ديسلا</w:t>
+        <w:br/>
+        <w:t>تادعاسملا باسحأ يراصنالا دومحم ةلئاع</w:t>
+      </w:r>
+    </w:p>
+    <w:p>
+      <w:pPr>
+        <w:jc w:val="right"/>
+        <w:bidi/>
+      </w:pPr>
+      <w:r>
+        <w:rPr>
+          <w:b w:val="0"/>
+          <w:i w:val="0"/>
+        </w:rPr>
+        <w:t>م »ا &lt; فاو ماده ماس‏</w:t>
+      </w:r>
+    </w:p>
+    <w:p>
+      <w:pPr>
+        <w:jc w:val="right"/>
+        <w:bidi/>
+      </w:pPr>
+      <w:r>
+        <w:rPr>
+          <w:b w:val="0"/>
+          <w:i w:val="0"/>
+        </w:rPr>
+        <w:t>تادعاسملا باسح ينيز فد ديمح مأ راد - ميركلا نارقلا ظيفحتل ةيريخلا ةيعمجلا‏</w:t>
+        <w:br/>
+        <w:t>تادعاسملا باسح مومجلا ميركلا ‏Gill‎ ظيفحتل ةيريخلا ةيعمجلا</w:t>
       </w:r>
     </w:p>
     <w:p>
@@ -5817,27 +5831,27 @@
         </w:rPr>
         <w:t>‎bo</w:t>
         <w:br/>
-        <w:t>‏حرم المرحوم فطين الحبيشي حساب المساعدات‎</w:t>
-        <w:br/>
-        <w:t>‏عائلة المرحوم يوسف لطفي حساب المساعدات‎</w:t>
-        <w:br/>
-        <w:t>‏عائلة المرحوم حامد رزق حسن رجب أحساب المساعدات‎</w:t>
-        <w:br/>
-        <w:t>‏انور باحبيشان حساب المساعدات‎</w:t>
-        <w:br/>
-        <w:t>‏عائلة المرحوم عبدالله داوود انجي احساب المساعدات‎</w:t>
-        <w:br/>
-        <w:t>‏أحساب المساعدات‎ dalach ‏علي‎</w:t>
-        <w:br/>
-        <w:t>‏علي سلطان أحساب المساعدات‎</w:t>
-        <w:br/>
-        <w:t>‏عائلة المرحوم باسم البلبيسي أحساب المسساعدات‎</w:t>
-        <w:br/>
-        <w:t>‏المرحوم خالد سالم باقلاقل‎ lite</w:t>
-        <w:br/>
-        <w:t>‏ورثة المرحوم ابو بكر كنجو‎</w:t>
-        <w:br/>
-        <w:t>‏السيد / محمد بدر النهدي‎</w:t>
+        <w:t>‎تادعاسملا باسح يشيبحلا نيطف موحرملا مرح‏</w:t>
+        <w:br/>
+        <w:t>‎تادعاسملا باسح يفطل فسوي موحرملا ةلئاع‏</w:t>
+        <w:br/>
+        <w:t>‎تادعاسملا باسحأ بجر نسح قزر دماح موحرملا ةلئاع‏</w:t>
+        <w:br/>
+        <w:t>‎تادعاسملا باسح ناشيبحاب رونا‏</w:t>
+        <w:br/>
+        <w:t>‎تادعاسملا باسحا يجنا دوواد هللادبع موحرملا ةلئاع‏</w:t>
+        <w:br/>
+        <w:t>‎يلع‏ dalach ‎تادعاسملا باسحأ‏</w:t>
+        <w:br/>
+        <w:t>‎تادعاسملا باسحأ ناطلس يلع‏</w:t>
+        <w:br/>
+        <w:t>‎تادعاسسملا باسحأ يسيبلبلا مساب موحرملا ةلئاع‏</w:t>
+        <w:br/>
+        <w:t>lite ‎لقالقاب ملاس دلاخ موحرملا‏</w:t>
+        <w:br/>
+        <w:t>‎وجنك ركب وبا موحرملا ةثرو‏</w:t>
+        <w:br/>
+        <w:t>‎يدهنلا ردب دمحم / ديسلا‏</w:t>
       </w:r>
     </w:p>
     <w:p>
@@ -5863,7 +5877,7 @@
           <w:b w:val="0"/>
           <w:i w:val="0"/>
         </w:rPr>
-        <w:t>‏نام ‎tom a‏ &lt;&lt; احج ها</w:t>
+        <w:t>اه جحا &gt;&gt; ‏a tom‎ مان‏</w:t>
       </w:r>
     </w:p>
     <w:p>
@@ -5906,7 +5920,7 @@
         <w:br/>
         <w:t>[صفحة 1 - OCR]</w:t>
         <w:br/>
-        <w:t>شركة أوزكو المحدودة التاريخ : 015/12/13 2ص 08:33:24</w:t>
+        <w:t>08:33:24 ص2 015/12/13 : خيراتلا ةدودحملا وكزوأ ةكرش</w:t>
       </w:r>
     </w:p>
     <w:p>
@@ -5934,9 +5948,9 @@
           <w:b w:val="0"/>
           <w:i w:val="0"/>
         </w:rPr>
-        <w:t>|[ مسلسل: 41828 0222 التلريخ :2015/12/10 اليوميةالفرعية: ' :</w:t>
-        <w:br/>
-        <w:t>رقم القيد: 1828 شرح القيد: شيك الامريكى رقم 7454 لامر المركز الطبى علاج ش١٠‏ احمد زينى</w:t>
+        <w:t>: ' :ةيعرفلاةيمويلا :2015/12/10 خيرلتلا 0222 41828 :لسلسم ]|</w:t>
+        <w:br/>
+        <w:t>ىنيز دمحا ‏١٠ش جالع ىبطلا زكرملا رمال 7454 مقر ىكيرمالا كيش :ديقلا حرش 1828 :ديقلا مقر</w:t>
       </w:r>
     </w:p>
     <w:p>
@@ -5953,20 +5967,20 @@
         <w:br/>
         <w:t>الطبى علاج ش١٠‏ احمد زينى</w:t>
         <w:br/>
-        <w:t>10031100 سامبا - الحساب الجاري شيك الامريكى رقم 4م ؛ ‎١‏ لامر المركر</w:t>
-      </w:r>
-    </w:p>
-    <w:p>
-      <w:pPr>
-        <w:jc w:val="right"/>
-        <w:bidi/>
-      </w:pPr>
-      <w:r>
-        <w:rPr>
-          <w:b w:val="0"/>
-          <w:i w:val="0"/>
-        </w:rPr>
-        <w:t>الأجمالى : | 58,000 58,000</w:t>
+        <w:t>ركرملا رمال ‏١‎ ؛ م4 مقر ىكيرمالا كيش يراجلا باسحلا - ابماس 10031100</w:t>
+      </w:r>
+    </w:p>
+    <w:p>
+      <w:pPr>
+        <w:jc w:val="right"/>
+        <w:bidi/>
+      </w:pPr>
+      <w:r>
+        <w:rPr>
+          <w:b w:val="0"/>
+          <w:i w:val="0"/>
+        </w:rPr>
+        <w:t>000,58 000,58 | : ىلامجألا</w:t>
       </w:r>
     </w:p>
     <w:p>
@@ -6141,7 +6155,7 @@
         <w:br/>
         <w:t>[صفحة 1 - OCR]</w:t>
         <w:br/>
-        <w:t>شركة أوزكو المحدودة التاريغ : 2015/12/29ص 11:38:59</w:t>
+        <w:t>11:38:59 ص2015/12/29 : غيراتلا ةدودحملا وكزوأ ةكرش</w:t>
         <w:br/>
         <w:t>ص. ب 5148949 جدة ‎YVOVE‏ صفحة رقم : 1</w:t>
         <w:br/>
@@ -6158,7 +6172,7 @@
           <w:b w:val="0"/>
           <w:i w:val="0"/>
         </w:rPr>
-        <w:t>مسلسل: 1929 التاريخ : 2015/12/29 اليوميةالفرعية ‎ :‏</w:t>
+        <w:t>‏: ‎ ةيعرفلاةيمويلا 2015/12/29 : خيراتلا 1929 :لسلسم</w:t>
         <w:br/>
         <w:t>‏رقم القيد: 1929 شرح القيد: مصاريف فيلا الشيخ/أحمد زينى عن شهر ديسمبره 501</w:t>
       </w:r>
@@ -6190,9 +6204,9 @@
           <w:b w:val="0"/>
           <w:i w:val="0"/>
         </w:rPr>
-        <w:t>الأجملي : | 50,700 50,700 |</w:t>
-        <w:br/>
-        <w:t>إجمالى اليومية العامة:</w:t>
+        <w:t>| 700,50 700,50 | : يلمجألا</w:t>
+        <w:br/>
+        <w:t>:ةماعلا ةيمويلا ىلامجإ</w:t>
       </w:r>
     </w:p>
     <w:p>
@@ -6220,7 +6234,7 @@
         </w:rPr>
         <w:t>[صفحة 2 - OCR]</w:t>
         <w:br/>
-        <w:t>OZCO CO. LTD. ‏شركة أوزكو المحدودة‎</w:t>
+        <w:t>‎ةدودحملا وكزوأ ةكرش‏ LTD. CO. OZCO</w:t>
         <w:br/>
         <w:t>JEDDAH - OZCO BUILDING ‏جدة - عمارة أوزكو‎</w:t>
       </w:r>
@@ -6261,7 +6275,7 @@
           <w:b w:val="0"/>
           <w:i w:val="0"/>
         </w:rPr>
-        <w:t>الموافق لال واه</w:t>
+        <w:t>هاو لال قفاوملا</w:t>
       </w:r>
     </w:p>
     <w:p>
@@ -6289,7 +6303,7 @@
         </w:rPr>
         <w:t>ريال</w:t>
         <w:br/>
-        <w:t>يصرف الى المكرم : الشيخ / أحمد زيني</w:t>
+        <w:t>ينيز دمحأ / خيشلا : مركملا ىلا فرصي</w:t>
         <w:br/>
         <w:t>مبلغ وقدره : خمسون الف وسبعمائة ريل لاغير ‎ra‏</w:t>
         <w:br/>
@@ -6323,24 +6337,24 @@
         </w:rPr>
         <w:t>[صفحة 3 - OCR]</w:t>
         <w:br/>
-        <w:t>شركة اوزكو المحدودة 0</w:t>
-        <w:br/>
-        <w:t>المخصصات والمساعدات الشهرية للشيوخ والاقارب وموظفين سابقين ‎PB‏ 0 :</w:t>
-      </w:r>
-    </w:p>
-    <w:p>
-      <w:pPr>
-        <w:jc w:val="right"/>
-        <w:bidi/>
-      </w:pPr>
-      <w:r>
-        <w:rPr>
-          <w:b w:val="0"/>
-          <w:i w:val="0"/>
-        </w:rPr>
-        <w:t>‎aguas‏ تكاليف مصاريف الجامعة لاحفاد مرزوقه</w:t>
-        <w:br/>
-        <w:t>أيتم التحميل على مصاريف عمارة الروضة</w:t>
+        <w:t>0 ةدودحملا وكزوا ةكرش</w:t>
+        <w:br/>
+        <w:t>: 0 ‏PB‎ نيقباس نيفظومو براقالاو خويشلل ةيرهشلا تادعاسملاو تاصصخملا</w:t>
+      </w:r>
+    </w:p>
+    <w:p>
+      <w:pPr>
+        <w:jc w:val="right"/>
+        <w:bidi/>
+      </w:pPr>
+      <w:r>
+        <w:rPr>
+          <w:b w:val="0"/>
+          <w:i w:val="0"/>
+        </w:rPr>
+        <w:t>هقوزرم دافحال ةعماجلا فيراصم فيلاكت ‏aguas‎</w:t>
+        <w:br/>
+        <w:t>ةضورلا ةرامع فيراصم ىلع ليمحتلا متيأ</w:t>
       </w:r>
     </w:p>
     <w:p>
@@ -6408,9 +6422,9 @@
           <w:b w:val="0"/>
           <w:i w:val="0"/>
         </w:rPr>
-        <w:t>‏الجمعية الخيرية اتحفيظ القران الكريم - دار ام حميد دف زيني</w:t>
-        <w:br/>
-        <w:t>الجمعية الخيرية لتحفيظ القران الكريم الجموم</w:t>
+        <w:t>ينيز فد ديمح ما راد - ميركلا نارقلا ظيفحتا ةيريخلا ةيعمجلا‏</w:t>
+        <w:br/>
+        <w:t>مومجلا ميركلا نارقلا ظيفحتل ةيريخلا ةيعمجلا</w:t>
       </w:r>
     </w:p>
     <w:p>
@@ -6466,7 +6480,7 @@
         <w:br/>
         <w:t>[صفحة 1 - OCR]</w:t>
         <w:br/>
-        <w:t>شركة أوزكو المحدودة التاريخ + 2015/12/30ص 10:31:30</w:t>
+        <w:t>10:31:30 ص2015/12/30 + خيراتلا ةدودحملا وكزوأ ةكرش</w:t>
         <w:br/>
         <w:t>ص.ب 514559 ‎YVOVE dae‏ صفحة رقم : 1</w:t>
       </w:r>
@@ -6494,9 +6508,9 @@
           <w:b w:val="0"/>
           <w:i w:val="0"/>
         </w:rPr>
-        <w:t>مسلسل: 1937 التاريخ :2015/12/29 اليوميةالفرعية+ 2 المسلسل :</w:t>
-        <w:br/>
-        <w:t>رقم ‎sn‏ :1937 شرح القبد: شيك الامريكى_رقم ‎TEV‏ لامر المركز الطبى الداولى رعاية منزلية</w:t>
+        <w:t>: لسلسملا 2 +ةيعرفلاةيمويلا :2015/12/29 خيراتلا 1937 :لسلسم</w:t>
+        <w:br/>
+        <w:t>ةيلزنم ةياعر ىلوادلا ىبطلا زكرملا رمال ‏TEV‎ مقر_ىكيرمالا كيش :دبقلا حرش :1937 ‏sn‎ مقر</w:t>
       </w:r>
     </w:p>
     <w:p>
@@ -6524,61 +6538,61 @@
           <w:b w:val="0"/>
           <w:i w:val="0"/>
         </w:rPr>
-        <w:t>الطبى الداولى رعاية منزلي</w:t>
-        <w:br/>
-        <w:t>10031100 سامبا - الحساب الجاري شيك الامريكى رقم 477 ؟ لامر المركز</w:t>
-      </w:r>
-    </w:p>
-    <w:p>
-      <w:pPr>
-        <w:jc w:val="right"/>
-        <w:bidi/>
-      </w:pPr>
-      <w:r>
-        <w:rPr>
-          <w:b w:val="0"/>
-          <w:i w:val="0"/>
-        </w:rPr>
-        <w:t>الطبى الداولى رعاية منزلي</w:t>
-      </w:r>
-    </w:p>
-    <w:p>
-      <w:pPr>
-        <w:jc w:val="right"/>
-        <w:bidi/>
-      </w:pPr>
-      <w:r>
-        <w:rPr>
-          <w:b w:val="0"/>
-          <w:i w:val="0"/>
-        </w:rPr>
-        <w:t>الأجالى: للم لاع رد 11 .</w:t>
-      </w:r>
-    </w:p>
-    <w:p>
-      <w:pPr>
-        <w:jc w:val="right"/>
-        <w:bidi/>
-      </w:pPr>
-      <w:r>
-        <w:rPr>
-          <w:b w:val="0"/>
-          <w:i w:val="0"/>
-        </w:rPr>
-        <w:t>إجمالى اليومية العامة: 1201 ,57 57,120</w:t>
-      </w:r>
-    </w:p>
-    <w:p>
-      <w:pPr>
-        <w:jc w:val="right"/>
-        <w:bidi/>
-      </w:pPr>
-      <w:r>
-        <w:rPr>
-          <w:b w:val="0"/>
-          <w:i w:val="0"/>
-        </w:rPr>
-        <w:t>المراجع</w:t>
+        <w:t>يلزنم ةياعر ىلوادلا ىبطلا</w:t>
+        <w:br/>
+        <w:t>زكرملا رمال ؟ 477 مقر ىكيرمالا كيش يراجلا باسحلا - ابماس 10031100</w:t>
+      </w:r>
+    </w:p>
+    <w:p>
+      <w:pPr>
+        <w:jc w:val="right"/>
+        <w:bidi/>
+      </w:pPr>
+      <w:r>
+        <w:rPr>
+          <w:b w:val="0"/>
+          <w:i w:val="0"/>
+        </w:rPr>
+        <w:t>يلزنم ةياعر ىلوادلا ىبطلا</w:t>
+      </w:r>
+    </w:p>
+    <w:p>
+      <w:pPr>
+        <w:jc w:val="right"/>
+        <w:bidi/>
+      </w:pPr>
+      <w:r>
+        <w:rPr>
+          <w:b w:val="0"/>
+          <w:i w:val="0"/>
+        </w:rPr>
+        <w:t>. 11 در عال ملل :ىلاجألا</w:t>
+      </w:r>
+    </w:p>
+    <w:p>
+      <w:pPr>
+        <w:jc w:val="right"/>
+        <w:bidi/>
+      </w:pPr>
+      <w:r>
+        <w:rPr>
+          <w:b w:val="0"/>
+          <w:i w:val="0"/>
+        </w:rPr>
+        <w:t>120,57 57, 1201 :ةماعلا ةيمويلا ىلامجإ</w:t>
+      </w:r>
+    </w:p>
+    <w:p>
+      <w:pPr>
+        <w:jc w:val="right"/>
+        <w:bidi/>
+      </w:pPr>
+      <w:r>
+        <w:rPr>
+          <w:b w:val="0"/>
+          <w:i w:val="0"/>
+        </w:rPr>
+        <w:t>عجارملا</w:t>
       </w:r>
     </w:p>
     <w:p>
@@ -6606,7 +6620,7 @@
         </w:rPr>
         <w:t>[صفحة 2 - OCR]</w:t>
         <w:br/>
-        <w:t>samba (0 ‏سامبا‎ Date: ‏كم‎ topiy pr. fuel</w:t>
+        <w:t>fuel pr. topiy ‎مك‏ Date: ‎ابماس‏ 0) samba</w:t>
       </w:r>
     </w:p>
     <w:p>
@@ -6675,7 +6689,7 @@
           <w:b w:val="0"/>
           <w:i w:val="0"/>
         </w:rPr>
-        <w:t>إدفعوا بموجب هذا الشيك ‎____sol‏ المركز الطبي الدولي ‎cert‏ وان</w:t>
+        <w:t>ناو ‏cert‎ يلودلا يبطلا زكرملا ‏____sol‎ كيشلا اذه بجومب اوعفدإ</w:t>
         <w:br/>
         <w:t>بلغ وق 4 - : ‎t of : te we‏ لطاع</w:t>
         <w:br/>
@@ -6709,7 +6723,7 @@
           <w:b w:val="0"/>
           <w:i w:val="0"/>
         </w:rPr>
-        <w:t>‎Signat! Za ‏التوقيعم‎</w:t>
+        <w:t>‎معيقوتلا‏ Za !Signat‎</w:t>
       </w:r>
     </w:p>
     <w:p>
@@ -6804,7 +6818,7 @@
           <w:b w:val="0"/>
           <w:i w:val="0"/>
         </w:rPr>
-        <w:t>٠ ‏المحاسية‎</w:t>
+        <w:t>‎ةيساحملا‏ ٠</w:t>
       </w:r>
     </w:p>
     <w:p>
@@ -6819,9 +6833,9 @@
         </w:rPr>
         <w:t>نرجو التكرم بصرف مبلغ 57,120 ‎Shy‏ (سبعة وخمسون ‎Ul‏ ومائة وعشرون ‎(Sky‏ نقد تحت</w:t>
         <w:br/>
-        <w:t>حساب الرعاية المنزلية الخاصة بالشيخ أحمد عباس زيني (الممرضات) في مستشفى المركز الطبي</w:t>
-        <w:br/>
-        <w:t>الدولي عن شهر يناير القادم لعام 2016م وقيد المبلغ على حساب سعادته.</w:t>
+        <w:t>يبطلا زكرملا ىفشتسم يف (تاضرمملا) ينيز سابع دمحأ خيشلاب ةصاخلا ةيلزنملا ةياعرلا باسح</w:t>
+        <w:br/>
+        <w:t>.هتداعس باسح ىلع غلبملا ديقو م2016 ماعل مداقلا رياني رهش نع يلودلا</w:t>
       </w:r>
     </w:p>
     <w:p>
@@ -6847,7 +6861,7 @@
           <w:b w:val="0"/>
           <w:i w:val="0"/>
         </w:rPr>
-        <w:t>تعميد بالموافقة</w:t>
+        <w:t>ةقفاوملاب ديمعت</w:t>
       </w:r>
     </w:p>
     <w:p>
@@ -6862,7 +6876,7 @@
         </w:rPr>
         <w:t>[صفحة 4 - OCR]</w:t>
         <w:br/>
-        <w:t>المرمكز السطبى السولي</w:t>
+        <w:t>يلوسلا ىبطسلا زكمرملا</w:t>
         <w:br/>
         <w:t>‎International Medical Center‏</w:t>
       </w:r>
@@ -7004,7 +7018,7 @@
         <w:br/>
         <w:t>[صفحة 1 - OCR]</w:t>
         <w:br/>
-        <w:t>شركة أوزكو المحدودة التاريخ : 2015/12/31م 02:43:39</w:t>
+        <w:t>02:43:39 م2015/12/31 : خيراتلا ةدودحملا وكزوأ ةكرش</w:t>
         <w:br/>
         <w:t>ص.ب 4"535ه جدة ‎YVOVE‏ صفحة رقم : 1</w:t>
         <w:br/>
@@ -7034,7 +7048,7 @@
           <w:b w:val="0"/>
           <w:i w:val="0"/>
         </w:rPr>
-        <w:t>مسلسل: 1953 التساريخ :2015/12/31 اليوميةالفرعية :</w:t>
+        <w:t>: ةيعرفلاةيمويلا :2015/12/31 خيراستلا 1953 :لسلسم</w:t>
         <w:br/>
         <w:t>‎ee‏ 1953 اشر شرع القيدة ‎dads;‏ نقدا تحت حساب الرعاية المنزلية لحرم_للشيخ/احمد زينى</w:t>
       </w:r>
@@ -7118,7 +7132,7 @@
         </w:rPr>
         <w:t>‎het!‏ : | 120001110000 لما</w:t>
         <w:br/>
-        <w:t>المحاسب</w:t>
+        <w:t>بساحملا</w:t>
         <w:br/>
         <w:t>‎١‏ - نهاية التقرير-</w:t>
       </w:r>
@@ -7133,7 +7147,7 @@
           <w:b w:val="0"/>
           <w:i w:val="0"/>
         </w:rPr>
-        <w:t>‏إجمالى اليومية العامة: }10,000 10,000</w:t>
+        <w:t>000,10 000,10{ :ةماعلا ةيمويلا ىلامجإ‏</w:t>
       </w:r>
     </w:p>
     <w:p>
@@ -7148,7 +7162,7 @@
         </w:rPr>
         <w:t>[صفحة 2 - OCR]</w:t>
         <w:br/>
-        <w:t>شركة أوزكو المحدودة ‎OZCO CO. LTD.‏</w:t>
+        <w:t>‏LTD. CO. OZCO‎ ةدودحملا وكزوأ ةكرش</w:t>
         <w:br/>
         <w:t>جدة - عمارة أوزكو ‎JEDDAH - 020 BUILDING‏</w:t>
       </w:r>
@@ -7178,20 +7192,20 @@
         </w:rPr>
         <w:t>التاريخ : 015/11/91كم</w:t>
         <w:br/>
-        <w:t>" الموافق ‎457/09/5١:‏ له</w:t>
-      </w:r>
-    </w:p>
-    <w:p>
-      <w:pPr>
-        <w:jc w:val="right"/>
-        <w:bidi/>
-      </w:pPr>
-      <w:r>
-        <w:rPr>
-          <w:b w:val="0"/>
-          <w:i w:val="0"/>
-        </w:rPr>
-        <w:t>يصرف الى المكرم : ‎5S yall‏ الدولي الطبي — مناولة يوسف الصوري</w:t>
+        <w:t>هل ‏457/09/5١:‎ قفاوملا "</w:t>
+      </w:r>
+    </w:p>
+    <w:p>
+      <w:pPr>
+        <w:jc w:val="right"/>
+        <w:bidi/>
+      </w:pPr>
+      <w:r>
+        <w:rPr>
+          <w:b w:val="0"/>
+          <w:i w:val="0"/>
+        </w:rPr>
+        <w:t>يروصلا فسوي ةلوانم — يبطلا يلودلا ‏yall 5S‎ : مركملا ىلا فرصي</w:t>
       </w:r>
     </w:p>
     <w:p>
@@ -7277,7 +7291,7 @@
           <w:b w:val="0"/>
           <w:i w:val="0"/>
         </w:rPr>
-        <w:t>المحاسية :</w:t>
+        <w:t>: ةيساحملا</w:t>
       </w:r>
     </w:p>
     <w:p>
@@ -7292,9 +7306,9 @@
         </w:rPr>
         <w:t>نرجو التكرم بصرف مبلغ 10,000 ‎Shy‏ (عشرة آلاف ‎(Shy‏ نقداً تحت حساب الرعاية</w:t>
         <w:br/>
-        <w:t>المنزلية الخاصة بالسيدة/ عاتقة محمد يحي الحرازي (ممرضات وأطباء) عن طريق</w:t>
-        <w:br/>
-        <w:t>مستشفى المركز الطبي الدولي بناء على طلب السيدة/ أم زياد وقيد المبلغ على حساب الشيخ</w:t>
+        <w:t>قيرط نع (ءابطأو تاضرمم) يزارحلا يحي دمحم ةقتاع /ةديسلاب ةصاخلا ةيلزنملا</w:t>
+        <w:br/>
+        <w:t>خيشلا باسح ىلع غلبملا ديقو دايز مأ /ةديسلا بلط ىلع ءانب يلودلا يبطلا زكرملا ىفشتسم</w:t>
         <w:br/>
         <w:t>أحمد عباس زيني الخاص.</w:t>
       </w:r>
@@ -7313,7 +7327,7 @@
         <w:br/>
         <w:t>‎ra WA</w:t>
         <w:br/>
-        <w:t>‏ش يوسف الصوري‎</w:t>
+        <w:t>‎يروصلا فسوي ش‏</w:t>
         <w:br/>
         <w:t>aa</w:t>
       </w:r>
@@ -7328,7 +7342,7 @@
           <w:b w:val="0"/>
           <w:i w:val="0"/>
         </w:rPr>
-        <w:t>تعميد بالموافقة</w:t>
+        <w:t>ةقفاوملاب ديمعت</w:t>
       </w:r>
     </w:p>
     <w:p>
@@ -7358,7 +7372,7 @@
           <w:b w:val="0"/>
           <w:i w:val="0"/>
         </w:rPr>
-        <w:t>المحاسبة :</w:t>
+        <w:t>: ةبساحملا</w:t>
       </w:r>
     </w:p>
     <w:p>
@@ -7373,9 +7387,9 @@
         </w:rPr>
         <w:t>نرجو التكرم بصرف مبلغ 10,000 ريال (عشرة آلاف ‎(Sky‏ نقد تحت حساب الرعاية</w:t>
         <w:br/>
-        <w:t>المنزلية الخاصة بالسيدة/ عاتقة محمد يحي الحرازي (ممرضات وأطباء) عن طريق</w:t>
-        <w:br/>
-        <w:t>مستشفى المركز الطبي الدولي بناء على طلب السيدة/ أم زياد وقيد المبلغ على حساب الشيخ</w:t>
+        <w:t>قيرط نع (ءابطأو تاضرمم) يزارحلا يحي دمحم ةقتاع /ةديسلاب ةصاخلا ةيلزنملا</w:t>
+        <w:br/>
+        <w:t>خيشلا باسح ىلع غلبملا ديقو دايز مأ /ةديسلا بلط ىلع ءانب يلودلا يبطلا زكرملا ىفشتسم</w:t>
         <w:br/>
         <w:t>أحمد عباس زيني الخاص.</w:t>
       </w:r>
@@ -7407,7 +7421,7 @@
         <w:br/>
         <w:t>[صفحة 1 - OCR]</w:t>
         <w:br/>
-        <w:t>شركة أوزكو المححدودة التاريخ : 2015/7/29 م 01:57:50</w:t>
+        <w:t>01:57:50 م 2015/7/29 : خيراتلا ةدودححملا وكزوأ ةكرش</w:t>
         <w:br/>
         <w:t>ص.ب 549899 جدة 5185114 صفحة رقم : 1</w:t>
         <w:br/>
@@ -7424,7 +7438,7 @@
           <w:b w:val="0"/>
           <w:i w:val="0"/>
         </w:rPr>
-        <w:t>التاريخ : 2015/7/29 اليوميةالفرعية :</w:t>
+        <w:t>: ةيعرفلاةيمويلا 2015/7/29 : خيراتلا</w:t>
         <w:br/>
         <w:t>شرح القيد:مصاريف منزل الشيخ/احمد زينى عن شهر يوليوه ‎٠١١‏</w:t>
       </w:r>
@@ -7471,7 +7485,7 @@
         </w:rPr>
         <w:t>50,700 50,700 | : ‏الأجمانسى‎</w:t>
         <w:br/>
-        <w:t>‎50,700] oad ‏اليومية‎ an</w:t>
+        <w:t>an ‎ةيمويلا‏ oad [700,50‎</w:t>
       </w:r>
     </w:p>
     <w:p>
@@ -7514,7 +7528,7 @@
           <w:b w:val="0"/>
           <w:i w:val="0"/>
         </w:rPr>
-        <w:t>شركة أوزكو المحدودة</w:t>
+        <w:t>ةدودحملا وكزوأ ةكرش</w:t>
       </w:r>
     </w:p>
     <w:p>
@@ -7555,9 +7569,9 @@
         </w:rPr>
         <w:t>التاريخ : اع كم</w:t>
         <w:br/>
-        <w:t>ار الموافى + ‎457/1١/18‏ له</w:t>
-        <w:br/>
-        <w:t>يصرف الى المكرم : الشيخ أحمد زيني</w:t>
+        <w:t>هل ‏457/1١/18‎ + ىفاوملا را</w:t>
+        <w:br/>
+        <w:t>ينيز دمحأ خيشلا : مركملا ىلا فرصي</w:t>
         <w:br/>
         <w:t>مبلغ فقط وقدره : خمسون الف ربل لاغير.</w:t>
         <w:br/>
@@ -7617,7 +7631,7 @@
         </w:rPr>
         <w:t>10095160 المخصص الشهري للشيخ أحمد زيني عن شهر يوليو ١0٠٠م‏</w:t>
         <w:br/>
-        <w:t>المجموع</w:t>
+        <w:t>عومجملا</w:t>
       </w:r>
     </w:p>
     <w:p>
@@ -7632,7 +7646,7 @@
         </w:rPr>
         <w:t>[صفحة 3 - OCR]</w:t>
         <w:br/>
-        <w:t>عائلة المرحوم محمد الخجلب</w:t>
+        <w:t>بلجخلا دمحم موحرملا ةلئاع</w:t>
         <w:br/>
         <w:t>السر احمد ادريس</w:t>
       </w:r>
@@ -7647,22 +7661,22 @@
           <w:b w:val="0"/>
           <w:i w:val="0"/>
         </w:rPr>
-        <w:t>عائلة المرحوم هارون انجي</w:t>
-        <w:br/>
-        <w:t>‎Alle‏ الميحوم علي جوجو</w:t>
-      </w:r>
-    </w:p>
-    <w:p>
-      <w:pPr>
-        <w:jc w:val="right"/>
-        <w:bidi/>
-      </w:pPr>
-      <w:r>
-        <w:rPr>
-          <w:b w:val="0"/>
-          <w:i w:val="0"/>
-        </w:rPr>
-        <w:t>عائلة المرحوم محمد ‎alls‏ يافضل</w:t>
+        <w:t>يجنا نوراه موحرملا ةلئاع</w:t>
+        <w:br/>
+        <w:t>وجوج يلع موحيملا ‏Alle‎</w:t>
+      </w:r>
+    </w:p>
+    <w:p>
+      <w:pPr>
+        <w:jc w:val="right"/>
+        <w:bidi/>
+      </w:pPr>
+      <w:r>
+        <w:rPr>
+          <w:b w:val="0"/>
+          <w:i w:val="0"/>
+        </w:rPr>
+        <w:t>لضفاي ‏alls‎ دمحم موحرملا ةلئاع</w:t>
       </w:r>
     </w:p>
     <w:p>
@@ -7703,7 +7717,7 @@
         </w:rPr>
         <w:t>‎Lea‏ بنت عبدالرحمن حامد زيني</w:t>
         <w:br/>
-        <w:t>السيدة / سهام حسن زيني</w:t>
+        <w:t>ينيز نسح ماهس / ةديسلا</w:t>
       </w:r>
     </w:p>
     <w:p>
@@ -7783,24 +7797,24 @@
           <w:b w:val="0"/>
           <w:i w:val="0"/>
         </w:rPr>
-        <w:t>‏شركة أوزكو المحدودة</w:t>
-        <w:br/>
-        <w:t>المخصصات والمساعدات الشهرية للشيوخ والاقارب وموظفين سابقين .... الخ</w:t>
-      </w:r>
-    </w:p>
-    <w:p>
-      <w:pPr>
-        <w:jc w:val="right"/>
-        <w:bidi/>
-      </w:pPr>
-      <w:r>
-        <w:rPr>
-          <w:b w:val="0"/>
-          <w:i w:val="0"/>
-        </w:rPr>
-        <w:t>‏الجمعية الخيرية لتحفيظ القران الكريم - دار ام حميد دف زيني</w:t>
-        <w:br/>
-        <w:t>الجمعية الخيرية لتحفيظ القران الكريم الجموم</w:t>
+        <w:t>ةدودحملا وكزوأ ةكرش‏</w:t>
+        <w:br/>
+        <w:t>خلا .... نيقباس نيفظومو براقالاو خويشلل ةيرهشلا تادعاسملاو تاصصخملا</w:t>
+      </w:r>
+    </w:p>
+    <w:p>
+      <w:pPr>
+        <w:jc w:val="right"/>
+        <w:bidi/>
+      </w:pPr>
+      <w:r>
+        <w:rPr>
+          <w:b w:val="0"/>
+          <w:i w:val="0"/>
+        </w:rPr>
+        <w:t>ينيز فد ديمح ما راد - ميركلا نارقلا ظيفحتل ةيريخلا ةيعمجلا‏</w:t>
+        <w:br/>
+        <w:t>مومجلا ميركلا نارقلا ظيفحتل ةيريخلا ةيعمجلا</w:t>
       </w:r>
     </w:p>
     <w:p>
@@ -7826,7 +7840,7 @@
           <w:b w:val="0"/>
           <w:i w:val="0"/>
         </w:rPr>
-        <w:t>‏حرم المرحوم فطين الحبيشي</w:t>
+        <w:t>يشيبحلا نيطف موحرملا مرح‏</w:t>
         <w:br/>
         <w:t>عائلة المرحوم يوسف لطفي</w:t>
       </w:r>
@@ -7854,7 +7868,7 @@
           <w:b w:val="0"/>
           <w:i w:val="0"/>
         </w:rPr>
-        <w:t>‏عائلة المرحوم عبدالله داوود انجي</w:t>
+        <w:t>يجنا دوواد هللادبع موحرملا ةلئاع‏</w:t>
         <w:br/>
         <w:t>علي باعجاجه</w:t>
       </w:r>
@@ -7882,13 +7896,13 @@
           <w:b w:val="0"/>
           <w:i w:val="0"/>
         </w:rPr>
-        <w:t>‏عائلة المرحوم باسم البلبيسي</w:t>
-        <w:br/>
-        <w:t>‎Rhy‏ المرحوم ابو بكر كنجو</w:t>
-        <w:br/>
-        <w:t>السيد / اشرف جابر خير الدين</w:t>
-        <w:br/>
-        <w:t>السيد / محمد ‎jay‏ النهدي</w:t>
+        <w:t>يسيبلبلا مساب موحرملا ةلئاع‏</w:t>
+        <w:br/>
+        <w:t>وجنك ركب وبا موحرملا ‏Rhy‎</w:t>
+        <w:br/>
+        <w:t>نيدلا ريخ رباج فرشا / ديسلا</w:t>
+        <w:br/>
+        <w:t>يدهنلا ‏jay‎ دمحم / ديسلا</w:t>
       </w:r>
     </w:p>
     <w:p>
@@ -7914,7 +7928,7 @@
           <w:b w:val="0"/>
           <w:i w:val="0"/>
         </w:rPr>
-        <w:t>‏عائلة المرحوم حامد رزق حسن رجب</w:t>
+        <w:t>بجر نسح قزر دماح موحرملا ةلئاع‏</w:t>
       </w:r>
     </w:p>
     <w:p>
@@ -7942,7 +7956,7 @@
           <w:b w:val="0"/>
           <w:i w:val="0"/>
         </w:rPr>
-        <w:t>OZCO CO. LTD. ‏شركة أوزكو المحدودة‎</w:t>
+        <w:t>‎ةدودحملا وكزوأ ةكرش‏ LTD. CO. OZCO</w:t>
         <w:br/>
         <w:t>JEDDAH - OZCO BUILDING ‏جدة - عمارة أوزكو‎</w:t>
         <w:br/>
@@ -7961,20 +7975,20 @@
         </w:rPr>
         <w:t>التاريخ : ‎eve Vouv/y4‏</w:t>
         <w:br/>
-        <w:t>الموافق ؛ ‎455/1١/15‏ اه</w:t>
-      </w:r>
-    </w:p>
-    <w:p>
-      <w:pPr>
-        <w:jc w:val="right"/>
-        <w:bidi/>
-      </w:pPr>
-      <w:r>
-        <w:rPr>
-          <w:b w:val="0"/>
-          <w:i w:val="0"/>
-        </w:rPr>
-        <w:t>يصرف الى المكرم : الشيخ أحمد زيني</w:t>
+        <w:t>ها ‏455/1١/15‎ ؛ قفاوملا</w:t>
+      </w:r>
+    </w:p>
+    <w:p>
+      <w:pPr>
+        <w:jc w:val="right"/>
+        <w:bidi/>
+      </w:pPr>
+      <w:r>
+        <w:rPr>
+          <w:b w:val="0"/>
+          <w:i w:val="0"/>
+        </w:rPr>
+        <w:t>ينيز دمحأ خيشلا : مركملا ىلا فرصي</w:t>
         <w:br/>
         <w:t>مبلغ فقط وقدره : خمسون ألف ريال لاغير.</w:t>
         <w:br/>
@@ -8004,7 +8018,7 @@
           <w:b w:val="0"/>
           <w:i w:val="0"/>
         </w:rPr>
-        <w:t>المستلم</w:t>
+        <w:t>ملتسملا</w:t>
       </w:r>
     </w:p>
     <w:p>
@@ -8032,7 +8046,7 @@
           <w:b w:val="0"/>
           <w:i w:val="0"/>
         </w:rPr>
-        <w:t>المجموع</w:t>
+        <w:t>عومجملا</w:t>
       </w:r>
     </w:p>
     <w:p>
@@ -8049,7 +8063,7 @@
         <w:br/>
         <w:t>[صفحة 1 - OCR]</w:t>
         <w:br/>
-        <w:t>شركة أوزكو المحدودة القاريخ : 2015/8/5 ص 08:02:50</w:t>
+        <w:t>08:02:50 ص 2015/8/5 : خيراقلا ةدودحملا وكزوأ ةكرش</w:t>
         <w:br/>
         <w:t>‎Bap 54889 ge‏ 1114 صفدة رقم : 1 '</w:t>
       </w:r>
@@ -8064,20 +8078,20 @@
           <w:b w:val="0"/>
           <w:i w:val="0"/>
         </w:rPr>
-        <w:t>ee" (ee ‏الووية‎</w:t>
-      </w:r>
-    </w:p>
-    <w:p>
-      <w:pPr>
-        <w:jc w:val="right"/>
-        <w:bidi/>
-      </w:pPr>
-      <w:r>
-        <w:rPr>
-          <w:b w:val="0"/>
-          <w:i w:val="0"/>
-        </w:rPr>
-        <w:t>التتاريسخ : 2015/8/5 اليوميةالفرعية :</w:t>
+        <w:t>‎ةيوولا‏ ee) "ee</w:t>
+      </w:r>
+    </w:p>
+    <w:p>
+      <w:pPr>
+        <w:jc w:val="right"/>
+        <w:bidi/>
+      </w:pPr>
+      <w:r>
+        <w:rPr>
+          <w:b w:val="0"/>
+          <w:i w:val="0"/>
+        </w:rPr>
+        <w:t>: ةيعرفلاةيمويلا 2015/8/5 : خسيراتتلا</w:t>
         <w:br/>
         <w:t>شرح القيد: سداد رسوم معاملات حكومية بواسطة شئون الموظفين كالمرفق 7</w:t>
       </w:r>
@@ -8096,7 +8110,7 @@
         <w:br/>
         <w:t>10031100</w:t>
         <w:br/>
-        <w:t>27001310 جاري الشيخ / أسامه زيتم</w:t>
+        <w:t>متيز هماسأ / خيشلا يراج 27001310</w:t>
       </w:r>
     </w:p>
     <w:p>
@@ -8135,9 +8149,9 @@
           <w:b w:val="0"/>
           <w:i w:val="0"/>
         </w:rPr>
-        <w:t>‏الأجماليى : | 15,550 | 15,550:-__ أ</w:t>
-        <w:br/>
-        <w:t>الى ‎at‏</w:t>
+        <w:t>أ 550:-__,15 | 550,15 | : ىيلامجألا‏</w:t>
+        <w:br/>
+        <w:t>‏at‎ ىلا</w:t>
       </w:r>
     </w:p>
     <w:p>
@@ -8152,7 +8166,7 @@
         </w:rPr>
         <w:t>[صفحة 2 - OCR]</w:t>
         <w:br/>
-        <w:t>Date: pho fay syd ‏القالية:‎</w:t>
+        <w:t>‎:ةيلاقلا‏ syd fay pho Date:</w:t>
       </w:r>
     </w:p>
     <w:p>
@@ -8193,7 +8207,7 @@
           <w:b w:val="0"/>
           <w:i w:val="0"/>
         </w:rPr>
-        <w:t>samba (§) ‏سامبا‎</w:t>
+        <w:t>‎ابماس‏ (§) samba</w:t>
       </w:r>
     </w:p>
     <w:p>
@@ -8299,7 +8313,7 @@
           <w:b w:val="0"/>
           <w:i w:val="0"/>
         </w:rPr>
-        <w:t>Signature 0 ‏التوقيم‎</w:t>
+        <w:t>‎ميقوتلا‏ 0 Signature</w:t>
       </w:r>
     </w:p>
     <w:p>
@@ -8493,17 +8507,17 @@
         <w:br/>
         <w:t>السلام عليكم ورحمة الله وبركاته وبعد..»</w:t>
         <w:br/>
-        <w:t>نأمل منكم التكرم بصرف مبلغ (15,550) ريال رسوم معاملات حكومية حسب البيان التالي:</w:t>
+        <w:t>:يلاتلا نايبلا بسح ةيموكح تالماعم موسر لاير (550,15) غلبم فرصب مركتلا مكنم لمأن</w:t>
         <w:br/>
         <w:t>‎Total Description #‏</w:t>
         <w:br/>
-        <w:t>&gt; ]&gt;1 | رسوم تجديد اقامة للسيد / ابرهيم تشان كونان 55 650</w:t>
-        <w:br/>
-        <w:t>271 | رسوم كرت العمل للسيد / ابراهيم تشان ‎OK‏ 2 2500</w:t>
-        <w:br/>
-        <w:t>‎f-‏ 3 | رسوم تجديد اقامة للسيد / سيديك كادافان ‎ne,‏ 60</w:t>
-        <w:br/>
-        <w:t>4 | رسوم كرت العمل للسيد / سيديك كادافان ‎aa‏ 3 2500</w:t>
+        <w:t>650 55 نانوك ناشت ميهربا / ديسلل ةماقا ديدجت موسر | 1&lt;[ &lt;</w:t>
+        <w:br/>
+        <w:t>2500 2 ‏OK‎ ناشت ميهاربا / ديسلل لمعلا ترك موسر | 271</w:t>
+        <w:br/>
+        <w:t>60 ‏,ne‎ نافاداك كيديس / ديسلل ةماقا ديدجت موسر | 3 ‏f-‎</w:t>
+        <w:br/>
+        <w:t>2500 3 ‏aa‎ نافاداك كيديس / ديسلل لمعلا ترك موسر | 4</w:t>
         <w:br/>
         <w:t>| 6 |رسوم تجديد اقامة للسيدة / صوفيا محمد سعيد مم 700</w:t>
         <w:br/>
@@ -8517,11 +8531,11 @@
         <w:br/>
         <w:t>1 | رسوم التامين طبي_ للسيد / سومان منهاج الدين 7 300</w:t>
         <w:br/>
-        <w:t>2 | رسوم تجديد اقامة للسيد / سامي البطراوي ‎pole‏ | 650</w:t>
-        <w:br/>
-        <w:t>3 | رسوم كرت العمل للسيد / سامي البطراوي 200</w:t>
-        <w:br/>
-        <w:t>4 | رسوم تامين طبي لأسيد / سامي البطراوي 5 1500</w:t>
+        <w:t>650 | ‏pole‎ يوارطبلا يماس / ديسلل ةماقا ديدجت موسر | 2</w:t>
+        <w:br/>
+        <w:t>200 يوارطبلا يماس / ديسلل لمعلا ترك موسر | 3</w:t>
+        <w:br/>
+        <w:t>1500 5 يوارطبلا يماس / ديسأل يبط نيمات موسر | 4</w:t>
         <w:br/>
         <w:t>5 | رسوم تاشيرة خروج وعودة للسيد / سيد ياسين نجيب شاة ( على حساب قاضي نجيب ) 200</w:t>
         <w:br/>
@@ -8533,7 +8547,7 @@
         <w:br/>
         <w:t>8 | رسوم تاشيرة خروج وعودة للسيد / يوسف عبدالرحمن الصوري 200</w:t>
         <w:br/>
-        <w:t>9 | 2 اوراق تصديق الغرفة التجارية 50-25+25 50</w:t>
+        <w:t>50 25+50-25 ةيراجتلا ةفرغلا قيدصت قاروا 2 | 9</w:t>
         <w:br/>
         <w:t>20</w:t>
         <w:br/>
@@ -8558,7 +8572,7 @@
         </w:rPr>
         <w:t>Ne,</w:t>
         <w:br/>
-        <w:t>‏مدير الموارد البشرية‎</w:t>
+        <w:t>‎ةيرشبلا دراوملا ريدم‏</w:t>
       </w:r>
     </w:p>
     <w:p>
@@ -8584,7 +8598,7 @@
           <w:b w:val="0"/>
           <w:i w:val="0"/>
         </w:rPr>
-        <w:t>محمد عبدالعزيز العماوي</w:t>
+        <w:t>يوامعلا زيزعلادبع دمحم</w:t>
       </w:r>
     </w:p>
     <w:p>
@@ -8681,7 +8695,7 @@
           <w:b w:val="0"/>
           <w:i w:val="0"/>
         </w:rPr>
-        <w:t>مبنى أوزكو - شارع الأمير سلطان مع شارع قلب الجزيرة - حي الخالدية - ص.ب 54514 جدة 207 - المملكة العربية السعودية - هاتف: 57056148 533+ - فاكس: 1561751704171+</w:t>
+        <w:t>+1561751704171 :سكاف - +533 57056148 :فتاه - ةيدوعسلا ةيبرعلا ةكلمملا - 207 ةدج 54514 ب.ص - ةيدلاخلا يح - ةريزجلا بلق عراش عم ناطلس ريمألا عراش - وكزوأ ىنبم</w:t>
         <w:br/>
         <w:t>‎Building, Prince Sultan Street with Qalb Al Jazirah Street Al-Khalidiyah District, PO.Box 54399, Jeddah 21514, Kingdom of Saudi Arabia‏ 0260</w:t>
       </w:r>
@@ -8713,7 +8727,7 @@
         <w:br/>
         <w:t>[صفحة 1 - OCR]</w:t>
         <w:br/>
-        <w:t>شركة أوزكو المحدودة التاريخ : 2015/8/10 ص 07:37:08</w:t>
+        <w:t>07:37:08 ص 2015/8/10 : خيراتلا ةدودحملا وكزوأ ةكرش</w:t>
         <w:br/>
         <w:t>صاب 1"59ه ‎YVOVE Big‏ صفحة رقم : 1</w:t>
       </w:r>
@@ -8741,9 +8755,9 @@
           <w:b w:val="0"/>
           <w:i w:val="0"/>
         </w:rPr>
-        <w:t>‏التاريخ :2015/8/10 اليوميةالفرعية :</w:t>
-        <w:br/>
-        <w:t>شر شرع القن :شيك الامريكى رقم 7194 ‎a‏ ار اميك أشي دين انع شيا</w:t>
+        <w:t>: ةيعرفلاةيمويلا :2015/8/10 خيراتلا‏</w:t>
+        <w:br/>
+        <w:t>ايش عنا نيد يشأ كيما را ‏a‎ 7194 مقر ىكيرمالا كيش: نقلا عرش رش</w:t>
       </w:r>
     </w:p>
     <w:p>
@@ -8758,13 +8772,13 @@
         </w:rPr>
         <w:t>‏10095160 .الشيخ = عباس زيني شيك ا 14 لامر ‎Boal‏ ع</w:t>
         <w:br/>
-        <w:t>الطبى الدولى /علاج الشيخ/!</w:t>
-        <w:br/>
-        <w:t>10031100 سامبا - الحساب الجاري شيك الامريكى رقم ؛ 573 لامر المركز 57,120</w:t>
-        <w:br/>
-        <w:t>الأجمالسى : | 57,120 57,120</w:t>
-        <w:br/>
-        <w:t>امل اليومية الع</w:t>
+        <w:t>!/خيشلا جالع/ ىلودلا ىبطلا</w:t>
+        <w:br/>
+        <w:t>120,57 زكرملا رمال 573 ؛ مقر ىكيرمالا كيش يراجلا باسحلا - ابماس 10031100</w:t>
+        <w:br/>
+        <w:t>120,57 120,57 | : ىسلامجألا</w:t>
+        <w:br/>
+        <w:t>علا ةيمويلا لما</w:t>
       </w:r>
     </w:p>
     <w:p>
@@ -8792,11 +8806,11 @@
         </w:rPr>
         <w:t>[صفحة 2 - OCR]</w:t>
         <w:br/>
-        <w:t>Noz 00002374 ‏قم ؛‎ samba ® ‏سامبا‎ bate: Cea fA fy stun</w:t>
-        <w:br/>
-        <w:t>Samba Financial Group ‏مجموعة سامبا المالية‎ Piace of Issue: ~ ‏حررفي:‎</w:t>
-        <w:br/>
-        <w:t>‎busine ‏ضام 5 فرع الأنالس جدة‎</w:t>
+        <w:t>stun fy fA Cea bate: ‎ابماس‏ ® samba ‎؛ مق‏ 00002374 Noz</w:t>
+        <w:br/>
+        <w:t>‎:يفررح‏ ~ Issue: of Piace ‎ةيلاملا ابماس ةعومجم‏ Group Financial Samba</w:t>
+        <w:br/>
+        <w:t>‎ةدج سلانألا عرف 5 ماض‏ busine‎</w:t>
         <w:br/>
         <w:t>0 00 ANDALUS BRANCH JEDDAH 5 3</w:t>
         <w:br/>
@@ -8834,7 +8848,7 @@
         <w:br/>
         <w:t>‘JEDDAH</w:t>
         <w:br/>
-        <w:t>Oe pot wnte Dit Line ‏ت قفا الخط‎ Signature 1 ‏التوقيع‎</w:t>
+        <w:t>‎عيقوتلا‏ 1 Signature ‎طخلا افق ت‏ Line Dit wnte pot Oe</w:t>
         <w:br/>
         <w:t>‎6 WOO000 23 ‏"لاما‎ 2OL0",008 OOOO 2473960 Oh</w:t>
       </w:r>
@@ -8890,20 +8904,20 @@
           <w:b w:val="0"/>
           <w:i w:val="0"/>
         </w:rPr>
-        <w:t>١ ‏الحطبي‎</w:t>
-      </w:r>
-    </w:p>
-    <w:p>
-      <w:pPr>
-        <w:jc w:val="right"/>
-        <w:bidi/>
-      </w:pPr>
-      <w:r>
-        <w:rPr>
-          <w:b w:val="0"/>
-          <w:i w:val="0"/>
-        </w:rPr>
-        <w:t>السركر الصولي</w:t>
+        <w:t>‎يبطحلا‏ ١</w:t>
+      </w:r>
+    </w:p>
+    <w:p>
+      <w:pPr>
+        <w:jc w:val="right"/>
+        <w:bidi/>
+      </w:pPr>
+      <w:r>
+        <w:rPr>
+          <w:b w:val="0"/>
+          <w:i w:val="0"/>
+        </w:rPr>
+        <w:t>يلوصلا ركرسلا</w:t>
         <w:br/>
         <w:t>‎International Medical Center‏</w:t>
       </w:r>
@@ -9085,7 +9099,7 @@
         <w:br/>
         <w:t>[صفحة 1 - OCR]</w:t>
         <w:br/>
-        <w:t>شركة أوزكو المحدودة التاريخ : 2015/8/9 م 12:43:04</w:t>
+        <w:t>12:43:04 م 2015/8/9 : خيراتلا ةدودحملا وكزوأ ةكرش</w:t>
         <w:br/>
         <w:t>ص,ب 5455 جدة ‎51١1١14‏ صفحة رقم : 1</w:t>
       </w:r>
@@ -9115,22 +9129,22 @@
           <w:b w:val="0"/>
           <w:i w:val="0"/>
         </w:rPr>
-        <w:t>التاريخ :2015/8/9 اليوميةالفرعية :</w:t>
-        <w:br/>
-        <w:t>شر شرع اليد :سنا ‎eB‏ قثن اح ف</w:t>
-      </w:r>
-    </w:p>
-    <w:p>
-      <w:pPr>
-        <w:jc w:val="right"/>
-        <w:bidi/>
-      </w:pPr>
-      <w:r>
-        <w:rPr>
-          <w:b w:val="0"/>
-          <w:i w:val="0"/>
-        </w:rPr>
-        <w:t>اشيسب | ا لوسب ‏ | شان ا الوضه] عمة | ‎a‏</w:t>
+        <w:t>: ةيعرفلاةيمويلا :2015/8/9 خيراتلا</w:t>
+        <w:br/>
+        <w:t>ف حا نثق ‏eB‎ انس: ديلا عرش رش</w:t>
+      </w:r>
+    </w:p>
+    <w:p>
+      <w:pPr>
+        <w:jc w:val="right"/>
+        <w:bidi/>
+      </w:pPr>
+      <w:r>
+        <w:rPr>
+          <w:b w:val="0"/>
+          <w:i w:val="0"/>
+        </w:rPr>
+        <w:t>‏a‎ | ةمع [هضولا ا ناش | ‏ بسول ا | بسيشا</w:t>
       </w:r>
     </w:p>
     <w:p>
@@ -9147,7 +9161,7 @@
         <w:br/>
         <w:t>10011000 صندوق رئيسي - جدة سداد فاتورة كهرباء ‎Si‏ احمد زينى 17,336</w:t>
         <w:br/>
-        <w:t>الأجمالى : | 17,336 | 17,336</w:t>
+        <w:t>336,17 | 336,17 | : ىلامجألا</w:t>
       </w:r>
     </w:p>
     <w:p>
@@ -9173,7 +9187,7 @@
           <w:b w:val="0"/>
           <w:i w:val="0"/>
         </w:rPr>
-        <w:t>- نهاية التقري</w:t>
+        <w:t>يرقتلا ةياهن -</w:t>
       </w:r>
     </w:p>
     <w:p>
@@ -9188,7 +9202,7 @@
         </w:rPr>
         <w:t>[صفحة 2 - OCR]</w:t>
         <w:br/>
-        <w:t>OZCO CO. LTD. ‏شركة أوزكو المحدودة‎</w:t>
+        <w:t>‎ةدودحملا وكزوأ ةكرش‏ LTD. CO. OZCO</w:t>
         <w:br/>
         <w:t>JEDDAH - 0260 BUILDING ‏جدة - عمارة أوزكو‎</w:t>
         <w:br/>
@@ -9231,7 +9245,7 @@
           <w:b w:val="0"/>
           <w:i w:val="0"/>
         </w:rPr>
-        <w:t>السيد/شريف خان</w:t>
+        <w:t>ناخ فيرش/ديسلا</w:t>
       </w:r>
     </w:p>
     <w:p>
@@ -9261,20 +9275,20 @@
         </w:rPr>
         <w:t>‎ew‏ 8 كا</w:t>
         <w:br/>
-        <w:t>الموافق : ‎455/1١/74‏ اه</w:t>
-      </w:r>
-    </w:p>
-    <w:p>
-      <w:pPr>
-        <w:jc w:val="right"/>
-        <w:bidi/>
-      </w:pPr>
-      <w:r>
-        <w:rPr>
-          <w:b w:val="0"/>
-          <w:i w:val="0"/>
-        </w:rPr>
-        <w:t>‏المستلم</w:t>
+        <w:t>ها ‏455/1١/74‎ : قفاوملا</w:t>
+      </w:r>
+    </w:p>
+    <w:p>
+      <w:pPr>
+        <w:jc w:val="right"/>
+        <w:bidi/>
+      </w:pPr>
+      <w:r>
+        <w:rPr>
+          <w:b w:val="0"/>
+          <w:i w:val="0"/>
+        </w:rPr>
+        <w:t>ملتسملا‏</w:t>
       </w:r>
     </w:p>
     <w:p>
@@ -9315,20 +9329,20 @@
           <w:b w:val="0"/>
           <w:i w:val="0"/>
         </w:rPr>
-        <w:t>‎Page | of 1‏ 2 و © 4 ‎Cg‏ 1 فاتورة إستهلاك الطاقة الكهربائية</w:t>
-      </w:r>
-    </w:p>
-    <w:p>
-      <w:pPr>
-        <w:jc w:val="right"/>
-        <w:bidi/>
-      </w:pPr>
-      <w:r>
-        <w:rPr>
-          <w:b w:val="0"/>
-          <w:i w:val="0"/>
-        </w:rPr>
-        <w:t>‏الفاتورة الإلكترونية لإستهلاك الطاقة الكهربائية</w:t>
+        <w:t>ةيئابرهكلا ةقاطلا كالهتسإ ةروتاف 1 ‏Cg‎ 4 © و 2 ‏1 of | Page‎</w:t>
+      </w:r>
+    </w:p>
+    <w:p>
+      <w:pPr>
+        <w:jc w:val="right"/>
+        <w:bidi/>
+      </w:pPr>
+      <w:r>
+        <w:rPr>
+          <w:b w:val="0"/>
+          <w:i w:val="0"/>
+        </w:rPr>
+        <w:t>ةيئابرهكلا ةقاطلا كالهتسإل ةينورتكلإلا ةروتافلا‏</w:t>
       </w:r>
     </w:p>
     <w:p>
@@ -9360,11 +9374,11 @@
         <w:br/>
         <w:t>فيلا الروضة 1436/08/11</w:t>
         <w:br/>
-        <w:t>فقستوق الوحدة0000 نهايةطقترة</w:t>
-        <w:br/>
-        <w:t>الو 1436/10/17 920001100</w:t>
-        <w:br/>
-        <w:t>هاتف الطوارئ 933</w:t>
+        <w:t>ةرتقطةياهن 0000ةدحولا قوتسقف</w:t>
+        <w:br/>
+        <w:t>920001100 1436/10/17 ولا</w:t>
+        <w:br/>
+        <w:t>933 ئراوطلا فتاه</w:t>
         <w:br/>
         <w:t>10037356068 لم | ‎wwwsecomsa‏</w:t>
       </w:r>
@@ -9422,7 +9436,7 @@
           <w:b w:val="0"/>
           <w:i w:val="0"/>
         </w:rPr>
-        <w:t>‏و لكك 471579 الل</w:t>
+        <w:t>للا 471579 ككل و‏</w:t>
       </w:r>
     </w:p>
     <w:p>
@@ -9482,7 +9496,7 @@
           <w:b w:val="0"/>
           <w:i w:val="0"/>
         </w:rPr>
-        <w:t>‏امشرعد ‎nye‏ سير للم 40 قسيمة تحسيل</w:t>
+        <w:t>ليسحت ةميسق 40 ملل ريس ‏nye‎ دعرشما‏</w:t>
         <w:br/>
         <w:t>أرجو حسم ‎Legh‏ هذة الطاتورة من حسايى نديكم رقم</w:t>
       </w:r>
@@ -9501,7 +9515,7 @@
         <w:br/>
         <w:t>10037356068 | 280000541607 |[ 1436/10/19 10057356068 | 280000541607</w:t>
         <w:br/>
-        <w:t>المبلع المطلوب 17335.98 ‎Leah‏ المطلوب</w:t>
+        <w:t>بولطملا ‏Leah‎ 17335.98 بولطملا علبملا</w:t>
       </w:r>
     </w:p>
     <w:p>
@@ -9570,7 +9584,7 @@
           <w:b w:val="0"/>
           <w:i w:val="0"/>
         </w:rPr>
-        <w:t>المشترك</w:t>
+        <w:t>كرتشملا</w:t>
       </w:r>
     </w:p>
     <w:p>
@@ -9585,20 +9599,20 @@
         </w:rPr>
         <w:t>العنوان فيلا الروضة</w:t>
         <w:br/>
-        <w:t>الوحدة ‎٠٠٠6٠٠١‏</w:t>
-      </w:r>
-    </w:p>
-    <w:p>
-      <w:pPr>
-        <w:jc w:val="right"/>
-        <w:bidi/>
-      </w:pPr>
-      <w:r>
-        <w:rPr>
-          <w:b w:val="0"/>
-          <w:i w:val="0"/>
-        </w:rPr>
-        <w:t>فاتورة إستهلاك الطاقة الكهربانيية</w:t>
+        <w:t>‏٠٠٠6٠٠١‎ ةدحولا</w:t>
+      </w:r>
+    </w:p>
+    <w:p>
+      <w:pPr>
+        <w:jc w:val="right"/>
+        <w:bidi/>
+      </w:pPr>
+      <w:r>
+        <w:rPr>
+          <w:b w:val="0"/>
+          <w:i w:val="0"/>
+        </w:rPr>
+        <w:t>ةيينابرهكلا ةقاطلا كالهتسإ ةروتاف</w:t>
       </w:r>
     </w:p>
     <w:p>
@@ -9613,9 +9627,9 @@
         </w:rPr>
         <w:t>1 Re</w:t>
         <w:br/>
-        <w:t>Tedopfeasva ‏بداية الفتبرة,‎</w:t>
-        <w:br/>
-        <w:t>052000 ‏تهاية الفتيرة,‎</w:t>
+        <w:t>‎,ةربتفلا ةيادب‏ Tedopfeasva</w:t>
+        <w:br/>
+        <w:t>‎,ةريتفلا ةياهت‏ 052000</w:t>
       </w:r>
     </w:p>
     <w:p>
@@ -9656,7 +9670,7 @@
           <w:b w:val="0"/>
           <w:i w:val="0"/>
         </w:rPr>
-        <w:t>هاتف الطوارئ ‎ary‏</w:t>
+        <w:t>‏ary‎ ئراوطلا فتاه</w:t>
         <w:br/>
         <w:t>‏موقع الشركة ‎Www.se.com.sa‏</w:t>
         <w:br/>
@@ -9698,7 +9712,7 @@
           <w:b w:val="0"/>
           <w:i w:val="0"/>
         </w:rPr>
-        <w:t>استبدال عداد</w:t>
+        <w:t>دادع لادبتسا</w:t>
         <w:br/>
         <w:t>فاتورة عدادات مجمعة</w:t>
       </w:r>
@@ -9730,7 +9744,7 @@
         <w:br/>
         <w:t>[صفحة 1 - OCR]</w:t>
         <w:br/>
-        <w:t>شركة أوزكو المحنودة</w:t>
+        <w:t>ةدونحملا وكزوأ ةكرش</w:t>
         <w:br/>
         <w:t>ص.ب 08984 ‎1١21١14 bap‏</w:t>
       </w:r>
@@ -9745,9 +9759,9 @@
           <w:b w:val="0"/>
           <w:i w:val="0"/>
         </w:rPr>
-        <w:t>التلريخ :2015/4/29 اليوميةالفرعية :</w:t>
-        <w:br/>
-        <w:t>القيد: شيك مصرفى لامر شركة العزيزية للنتجات الزراعيةمقبال حصة</w:t>
+        <w:t>: ةيعرفلاةيمويلا :2015/4/29 خيرلتلا</w:t>
+        <w:br/>
+        <w:t>ةصح لابقمةيعارزلا تاجتنلل ةيزيزعلا ةكرش رمال ىفرصم كيش :ديقلا</w:t>
         <w:br/>
         <w:t>10095160 .الشيخ أحمد عباس ‎wets)‏</w:t>
       </w:r>
@@ -9762,7 +9776,7 @@
           <w:b w:val="0"/>
           <w:i w:val="0"/>
         </w:rPr>
-        <w:t>10031100 مساميا - الحساب الجاري</w:t>
+        <w:t>يراجلا باسحلا - ايماسم 10031100</w:t>
       </w:r>
     </w:p>
     <w:p>
@@ -9790,7 +9804,7 @@
           <w:b w:val="0"/>
           <w:i w:val="0"/>
         </w:rPr>
-        <w:t>الأجدئسس :</w:t>
+        <w:t>: سسئدجألا</w:t>
       </w:r>
     </w:p>
     <w:p>
@@ -9900,7 +9914,7 @@
           <w:b w:val="0"/>
           <w:i w:val="0"/>
         </w:rPr>
-        <w:t>ee “samba ® ‏سامبا‎ vevo/eesya</w:t>
+        <w:t>vevo/eesya ‎ابماس‏ ® samba“ ee</w:t>
       </w:r>
     </w:p>
     <w:p>
@@ -9926,7 +9940,7 @@
           <w:b w:val="0"/>
           <w:i w:val="0"/>
         </w:rPr>
-        <w:t>oe x 5 Samba Financial Group ‏مجموعة 4 سامباالمالية‎ Piace of Issue</w:t>
+        <w:t>Issue of Piace ‎ةيلاملاابماس 4 ةعومجم‏ Group Financial Samba 5 x oe</w:t>
       </w:r>
     </w:p>
     <w:p>
@@ -9997,7 +10011,7 @@
         </w:rPr>
         <w:t>The Amount of Jf 2 Ofte ‏وخمسة و ستسس.ون الف وتشمائمائكة و‎ wb Leuk y U gota ‏مبلغ وقد‎</w:t>
         <w:br/>
-        <w:t>‏رسال سن‎ eK ‏أرب‎</w:t>
+        <w:t>‎برأ‏ eK ‎نس لاسر‏</w:t>
       </w:r>
     </w:p>
     <w:p>
@@ -10012,20 +10026,20 @@
         </w:rPr>
         <w:t>To:</w:t>
         <w:br/>
-        <w:t>° ated! ‏مجموعة سنامبا‎</w:t>
-      </w:r>
-    </w:p>
-    <w:p>
-      <w:pPr>
-        <w:jc w:val="right"/>
-        <w:bidi/>
-      </w:pPr>
-      <w:r>
-        <w:rPr>
-          <w:b w:val="0"/>
-          <w:i w:val="0"/>
-        </w:rPr>
-        <w:t>التوقيع تله فرع طريق ‎etal‏ عبد العزيز لس جدة</w:t>
+        <w:t>‎ابمانس ةعومجم‏ !ated °</w:t>
+      </w:r>
+    </w:p>
+    <w:p>
+      <w:pPr>
+        <w:jc w:val="right"/>
+        <w:bidi/>
+      </w:pPr>
+      <w:r>
+        <w:rPr>
+          <w:b w:val="0"/>
+          <w:i w:val="0"/>
+        </w:rPr>
+        <w:t>ةدج سل زيزعلا دبع ‏etal‎ قيرط عرف هلت عيقوتلا</w:t>
         <w:br/>
         <w:t>‎KY‏ توقل احمد ‎Corre Gat bo pow KKK‏ فروعنا بالمملكة</w:t>
       </w:r>
@@ -10096,7 +10110,7 @@
         </w:rPr>
         <w:t>Mazen Arslan</w:t>
         <w:br/>
-        <w:t>‏م م ااا ا انام امت سات‎ pS</w:t>
+        <w:t>pS ‎تاس تما مانا ا ااا م م‏</w:t>
       </w:r>
     </w:p>
     <w:p>
@@ -10148,7 +10162,7 @@
           <w:b w:val="0"/>
           <w:i w:val="0"/>
         </w:rPr>
-        <w:t>جدول الأعمال وأوراق الإجتماع ‎Subject: Fwd:‏</w:t>
+        <w:t>‏Fwd: Subject:‎ عامتجإلا قاروأو لامعألا لودج</w:t>
       </w:r>
     </w:p>
     <w:p>
@@ -10219,7 +10233,7 @@
         <w:br/>
         <w:t>To: "Mazen Arslan" &lt;Mazen.Arslan@ozco.com&gt; 1١565١896002</w:t>
         <w:br/>
-        <w:t>Subject: Fwd: ‏جدول الأعمال وأوراق الإجتماع‎</w:t>
+        <w:t>‎عامتجإلا قاروأو لامعألا لودج‏ Fwd: Subject:</w:t>
       </w:r>
     </w:p>
     <w:p>
@@ -10264,20 +10278,20 @@
         <w:br/>
         <w:t>To: "Muhidean H. Dafterdar” &lt;Muhidean.Dafterdar@ozco.com&gt;</w:t>
         <w:br/>
-        <w:t>Subject: Fwd: ‏جدول الأعمال وأوراق الإجتماع‎</w:t>
-      </w:r>
-    </w:p>
-    <w:p>
-      <w:pPr>
-        <w:jc w:val="right"/>
-        <w:bidi/>
-      </w:pPr>
-      <w:r>
-        <w:rPr>
-          <w:b w:val="0"/>
-          <w:i w:val="0"/>
-        </w:rPr>
-        <w:t>‎clay‏ نحرير الشيك باسم / شركة العزيزية للمنتجات الزراعية . حسب طلب السيد © محمد انور جان</w:t>
+        <w:t>‎عامتجإلا قاروأو لامعألا لودج‏ Fwd: Subject:</w:t>
+      </w:r>
+    </w:p>
+    <w:p>
+      <w:pPr>
+        <w:jc w:val="right"/>
+        <w:bidi/>
+      </w:pPr>
+      <w:r>
+        <w:rPr>
+          <w:b w:val="0"/>
+          <w:i w:val="0"/>
+        </w:rPr>
+        <w:t>ناج رونا دمحم © ديسلا بلط بسح . ةيعارزلا تاجتنملل ةيزيزعلا ةكرش / مساب كيشلا ريرحن ‏clay‎</w:t>
         <w:br/>
         <w:t>‎Sent from Samsung Mobile‏</w:t>
       </w:r>
@@ -10300,9 +10314,9 @@
         <w:br/>
         <w:t>To: Ossama Ahmed Zainy ,Taher Khairaldin</w:t>
         <w:br/>
-        <w:t>Subject: ‏جدول الأعمال وأوراق الإجتماع‎</w:t>
-        <w:br/>
-        <w:t>‏سعادة الأخ الفاضل أسامة زيني سلمه الله‎</w:t>
+        <w:t>‎عامتجإلا قاروأو لامعألا لودج‏ Subject:</w:t>
+        <w:br/>
+        <w:t>‎هللا هملس ينيز ةماسأ لضافلا خألا ةداعس‏</w:t>
       </w:r>
     </w:p>
     <w:p>
@@ -10356,7 +10370,7 @@
           <w:b w:val="0"/>
           <w:i w:val="0"/>
         </w:rPr>
-        <w:t>‏1- جدول أعمال يوم غد الأحد 26 ابريل ‎Mw 02 C Le‏ 04</w:t>
+        <w:t>04 ‏Le C 02 Mw‎ ليربا 26 دحألا دغ موي لامعأ لودج 1-‏</w:t>
       </w:r>
     </w:p>
     <w:p>
@@ -10382,7 +10396,7 @@
           <w:b w:val="0"/>
           <w:i w:val="0"/>
         </w:rPr>
-        <w:t>‏3- حساب التصفية وجاري حساب الشركاء والعجز المطلوب سداده</w:t>
+        <w:t>هدادس بولطملا زجعلاو ءاكرشلا باسح يراجو ةيفصتلا باسح 3-‏</w:t>
       </w:r>
     </w:p>
     <w:p>
@@ -10514,17 +10528,17 @@
           <w:b w:val="0"/>
           <w:i w:val="0"/>
         </w:rPr>
-        <w:t>Currency alas Amount ‏المبلغ‎ Please Tssue: : ‏الرجاء إصدار‎</w:t>
-        <w:br/>
-        <w:t>aric 1 : an ‏حواله سريع‎ G</w:t>
+        <w:t>‎رادصإ ءاجرلا‏ : Tssue: Please ‎غلبملا‏ Amount alas Currency</w:t>
+        <w:br/>
+        <w:t>G ‎عيرس هلاوح‏ an : 1 aric</w:t>
         <w:br/>
         <w:t>‏نا‎ Draft ‏شيك مصرفي ; ا‎ ee</w:t>
         <w:br/>
-        <w:t>١ mi ‏لا‎ Telex Transfer ١ ‏حوالة بالتلكمر‎</w:t>
+        <w:t>‎رمكلتلاب ةلاوح‏ ١ Transfer Telex ‎ال‏ mi ١</w:t>
         <w:br/>
         <w:t>Amount inwords : Account to account transfer ‏تحويل من حساب إلى حساب آخر‎ [1</w:t>
         <w:br/>
-        <w:t>Against Rayment.By: le : ‏طريقة الدفع‎</w:t>
+        <w:t>‎عفدلا ةقيرط‏ : le Rayment.By: Against</w:t>
         <w:br/>
         <w:t>Check No.: ‏اسطة شيك رق‎</w:t>
         <w:br/>
@@ -10595,7 +10609,7 @@
           <w:b w:val="0"/>
           <w:i w:val="0"/>
         </w:rPr>
-        <w:t>تفاصيل التحويل المستشيد</w:t>
+        <w:t>ديشتسملا ليوحتلا ليصافت</w:t>
       </w:r>
     </w:p>
     <w:p>
@@ -10623,15 +10637,15 @@
         </w:rPr>
         <w:t>i 95 ne race) get</w:t>
         <w:br/>
-        <w:t>Tel. No.: ‏رقم الهاتف:‎ | Beneficiary's IBAN : : ‏الرقم العالمي للحساب المصر‎</w:t>
+        <w:t>‎رصملا باسحلل يملاعلا مقرلا‏ : : IBAN s'Beneficiary | ‎:فتاهلا مقر‏ No.: Tel.</w:t>
         <w:br/>
         <w:t>Address: ‏العنوان:‎</w:t>
         <w:br/>
         <w:t>‎١ Bank's Address: -- : EM ‏نوات‎</w:t>
         <w:br/>
-        <w:t>‎Zipcode ‏الرمز البريدى‎ City ‏المدينة‎ ank's Address : ‏عنوان البتك‎</w:t>
-        <w:br/>
-        <w:t>Country ‏لوب‎ abit State City 3 ‏اليد ا د‎</w:t>
+        <w:t>‎كتبلا ناونع‏ : Address s'ank ‎ةنيدملا‏ City ‎ىديربلا زمرلا‏ Zipcode‎</w:t>
+        <w:br/>
+        <w:t>‎د ا ديلا‏ 3 City State abit ‎بول‏ Country</w:t>
       </w:r>
     </w:p>
     <w:p>
@@ -10674,33 +10688,33 @@
           <w:b w:val="0"/>
           <w:i w:val="0"/>
         </w:rPr>
-        <w:t>تطبق الشروط والأحكام الواردة خلف التموذ ج وك اتفاقية فتح الحساب.</w:t>
-      </w:r>
-    </w:p>
-    <w:p>
-      <w:pPr>
-        <w:jc w:val="right"/>
-        <w:bidi/>
-      </w:pPr>
-      <w:r>
-        <w:rPr>
-          <w:b w:val="0"/>
-          <w:i w:val="0"/>
-        </w:rPr>
-        <w:t>لمعرفة التفاصيل. يمكن مراجعة الجزء اا بالشروط والأحكام موقع</w:t>
-      </w:r>
-    </w:p>
-    <w:p>
-      <w:pPr>
-        <w:jc w:val="right"/>
-        <w:bidi/>
-      </w:pPr>
-      <w:r>
-        <w:rPr>
-          <w:b w:val="0"/>
-          <w:i w:val="0"/>
-        </w:rPr>
-        <w:t>www.samba.com ‏سامبا‎</w:t>
+        <w:t>.باسحلا حتف ةيقافتا كو ج ذومتلا فلخ ةدراولا ماكحألاو طورشلا قبطت</w:t>
+      </w:r>
+    </w:p>
+    <w:p>
+      <w:pPr>
+        <w:jc w:val="right"/>
+        <w:bidi/>
+      </w:pPr>
+      <w:r>
+        <w:rPr>
+          <w:b w:val="0"/>
+          <w:i w:val="0"/>
+        </w:rPr>
+        <w:t>عقوم ماكحألاو طورشلاب اا ءزجلا ةعجارم نكمي .ليصافتلا ةفرعمل</w:t>
+      </w:r>
+    </w:p>
+    <w:p>
+      <w:pPr>
+        <w:jc w:val="right"/>
+        <w:bidi/>
+      </w:pPr>
+      <w:r>
+        <w:rPr>
+          <w:b w:val="0"/>
+          <w:i w:val="0"/>
+        </w:rPr>
+        <w:t>‎ابماس‏ www.samba.com</w:t>
       </w:r>
     </w:p>
     <w:p>
@@ -10726,11 +10740,11 @@
           <w:b w:val="0"/>
           <w:i w:val="0"/>
         </w:rPr>
-        <w:t>الرسوم الخاصة بالبتك.</w:t>
-        <w:br/>
-        <w:t>إسم المحول:</w:t>
-        <w:br/>
-        <w:t>توقيع المحول:</w:t>
+        <w:t>.كتبلاب ةصاخلا موسرلا</w:t>
+        <w:br/>
+        <w:t>:لوحملا مسإ</w:t>
+        <w:br/>
+        <w:t>:لوحملا عيقوت</w:t>
         <w:br/>
         <w:t>رقم الهاتف:</w:t>
       </w:r>
@@ -10784,20 +10798,20 @@
           <w:b w:val="0"/>
           <w:i w:val="0"/>
         </w:rPr>
-        <w:t>‎For Bank Use Only ‏الإستخدام البينك فقط‎</w:t>
-      </w:r>
-    </w:p>
-    <w:p>
-      <w:pPr>
-        <w:jc w:val="right"/>
-        <w:bidi/>
-      </w:pPr>
-      <w:r>
-        <w:rPr>
-          <w:b w:val="0"/>
-          <w:i w:val="0"/>
-        </w:rPr>
-        <w:t>‎paw‏ الصرف</w:t>
+        <w:t>‎طقف كنيبلا مادختسإلا‏ Only Use Bank For‎</w:t>
+      </w:r>
+    </w:p>
+    <w:p>
+      <w:pPr>
+        <w:jc w:val="right"/>
+        <w:bidi/>
+      </w:pPr>
+      <w:r>
+        <w:rPr>
+          <w:b w:val="0"/>
+          <w:i w:val="0"/>
+        </w:rPr>
+        <w:t>فرصلا ‏paw‎</w:t>
         <w:br/>
         <w:t>‎Exchange Rate‏</w:t>
       </w:r>
@@ -10812,7 +10826,7 @@
           <w:b w:val="0"/>
           <w:i w:val="0"/>
         </w:rPr>
-        <w:t>‏القيمة المقابلة (ريال سفودي)</w:t>
+        <w:t>(يدوفس لاير) ةلباقملا ةميقلا‏</w:t>
         <w:br/>
         <w:t>‎Counter Value (SAR)‏</w:t>
       </w:r>
@@ -10827,7 +10841,7 @@
           <w:b w:val="0"/>
           <w:i w:val="0"/>
         </w:rPr>
-        <w:t>‏تكاليف مناولة</w:t>
+        <w:t>ةلوانم فيلاكت‏</w:t>
       </w:r>
     </w:p>
     <w:p>
@@ -10868,7 +10882,7 @@
           <w:b w:val="0"/>
           <w:i w:val="0"/>
         </w:rPr>
-        <w:t>‏مجموعة سامبا المالية شركة مساهمة سعودية رأس المال</w:t>
+        <w:t>لاملا سأر ةيدوعس ةمهاسم ةكرش ةيلاملا ابماس ةعومجم‏</w:t>
       </w:r>
     </w:p>
     <w:p>
@@ -10933,20 +10947,20 @@
           <w:b w:val="0"/>
           <w:i w:val="0"/>
         </w:rPr>
-        <w:t>‏عنوان وهاتف الكفيل: 0 عمارة أوزكو - حيا الخالدية</w:t>
-      </w:r>
-    </w:p>
-    <w:p>
-      <w:pPr>
-        <w:jc w:val="right"/>
-        <w:bidi/>
-      </w:pPr>
-      <w:r>
-        <w:rPr>
-          <w:b w:val="0"/>
-          <w:i w:val="0"/>
-        </w:rPr>
-        <w:t>‎J.‏ مدفوعات تمويل الواردات:.</w:t>
+        <w:t>ةيدلاخلا ايح - وكزوأ ةرامع 0 :ليفكلا فتاهو ناونع‏</w:t>
+      </w:r>
+    </w:p>
+    <w:p>
+      <w:pPr>
+        <w:jc w:val="right"/>
+        <w:bidi/>
+      </w:pPr>
+      <w:r>
+        <w:rPr>
+          <w:b w:val="0"/>
+          <w:i w:val="0"/>
+        </w:rPr>
+        <w:t>:.تادراولا ليومت تاعوفدم ‏J.‎</w:t>
       </w:r>
     </w:p>
     <w:p>
@@ -10987,20 +11001,20 @@
           <w:b w:val="0"/>
           <w:i w:val="0"/>
         </w:rPr>
-        <w:t>‏5] أخرى (الرجاء التحديد</w:t>
-      </w:r>
-    </w:p>
-    <w:p>
-      <w:pPr>
-        <w:jc w:val="right"/>
-        <w:bidi/>
-      </w:pPr>
-      <w:r>
-        <w:rPr>
-          <w:b w:val="0"/>
-          <w:i w:val="0"/>
-        </w:rPr>
-        <w:t>‏الغرض من التحويل</w:t>
+        <w:t>ديدحتلا ءاجرلا) ىرخأ [5‏</w:t>
+      </w:r>
+    </w:p>
+    <w:p>
+      <w:pPr>
+        <w:jc w:val="right"/>
+        <w:bidi/>
+      </w:pPr>
+      <w:r>
+        <w:rPr>
+          <w:b w:val="0"/>
+          <w:i w:val="0"/>
+        </w:rPr>
+        <w:t>ليوحتلا نم ضرغلا‏</w:t>
       </w:r>
     </w:p>
     <w:p>
@@ -11026,9 +11040,9 @@
           <w:b w:val="0"/>
           <w:i w:val="0"/>
         </w:rPr>
-        <w:t>‏1.1 تحاويل الشركات الأجنبية للخارج إستيراد ‎Remittance by Foreign Firms For Imports..,5tuay‏ ]2.0</w:t>
-        <w:br/>
-        <w:t>*. 0 تحاويل الشركات الأجنبية للخارج أغراض</w:t>
+        <w:t>2.0[ ‏5tuay,Imports.. For Firms Foreign by Remittance‎ داريتسإ جراخلل ةيبنجألا تاكرشلا ليواحت 1.1‏</w:t>
+        <w:br/>
+        <w:t>ضارغأ جراخلل ةيبنجألا تاكرشلا ليواحت 0 .*</w:t>
       </w:r>
     </w:p>
     <w:p>
@@ -11054,7 +11068,7 @@
           <w:b w:val="0"/>
           <w:i w:val="0"/>
         </w:rPr>
-        <w:t>‏8.] مبيعات للهيئات الحكومية.</w:t>
+        <w:t>.ةيموكحلا تائيهلل تاعيبم [8.‏</w:t>
       </w:r>
     </w:p>
     <w:p>
@@ -11253,7 +11267,7 @@
           <w:b w:val="0"/>
           <w:i w:val="0"/>
         </w:rPr>
-        <w:t>‎443111 40444:7 : ‏المملكة العربية السعودية هاتف : :599/499 11 431+ فأكس‎ HET) ‏المركز الرئيسي : الرياض ص.ب:17 الرياض‎ ٠١٠٠١76714 ‏السجل التجاري‎ ga paar ‏مليون ريال‎ Woes</w:t>
+        <w:t>Woes ‎لاير نويلم‏ paar ga ‎يراجتلا لجسلا‏ ٠١٠٠١76714 ‎ضايرلا :17ب.ص ضايرلا : يسيئرلا زكرملا‏ (HET ‎سكأف +431 11 :599/499 : فتاه ةيدوعسلا ةيبرعلا ةكلمملا‏ : 40444:7 443111‎</w:t>
       </w:r>
     </w:p>
     <w:p>
@@ -11279,7 +11293,7 @@
           <w:b w:val="0"/>
           <w:i w:val="0"/>
         </w:rPr>
-        <w:t>‎samba (§) ‏سامبا‎</w:t>
+        <w:t>‎ابماس‏ (§) samba‎</w:t>
       </w:r>
     </w:p>
     <w:p>

--- a/zaini_case_audit_output/outputs/word/documents/119_المسحوبات 2015 (zip).docx
+++ b/zaini_case_audit_output/outputs/word/documents/119_المسحوبات 2015 (zip).docx
@@ -5355,7 +5355,7 @@
           <w:b w:val="0"/>
           <w:i w:val="0"/>
         </w:rPr>
-        <w:t>ااا لالالالا | ‏ene ee‎</w:t>
+        <w:t>ااا لالا | ‏ene ee‎</w:t>
         <w:br/>
         <w:t>‎Ne‏ : 0003000000000030000 1</w:t>
       </w:r>

--- a/zaini_case_audit_output/outputs/word/documents/119_المسحوبات 2015 (zip).docx
+++ b/zaini_case_audit_output/outputs/word/documents/119_المسحوبات 2015 (zip).docx
@@ -2875,7 +2875,7 @@
         <w:br/>
         <w:t>‎or.‏ | الهوية</w:t>
         <w:br/>
-        <w:t>1017092733 ةينطولا ‏Ege‎</w:t>
+        <w:t>‎Ege‏ الوطنية 1017092733</w:t>
         <w:br/>
         <w:t>قحتسملا ديصرلا قحتسملا غلبملا</w:t>
         <w:br/>

--- a/zaini_case_audit_output/outputs/word/documents/119_المسحوبات 2015 (zip).docx
+++ b/zaini_case_audit_output/outputs/word/documents/119_المسحوبات 2015 (zip).docx
@@ -4266,7 +4266,7 @@
         </w:rPr>
         <w:t>‎Against this cheque 8 5 hues 1‏</w:t>
         <w:br/>
-        <w:t>مقرب ‏of order tothe‎ يلودلا يبطلا زكرملا رمأل كيشنا اذه بجومب اوعفدإ</w:t>
+        <w:t>إدفعوا بموجب هذا انشيك لأمر المركز الطبي الدولي ‎tothe order of‏ برقم</w:t>
       </w:r>
     </w:p>
     <w:p>
@@ -4364,7 +4364,7 @@
         <w:br/>
         <w:t>ىفشتسم يف (تاضرمملا) ينيز سابع دمحأ خيشلاب ةصاخلا ةيلزنملا ةياعرلا</w:t>
         <w:br/>
-        <w:t>.هتداعس باسح ىلع غلبملا ديقو م2015 ربمفون رهش نع يلودلا يبطلا زكرملا</w:t>
+        <w:t>المركز الطبي الدولي عن شهر نوفمبر 2015م وقيد المبلغ على حساب سعادته.</w:t>
       </w:r>
     </w:p>
     <w:p>
@@ -6835,7 +6835,7 @@
         <w:br/>
         <w:t>يبطلا زكرملا ىفشتسم يف (تاضرمملا) ينيز سابع دمحأ خيشلاب ةصاخلا ةيلزنملا ةياعرلا باسح</w:t>
         <w:br/>
-        <w:t>.هتداعس باسح ىلع غلبملا ديقو م2016 ماعل مداقلا رياني رهش نع يلودلا</w:t>
+        <w:t>الدولي عن شهر يناير القادم لعام 2016م وقيد المبلغ على حساب سعادته.</w:t>
       </w:r>
     </w:p>
     <w:p>
@@ -7308,7 +7308,7 @@
         <w:br/>
         <w:t>قيرط نع (ءابطأو تاضرمم) يزارحلا يحي دمحم ةقتاع /ةديسلاب ةصاخلا ةيلزنملا</w:t>
         <w:br/>
-        <w:t>خيشلا باسح ىلع غلبملا ديقو دايز مأ /ةديسلا بلط ىلع ءانب يلودلا يبطلا زكرملا ىفشتسم</w:t>
+        <w:t>مستشفى المركز الطبي الدولي بناء على طلب السيدة/ أم زياد وقيد المبلغ على حساب الشيخ</w:t>
         <w:br/>
         <w:t>أحمد عباس زيني الخاص.</w:t>
       </w:r>
@@ -7389,7 +7389,7 @@
         <w:br/>
         <w:t>قيرط نع (ءابطأو تاضرمم) يزارحلا يحي دمحم ةقتاع /ةديسلاب ةصاخلا ةيلزنملا</w:t>
         <w:br/>
-        <w:t>خيشلا باسح ىلع غلبملا ديقو دايز مأ /ةديسلا بلط ىلع ءانب يلودلا يبطلا زكرملا ىفشتسم</w:t>
+        <w:t>مستشفى المركز الطبي الدولي بناء على طلب السيدة/ أم زياد وقيد المبلغ على حساب الشيخ</w:t>
         <w:br/>
         <w:t>أحمد عباس زيني الخاص.</w:t>
       </w:r>

--- a/zaini_case_audit_output/outputs/word/documents/119_المسحوبات 2015 (zip).docx
+++ b/zaini_case_audit_output/outputs/word/documents/119_المسحوبات 2015 (zip).docx
@@ -78,7 +78,7 @@
           <w:b w:val="0"/>
           <w:i w:val="0"/>
         </w:rPr>
-        <w:t>[zip :ةقيرط - 18 :ةيلخادلا تافلملا ددع - 1ZGXAH_IzT9zrzyaxGPpVkIpLBH5FORLB.zip فيشرأ]</w:t>
+        <w:t>[أرشيف 1ZGXAH_IzT9zrzyaxGPpVkIpLBH5FORLB.zip - عدد الملفات الداخلية: 18 - طريقة: zip]</w:t>
       </w:r>
     </w:p>
     <w:p>
@@ -95,7 +95,7 @@
         <w:br/>
         <w:t>[صفحة 1 - OCR]</w:t>
         <w:br/>
-        <w:t>09:47:33 ص 2015/8/30 : خيرلتلا ةدودحملا وكزوأ ةكرش</w:t>
+        <w:t>شركة أوزكو المحدودة التلريخ : 2015/8/30 ص 09:47:33</w:t>
         <w:br/>
         <w:t>‎ge‏ 514"45 جدة ‎YVOVE‏ صفحة رقم : 1 *- .</w:t>
         <w:br/>
@@ -112,7 +112,7 @@
           <w:b w:val="0"/>
           <w:i w:val="0"/>
         </w:rPr>
-        <w:t>: ةيعرفلاةيمويلا :2015/8/30 خيراستلا</w:t>
+        <w:t>التساريخ :2015/8/30 اليوميةالفرعية :</w:t>
         <w:br/>
         <w:t>شرح القيد: مخصص فيلا الشيخ احمد زيني عن شهر اغسطس 9١١1م‏</w:t>
       </w:r>
@@ -127,7 +127,7 @@
           <w:b w:val="0"/>
           <w:i w:val="0"/>
         </w:rPr>
-        <w:t>]700,50 ]700,50 لا</w:t>
+        <w:t>ال 50,700[ 50,700[</w:t>
       </w:r>
     </w:p>
     <w:p>
@@ -185,20 +185,20 @@
         </w:rPr>
         <w:t>التاريخ : ‎15/48/5١‏ ١1م‏</w:t>
         <w:br/>
-        <w:t>‏ها18/١455/1 : ىقاوملا مبر</w:t>
-      </w:r>
-    </w:p>
-    <w:p>
-      <w:pPr>
-        <w:jc w:val="right"/>
-        <w:bidi/>
-      </w:pPr>
-      <w:r>
-        <w:rPr>
-          <w:b w:val="0"/>
-          <w:i w:val="0"/>
-        </w:rPr>
-        <w:t>ينيز سابع دمحأ خيشلا : مركملا ىلا فرصي</w:t>
+        <w:t>ربم المواقى : 18/١455/1اه‏</w:t>
+      </w:r>
+    </w:p>
+    <w:p>
+      <w:pPr>
+        <w:jc w:val="right"/>
+        <w:bidi/>
+      </w:pPr>
+      <w:r>
+        <w:rPr>
+          <w:b w:val="0"/>
+          <w:i w:val="0"/>
+        </w:rPr>
+        <w:t>يصرف الى المكرم : الشيخ أحمد عباس زيني</w:t>
         <w:br/>
         <w:t>مبلغ فقط وقدره : خمسون الف وسبعمائة ربد لاغير.</w:t>
         <w:br/>
@@ -259,20 +259,20 @@
           <w:b w:val="0"/>
           <w:i w:val="0"/>
         </w:rPr>
-        <w:t>ةدودحملا وكزوأ ةكرش</w:t>
-      </w:r>
-    </w:p>
-    <w:p>
-      <w:pPr>
-        <w:jc w:val="right"/>
-        <w:bidi/>
-      </w:pPr>
-      <w:r>
-        <w:rPr>
-          <w:b w:val="0"/>
-          <w:i w:val="0"/>
-        </w:rPr>
-        <w:t>هقوزرم دافحال ةعماجلا فيراصم فيلاكت موسرأ ‏Mewes‎</w:t>
+        <w:t>شركة أوزكو المحدودة</w:t>
+      </w:r>
+    </w:p>
+    <w:p>
+      <w:pPr>
+        <w:jc w:val="right"/>
+        <w:bidi/>
+      </w:pPr>
+      <w:r>
+        <w:rPr>
+          <w:b w:val="0"/>
+          <w:i w:val="0"/>
+        </w:rPr>
+        <w:t>‎Mewes‏ أرسوم تكاليف مصاريف الجامعة لاحفاد مرزوقه</w:t>
       </w:r>
     </w:p>
     <w:p>
@@ -287,9 +287,9 @@
         </w:rPr>
         <w:t>‏عن طريق علي زيذ</w:t>
         <w:br/>
-        <w:t>&lt;&lt; ينيز فد ديمح ما راد - ميركلا نارقلا ظيفحتل ةيريخلا ةيعمجلا</w:t>
-        <w:br/>
-        <w:t>مومجلا ميركلا نارقلا ظيفحتل ةيريخلا ةيعمجلا</w:t>
+        <w:t>الجمعية الخيرية لتحفيظ القران الكريم - دار ام حميد دف زيني &gt;&gt;</w:t>
+        <w:br/>
+        <w:t>الجمعية الخيرية لتحفيظ القران الكريم الجموم</w:t>
       </w:r>
     </w:p>
     <w:p>
@@ -319,7 +319,7 @@
         <w:br/>
         <w:t>[صفحة 1 - OCR]</w:t>
         <w:br/>
-        <w:t>11:38:34 ص 2015/9/3 : خيرلتلا ةدودحملاوكزوأ ةكرش</w:t>
+        <w:t>شركة أوزكوالمحدودة التلريخ : 2015/9/3 ص 11:38:34</w:t>
         <w:br/>
         <w:t>ص.,ب 49" 4ه ‎VVOVE Baa‏ صفحة رقم : 1 1</w:t>
       </w:r>
@@ -347,7 +347,7 @@
           <w:b w:val="0"/>
           <w:i w:val="0"/>
         </w:rPr>
-        <w:t>: لسلسملا : ةيعرفلاةيمويلا :2015/9/3 خيرالتلا</w:t>
+        <w:t>التلاريخ :2015/9/3 اليوميةالفرعية : المسلسل :</w:t>
         <w:br/>
         <w:t>شر شرع فل :دأ نك دا ‎eh ir‏ مستشلى درك ني</w:t>
       </w:r>
@@ -377,7 +377,7 @@
         </w:rPr>
         <w:t>‎a 2 : 10095160‏ 60,000</w:t>
         <w:br/>
-        <w:t>ىبطلا زكرملا ىفشتسم ىدل</w:t>
+        <w:t>لدى مستشفى المركز الطبى</w:t>
       </w:r>
     </w:p>
     <w:p>
@@ -392,22 +392,22 @@
         </w:rPr>
         <w:t>‏10011000 4 ني جدة دفعة نقدا لللايداع بحساب ش ‎٠‏ احمدزيني 60,000</w:t>
         <w:br/>
-        <w:t>ىبطلا زكرملا ىفشتسم ‏gal)‎</w:t>
-      </w:r>
-    </w:p>
-    <w:p>
-      <w:pPr>
-        <w:jc w:val="right"/>
-        <w:bidi/>
-      </w:pPr>
-      <w:r>
-        <w:rPr>
-          <w:b w:val="0"/>
-          <w:i w:val="0"/>
-        </w:rPr>
-        <w:t>‎ىثمجألا‏ : | 000,60 | 000,60 [000,60 HS‎</w:t>
-        <w:br/>
-        <w:t>‎ىلا‏ aa‎</w:t>
+        <w:t>‎(gal‏ مستشفى المركز الطبى</w:t>
+      </w:r>
+    </w:p>
+    <w:p>
+      <w:pPr>
+        <w:jc w:val="right"/>
+        <w:bidi/>
+      </w:pPr>
+      <w:r>
+        <w:rPr>
+          <w:b w:val="0"/>
+          <w:i w:val="0"/>
+        </w:rPr>
+        <w:t>‎HS 60,000] 60,000 | 60,000 | : ‏الأجمثى‎</w:t>
+        <w:br/>
+        <w:t>‎aa ‏الى‎</w:t>
       </w:r>
     </w:p>
     <w:p>
@@ -435,7 +435,7 @@
         </w:rPr>
         <w:t>[صفحة 2 - OCR]</w:t>
         <w:br/>
-        <w:t>‎ةدودحملا وكزوأ ةكرش‏ LTD. CO. OZCO</w:t>
+        <w:t>OZCO CO. LTD. ‏شركة أوزكو المحدودة‎</w:t>
         <w:br/>
         <w:t>JEDDAH - OZCO BUILDING ‏جدة - عمارة أوزكو‎</w:t>
         <w:br/>
@@ -465,9 +465,9 @@
           <w:b w:val="0"/>
           <w:i w:val="0"/>
         </w:rPr>
-        <w:t>ها14537/11/15 : قفاوملا لاير</w:t>
-        <w:br/>
-        <w:t>لافوك دلاخ ةلوانم يلودلا يبطلا زكرملا يفشتسم : مركملا ىلا فرصي</w:t>
+        <w:t>ريال الموافق : 14537/11/15اه</w:t>
+        <w:br/>
+        <w:t>يصرف الى المكرم : مستشفي المركز الطبي الدولي مناولة خالد كوفال</w:t>
         <w:br/>
         <w:t>مبلغ فقط وقدره : ستون الف ربل لاغير.</w:t>
         <w:br/>
@@ -514,7 +514,7 @@
           <w:b w:val="0"/>
           <w:i w:val="0"/>
         </w:rPr>
-        <w:t>+ ةهبساحملا</w:t>
+        <w:t>المحاسبهة +</w:t>
         <w:br/>
         <w:t>نرجو التكرم بصرف مبلغ 60,000 ريال (ستون ألف ‎(Sly‏ نقد لإيداعه في حساب</w:t>
       </w:r>
@@ -529,7 +529,7 @@
           <w:b w:val="0"/>
           <w:i w:val="0"/>
         </w:rPr>
-        <w:t>ةيلزنملا ةياعرلا باسح تحت يلودلا يبطلا زكرملا ىفشتسم ىدل ينيز سابع دمحأ خيشلا</w:t>
+        <w:t>الشيخ أحمد عباس زيني لدى مستشفى المركز الطبي الدولي تحت حساب الرعاية المنزلية</w:t>
         <w:br/>
         <w:t>(الممرضات) بناء على مطالبة المستشفى حسب المرفق وقيد المبلغ على حساب الشيخ</w:t>
       </w:r>
@@ -559,7 +559,7 @@
         </w:rPr>
         <w:t>[صفحة 4 - OCR]</w:t>
         <w:br/>
-        <w:t>يلوسلا يبطسلا ‏a‎</w:t>
+        <w:t>‎a‏ السطبي السولي</w:t>
         <w:br/>
         <w:t>‎International Medical Center‏</w:t>
       </w:r>
@@ -629,7 +629,7 @@
         </w:rPr>
         <w:t>[صفحة 5 - OCR]</w:t>
         <w:br/>
-        <w:t>يلودلا يبطلا ‏ll‎</w:t>
+        <w:t>‎ll‏ الطبي الدولي</w:t>
       </w:r>
     </w:p>
     <w:p>
@@ -885,7 +885,7 @@
           <w:b w:val="0"/>
           <w:i w:val="0"/>
         </w:rPr>
-        <w:t>؟ ةيدومسلا ذنب‏</w:t>
+        <w:t>‏بنذ السمودية ؟</w:t>
       </w:r>
     </w:p>
     <w:p>
@@ -1073,7 +1073,7 @@
           <w:b w:val="0"/>
           <w:i w:val="0"/>
         </w:rPr>
-        <w:t>يلودلا ‏pull‎ ركرملا</w:t>
+        <w:t>المركر ‎pull‏ الدولي</w:t>
       </w:r>
     </w:p>
     <w:p>
@@ -1305,7 +1305,7 @@
         <w:br/>
         <w:t>[صفحة 1 - OCR]</w:t>
         <w:br/>
-        <w:t>01:06:44 م 2015/9/20 : خيراتلا ةدودحملا وكزوأ ةكرش</w:t>
+        <w:t>شركة أوزكو المحدودة التاريخ : 2015/9/20 م 01:06:44</w:t>
         <w:br/>
         <w:t>‎ge‏ 4"945ه ‎TVONE Bap‏ 0 صفحة رقم ‎Ts‏</w:t>
         <w:br/>
@@ -1354,20 +1354,20 @@
         </w:rPr>
         <w:t>_الاأجمعى: ‏ 50,700 50,7001</w:t>
         <w:br/>
-        <w:t>ةماعلا ةيمويا ىلا</w:t>
-      </w:r>
-    </w:p>
-    <w:p>
-      <w:pPr>
-        <w:jc w:val="right"/>
-        <w:bidi/>
-      </w:pPr>
-      <w:r>
-        <w:rPr>
-          <w:b w:val="0"/>
-          <w:i w:val="0"/>
-        </w:rPr>
-        <w:t>-ريرفقتلا ةياهن -</w:t>
+        <w:t>الى ايومية العامة</w:t>
+      </w:r>
+    </w:p>
+    <w:p>
+      <w:pPr>
+        <w:jc w:val="right"/>
+        <w:bidi/>
+      </w:pPr>
+      <w:r>
+        <w:rPr>
+          <w:b w:val="0"/>
+          <w:i w:val="0"/>
+        </w:rPr>
+        <w:t>- نهاية التقفرير-</w:t>
       </w:r>
     </w:p>
     <w:p>
@@ -1382,7 +1382,7 @@
         </w:rPr>
         <w:t>[صفحة 2 - OCR]</w:t>
         <w:br/>
-        <w:t>ةدودحملا وكزوأ ةكرش</w:t>
+        <w:t>شركة أوزكو المحدودة</w:t>
         <w:br/>
         <w:t>جدة - عمارة ‎Sis)‏</w:t>
       </w:r>
@@ -1423,7 +1423,7 @@
           <w:b w:val="0"/>
           <w:i w:val="0"/>
         </w:rPr>
-        <w:t>ينيز دمحأ خيشلا : مركملا ىلا فرصي</w:t>
+        <w:t>يصرف الى المكرم : الشيخ أحمد زيني</w:t>
         <w:br/>
         <w:t>مبلغ فقط وقدره :خمسون الف وسبعمائة ريال لاغير.</w:t>
       </w:r>
@@ -1481,7 +1481,7 @@
         </w:rPr>
         <w:t>التاريخ : ١1015/1/7م‏</w:t>
         <w:br/>
-        <w:t>‏AVENE‎ + قفاوملا</w:t>
+        <w:t>الموافق + ‎AVENE‏</w:t>
       </w:r>
     </w:p>
     <w:p>
@@ -1535,7 +1535,7 @@
         </w:rPr>
         <w:t>[صفحة 3 - OCR]</w:t>
         <w:br/>
-        <w:t>‏F‎ 7 1 ةدودحملا وكزوأ ةكرش</w:t>
+        <w:t>شركة أوزكو المحدودة 1 7 ‎F‏</w:t>
         <w:br/>
         <w:t>1 خلا .... نيقباس نيفظومو براقالاو خويشلل ةيرهشلا تادعاسملاو تاصصخملا‏</w:t>
       </w:r>
@@ -1550,7 +1550,7 @@
           <w:b w:val="0"/>
           <w:i w:val="0"/>
         </w:rPr>
-        <w:t>بلجخلا دمحم موحرملا ةلئاع</w:t>
+        <w:t>عائلة المرحوم محمد الخجلب</w:t>
         <w:br/>
         <w:t>‎deal pall‏ ادريس</w:t>
       </w:r>
@@ -1565,9 +1565,9 @@
           <w:b w:val="0"/>
           <w:i w:val="0"/>
         </w:rPr>
-        <w:t>يجنا نوراه موحرملا ةلئاع</w:t>
-        <w:br/>
-        <w:t>وجوج يلع موحرملا ةلئاع</w:t>
+        <w:t>عائلة المرحوم هارون انجي</w:t>
+        <w:br/>
+        <w:t>عائلة المرحوم علي جوجو</w:t>
       </w:r>
     </w:p>
     <w:p>
@@ -1624,9 +1624,9 @@
           <w:b w:val="0"/>
           <w:i w:val="0"/>
         </w:rPr>
-        <w:t>ينيز فد ديمح ما راد - ميركلا نارقلا ظيفحتل ةيريخلا ةيعمجلا</w:t>
-        <w:br/>
-        <w:t>مومجلا ميركلا نارقلا ظيفحتل ةيريخلا ةيعمجلا</w:t>
+        <w:t>الجمعية الخيرية لتحفيظ القران الكريم - دار ام حميد دف زيني</w:t>
+        <w:br/>
+        <w:t>الجمعية الخيرية لتحفيظ القران الكريم الجموم</w:t>
         <w:br/>
         <w:t>رحمة بنت محمد عثمان زيني</w:t>
       </w:r>
@@ -1641,7 +1641,7 @@
           <w:b w:val="0"/>
           <w:i w:val="0"/>
         </w:rPr>
-        <w:t>يشيبحلا نيطف موحرملا مرح</w:t>
+        <w:t>حرم المرحوم فطين الحبيشي</w:t>
       </w:r>
     </w:p>
     <w:p>
@@ -1667,7 +1667,7 @@
           <w:b w:val="0"/>
           <w:i w:val="0"/>
         </w:rPr>
-        <w:t>بجر نسح قزر دماح موحبرملا ةلئاع</w:t>
+        <w:t>عائلة المربحوم حامد رزق حسن رجب</w:t>
         <w:br/>
         <w:t>انور باحبيشان</w:t>
       </w:r>
@@ -1682,7 +1682,7 @@
           <w:b w:val="0"/>
           <w:i w:val="0"/>
         </w:rPr>
-        <w:t>يجنا دوواد هللادبع موحرملا ةلئاع</w:t>
+        <w:t>عائلة المرحوم عبدالله داوود انجي</w:t>
       </w:r>
     </w:p>
     <w:p>
@@ -1727,7 +1727,7 @@
         <w:br/>
         <w:t>[صفحة 1 - OCR]</w:t>
         <w:br/>
-        <w:t>11:00:23 ص 2015/10/8 : خيراستلا ةدودحملاوكزوا ةكرش</w:t>
+        <w:t>شركة اوزكوالمحدودة التساريخ : 2015/10/8 ص 11:00:23</w:t>
         <w:br/>
         <w:t>‎ue‏ 14"99ه ‎Bap‏ 4١ه١؟‏ صفحة رقم : 1</w:t>
         <w:br/>
@@ -1744,20 +1744,20 @@
           <w:b w:val="0"/>
           <w:i w:val="0"/>
         </w:rPr>
-        <w:t>: ةيعرفلاةيمويلا :2015/10/8 خيراتلا 1479 :لسلسم</w:t>
-      </w:r>
-    </w:p>
-    <w:p>
-      <w:pPr>
-        <w:jc w:val="right"/>
-        <w:bidi/>
-      </w:pPr>
-      <w:r>
-        <w:rPr>
-          <w:b w:val="0"/>
-          <w:i w:val="0"/>
-        </w:rPr>
-        <w:t>‏pat‎ هاك ‏See‎ ديقلا حرش 1479 ا</w:t>
+        <w:t>مسلسل: 1479 التاريخ :2015/10/8 اليوميةالفرعية :</w:t>
+      </w:r>
+    </w:p>
+    <w:p>
+      <w:pPr>
+        <w:jc w:val="right"/>
+        <w:bidi/>
+      </w:pPr>
+      <w:r>
+        <w:rPr>
+          <w:b w:val="0"/>
+          <w:i w:val="0"/>
+        </w:rPr>
+        <w:t>ا 1479 شرح القيد ‎See‏ كاه ‎pat‏</w:t>
       </w:r>
     </w:p>
     <w:p>
@@ -1793,7 +1793,7 @@
         <w:br/>
         <w:t>منزلة حتى ‎١١5/٠١/7‏ 1م حس</w:t>
         <w:br/>
-        <w:t>| 31000] 312000 | : ىيلامجألا</w:t>
+        <w:t>الأجماليى : | 312000 [31000 |</w:t>
         <w:br/>
         <w:t>حك</w:t>
       </w:r>
@@ -1823,7 +1823,7 @@
         </w:rPr>
         <w:t>[صفحة 2 - OCR]</w:t>
         <w:br/>
-        <w:t>‎لت رويس‏ e\te/ Ve bate: ‎ابماس‏ )9( samba mss» 00002405 Nec</w:t>
+        <w:t>Nec 00002405 «mss samba )9( ‏سامبا‎ bate: Ve te/\e ‏سيور تل‎</w:t>
       </w:r>
     </w:p>
     <w:p>
@@ -2030,7 +2030,7 @@
           <w:b w:val="0"/>
           <w:i w:val="0"/>
         </w:rPr>
-        <w:t>‏٠‎ ةيساحملا</w:t>
+        <w:t>المحاسية ‎٠‏</w:t>
         <w:br/>
         <w:t>‏نرجو التكرم بصرف مبلغ 31,000 ريال (واحد وثلاثون ألف ‎(Shy‏ للدكتور/ طارق نياز</w:t>
       </w:r>
@@ -2092,7 +2092,7 @@
         <w:br/>
         <w:t>[صفحة 1 - OCR]</w:t>
         <w:br/>
-        <w:t>09:08:22 ص2015/10/19 : خيراتلا ةدودحملا وكزوأ ةكرش</w:t>
+        <w:t>شركة أوزكو المحدودة التاريخ : 2015/10/19ص 09:08:22</w:t>
         <w:br/>
         <w:t>‎ge‏ 4"949ه جدة 514 ١1؟‏ صفحة رقم : 1</w:t>
       </w:r>
@@ -2120,7 +2120,7 @@
           <w:b w:val="0"/>
           <w:i w:val="0"/>
         </w:rPr>
-        <w:t>: "2 ةيعرفلاةيمويلا 2015/10/19 : خيراتلا 1520 :لسلسم</w:t>
+        <w:t>مسلسل: 1520 التاريخ : 2015/10/19 اليوميةالفرعية 2" :</w:t>
         <w:br/>
         <w:t>‎ets‏ 1520 شرح القيد:قيمة استهلاك المياه لفيلا الشيخ أحمد عباس زيني حسب المرفق -</w:t>
       </w:r>
@@ -2173,7 +2173,7 @@
         </w:rPr>
         <w:t>[صفحة 2 - OCR]</w:t>
         <w:br/>
-        <w:t>0260 ‏LTD.‎ ةدودحملا وكزوأ ةكرش</w:t>
+        <w:t>شركة أوزكو المحدودة ‎LTD.‏ 0260</w:t>
         <w:br/>
         <w:t>جدة - عمارة أوزكو ‎JEDDAH - 0260 BUILDING‏</w:t>
         <w:br/>
@@ -2203,20 +2203,20 @@
           <w:b w:val="0"/>
           <w:i w:val="0"/>
         </w:rPr>
-        <w:t>1 5؟37//:1/03 : قفاوملا لاير</w:t>
-      </w:r>
-    </w:p>
-    <w:p>
-      <w:pPr>
-        <w:jc w:val="right"/>
-        <w:bidi/>
-      </w:pPr>
-      <w:r>
-        <w:rPr>
-          <w:b w:val="0"/>
-          <w:i w:val="0"/>
-        </w:rPr>
-        <w:t>ةايملا ةكرش بودنم : مركملا ىلا فرصي</w:t>
+        <w:t>ريال الموافق : 37//:1/03؟5 1</w:t>
+      </w:r>
+    </w:p>
+    <w:p>
+      <w:pPr>
+        <w:jc w:val="right"/>
+        <w:bidi/>
+      </w:pPr>
+      <w:r>
+        <w:rPr>
+          <w:b w:val="0"/>
+          <w:i w:val="0"/>
+        </w:rPr>
+        <w:t>يصرف الى المكرم : مندوب شركة المياة</w:t>
         <w:br/>
         <w:t>مبلغ فقط وقدره : ثلاثة عشرة الف وتسعمائة وثمانية ريال و ‎٠١‏ هلله لاغير.</w:t>
         <w:br/>
@@ -2289,7 +2289,7 @@
           <w:b w:val="0"/>
           <w:i w:val="0"/>
         </w:rPr>
-        <w:t>ةينطولا هايملا ةكرش</w:t>
+        <w:t>شركة المياه الوطنية</w:t>
       </w:r>
     </w:p>
     <w:p>
@@ -2315,7 +2315,7 @@
           <w:b w:val="0"/>
           <w:i w:val="0"/>
         </w:rPr>
-        <w:t>‎ضيق لاصيإ‏ Receipt Payment</w:t>
+        <w:t>Payment Receipt ‏إيصال قيض‎</w:t>
         <w:br/>
         <w:t>1 /</w:t>
         <w:br/>
@@ -2349,7 +2349,7 @@
           <w:b w:val="0"/>
           <w:i w:val="0"/>
         </w:rPr>
-        <w:t>عفدلا لاصيإ ليصافت</w:t>
+        <w:t>تفاصيل إيصال الدفع</w:t>
       </w:r>
     </w:p>
     <w:p>
@@ -2424,9 +2424,9 @@
           <w:b w:val="0"/>
           <w:i w:val="0"/>
         </w:rPr>
-        <w:t>21111 )++ راقعلا ةليصوت مقرلالا‏</w:t>
-        <w:br/>
-        <w:t>عفدلا لاصيإ ليصافت</w:t>
+        <w:t>‏الالرقم توصيلة العقار ++( 21111</w:t>
+        <w:br/>
+        <w:t>تفاصيل إيصال الدفع</w:t>
       </w:r>
     </w:p>
     <w:p>
@@ -2456,7 +2456,7 @@
           <w:b w:val="0"/>
           <w:i w:val="0"/>
         </w:rPr>
-        <w:t>ديصرلا ةيقافتالا ليصافت‏</w:t>
+        <w:t>‏تفاصيل الاتفاقية الرصيد</w:t>
         <w:br/>
         <w:t>‎Balance Service Description‏</w:t>
         <w:br/>
@@ -2473,7 +2473,7 @@
           <w:b w:val="0"/>
           <w:i w:val="0"/>
         </w:rPr>
-        <w:t>ابتملا غلب عوفدملا غلب‏</w:t>
+        <w:t>‏بلغ المدفوع بلغ المتبا</w:t>
         <w:br/>
         <w:t>‎Remaining Balance Payment Amount‏</w:t>
       </w:r>
@@ -2501,7 +2501,7 @@
           <w:b w:val="0"/>
           <w:i w:val="0"/>
         </w:rPr>
-        <w:t>‏SAR‎ 908.10,13 عوفسملا غلبملا‏</w:t>
+        <w:t>‏المبلغ المسفوع 13,908.10 ‎SAR‏</w:t>
       </w:r>
     </w:p>
     <w:p>
@@ -2527,7 +2527,7 @@
           <w:b w:val="0"/>
           <w:i w:val="0"/>
         </w:rPr>
-        <w:t>عفدلا ةانق فرعم | 5 فرحألاب عوفدملا غلبملا‏</w:t>
+        <w:t>‏المبلغ المدفوع بالأحرف 5 | معرف قناة الدفع</w:t>
       </w:r>
     </w:p>
     <w:p>
@@ -2594,7 +2594,7 @@
           <w:b w:val="0"/>
           <w:i w:val="0"/>
         </w:rPr>
-        <w:t>يلاحلا قايسل+</w:t>
+        <w:t>+لسياق الحالي</w:t>
         <w:br/>
         <w:t>-المعلومات المالية</w:t>
       </w:r>
@@ -2609,7 +2609,7 @@
           <w:b w:val="0"/>
           <w:i w:val="0"/>
         </w:rPr>
-        <w:t>5 ‏SAR‎ 420.10,33 يلاحلا ديصرلا</w:t>
+        <w:t>الرصيد الحالي 33,420.10 ‎SAR‏ 5</w:t>
       </w:r>
     </w:p>
     <w:p>
@@ -2637,20 +2637,20 @@
         </w:rPr>
         <w:t>آخر 6,199 19/09/1436 33,420.10 ‎SAR‏ تاريخ الاستحقاق 29/11/1436</w:t>
         <w:br/>
-        <w:t>‏SAR‎ 424.00,28 ,29/03/1436 ةقباسلا ةروتافلا</w:t>
-      </w:r>
-    </w:p>
-    <w:p>
-      <w:pPr>
-        <w:jc w:val="right"/>
-        <w:bidi/>
-      </w:pPr>
-      <w:r>
-        <w:rPr>
-          <w:b w:val="0"/>
-          <w:i w:val="0"/>
-        </w:rPr>
-        <w:t>06/01/1437 ةيلاتلا ةروتافلا خيرات</w:t>
+        <w:t>الفاتورة السابقة 29/03/1436, 28,424.00 ‎SAR‏</w:t>
+      </w:r>
+    </w:p>
+    <w:p>
+      <w:pPr>
+        <w:jc w:val="right"/>
+        <w:bidi/>
+      </w:pPr>
+      <w:r>
+        <w:rPr>
+          <w:b w:val="0"/>
+          <w:i w:val="0"/>
+        </w:rPr>
+        <w:t>تاريخ الفاتورة التالية 06/01/1437</w:t>
       </w:r>
     </w:p>
     <w:p>
@@ -2730,11 +2730,11 @@
         </w:rPr>
         <w:t>بمعلومات العقار</w:t>
         <w:br/>
-        <w:t>باسحلل يلاملا خيراتلا-</w:t>
-        <w:br/>
-        <w:t>يلاحلا غلبملا ةيلاملا ةلماعملا عون تارخأتملا خيرات</w:t>
-        <w:br/>
-        <w:t>‏10,420,SAR33‎ ةروتافلا عطقم | 19/09/1436 6</w:t>
+        <w:t>-التاريخ المالي للحساب</w:t>
+        <w:br/>
+        <w:t>تاريخ المتأخرات نوع المعاملة المالية المبلغ الحالي</w:t>
+        <w:br/>
+        <w:t>6 19/09/1436 | مقطع الفاتورة ‎SAR33,420,10‏</w:t>
         <w:br/>
         <w:t>‏10/5/2015</w:t>
       </w:r>
@@ -2749,7 +2749,7 @@
           <w:b w:val="0"/>
           <w:i w:val="0"/>
         </w:rPr>
-        <w:t>يلاحلا ديصرلا</w:t>
+        <w:t>الرصيد الحالي</w:t>
         <w:br/>
         <w:t>‎SAR33,420.10‏</w:t>
       </w:r>
@@ -2764,7 +2764,7 @@
           <w:b w:val="0"/>
           <w:i w:val="0"/>
         </w:rPr>
-        <w:t>abl ‎دادعلا‏ J</w:t>
+        <w:t>J ‏العداد‎ abl</w:t>
       </w:r>
     </w:p>
     <w:p>
@@ -2789,7 +2789,7 @@
         <w:br/>
         <w:t>‎(ariMeD] S| Bis‏ رقم</w:t>
         <w:br/>
-        <w:t>:لاوجلا| كسل</w:t>
+        <w:t>لسك |الجوال:</w:t>
         <w:br/>
         <w:t>555687105</w:t>
         <w:br/>
@@ -2799,19 +2799,19 @@
         <w:br/>
         <w:t>‎EQ‏ |معلومات جدة</w:t>
         <w:br/>
-        <w:t>ءالمعلا</w:t>
-        <w:br/>
-        <w:t>يتكس | ليمعلا ‏Ege | aso‎</w:t>
+        <w:t>العملاء</w:t>
+        <w:br/>
+        <w:t>‎aso | Ege‏ العميل | سكتي</w:t>
         <w:br/>
         <w:t>&gt;63 - دورة</w:t>
         <w:br/>
-        <w:t>- ةيرودلا ةرتوفلا | ةروتافلا ةرود | ‏EE‎</w:t>
+        <w:t>‎EE‏ | دورة الفاتورة | الفوترة الدورية -</w:t>
         <w:br/>
         <w:t>يوم رقم 10</w:t>
         <w:br/>
         <w:t>692 |الائتمات 1,000</w:t>
         <w:br/>
-        <w:t>يلاحلا</w:t>
+        <w:t>الحالي</w:t>
         <w:br/>
         <w:t>تاريخ مراجعة</w:t>
         <w:br/>
@@ -2829,11 +2829,11 @@
         <w:br/>
         <w:t>‏ريج | اخر مبلغ تم</w:t>
         <w:br/>
-        <w:t>33420.1 | ةلاسرا ‏Ege‎</w:t>
+        <w:t>‎Ege‏ ارسالة | 33420.1</w:t>
         <w:br/>
         <w:t>‎Bill Upload,‏</w:t>
         <w:br/>
-        <w:t>‏[Upload‎ ..ةلاسر رخا</w:t>
+        <w:t>اخر رسالة.. ‎Upload]‏</w:t>
         <w:br/>
         <w:t>‎Ge‏ أتم ‎Outbound] twat‏</w:t>
         <w:br/>
@@ -2853,7 +2853,7 @@
         <w:br/>
         <w:t>- رقم اشتراك</w:t>
         <w:br/>
-        <w:t>6 10057357403 ءايروكلا 0“</w:t>
+        <w:t>“0 الكورياء 10057357403 6</w:t>
         <w:br/>
         <w:t>‎Saudi‏</w:t>
         <w:br/>
@@ -2871,13 +2871,13 @@
         <w:br/>
         <w:t>‎valid‏</w:t>
         <w:br/>
-        <w:t>555687105 | كلاوجلا مقر | ‏EG:‎</w:t>
+        <w:t>‎EG:‏ | رقم الجوالك | 555687105</w:t>
         <w:br/>
         <w:t>‎or.‏ | الهوية</w:t>
         <w:br/>
         <w:t>‎Ege‏ الوطنية 1017092733</w:t>
         <w:br/>
-        <w:t>قحتسملا ديصرلا قحتسملا غلبملا</w:t>
+        <w:t>المبلغ المستحق الرصيد المستحق</w:t>
         <w:br/>
         <w:t>‎SAR33,420.10 SAR33,420.10‏</w:t>
       </w:r>
@@ -2987,7 +2987,7 @@
         </w:rPr>
         <w:t>‎sgh ‏التاريخي‎ Jal</w:t>
         <w:br/>
-        <w:t>lle pa ‎ةروتافلل ينايبلا‏</w:t>
+        <w:t>‏البياني للفاتورة‎ pa lle</w:t>
         <w:br/>
         <w:t>‏+الاستهلاك المفوتر‎</w:t>
       </w:r>
@@ -3017,20 +3017,20 @@
           <w:b w:val="0"/>
           <w:i w:val="0"/>
         </w:rPr>
-        <w:t>مقر لثم باسحلا صاوخ مادختسإب ليمعلا تانايب نع ثحبلا.‏</w:t>
-      </w:r>
-    </w:p>
-    <w:p>
-      <w:pPr>
-        <w:jc w:val="right"/>
-        <w:bidi/>
-      </w:pPr>
-      <w:r>
-        <w:rPr>
-          <w:b w:val="0"/>
-          <w:i w:val="0"/>
-        </w:rPr>
-        <w:t>ءايرهكلا‏</w:t>
+        <w:t>‏.البحث عن بيانات العميل بإستخدام خواص الحساب مثل رقم</w:t>
+      </w:r>
+    </w:p>
+    <w:p>
+      <w:pPr>
+        <w:jc w:val="right"/>
+        <w:bidi/>
+      </w:pPr>
+      <w:r>
+        <w:rPr>
+          <w:b w:val="0"/>
+          <w:i w:val="0"/>
+        </w:rPr>
+        <w:t>‏الكهرياء</w:t>
       </w:r>
     </w:p>
     <w:p>
@@ -3071,64 +3071,64 @@
         </w:rPr>
         <w:t>‏مقطع ‎gill‏</w:t>
         <w:br/>
-        <w:t>ةروتافلا عطقم‏</w:t>
-        <w:br/>
-        <w:t>ةروتافلا عطقم</w:t>
-        <w:br/>
-        <w:t>ةروتافلا عطقم</w:t>
-        <w:br/>
-        <w:t>عقدلا عطقم</w:t>
-      </w:r>
-    </w:p>
-    <w:p>
-      <w:pPr>
-        <w:jc w:val="right"/>
-        <w:bidi/>
-      </w:pPr>
-      <w:r>
-        <w:rPr>
-          <w:b w:val="0"/>
-          <w:i w:val="0"/>
-        </w:rPr>
-        <w:t>عقدلا عطقم‏</w:t>
-      </w:r>
-    </w:p>
-    <w:p>
-      <w:pPr>
-        <w:jc w:val="right"/>
-        <w:bidi/>
-      </w:pPr>
-      <w:r>
-        <w:rPr>
-          <w:b w:val="0"/>
-          <w:i w:val="0"/>
-        </w:rPr>
-        <w:t>ةروتافلا عطقم ءاغلإ‏</w:t>
-        <w:br/>
-        <w:t>ةروتافلا عطقم</w:t>
-        <w:br/>
-        <w:t>ةروتافلا عطقم ءاغلإ</w:t>
-        <w:br/>
-        <w:t>ةروتافلا عطقم</w:t>
-        <w:br/>
-        <w:t>ةروتافلا عطقم</w:t>
-        <w:br/>
-        <w:t>عفدلا عطقم</w:t>
-      </w:r>
-    </w:p>
-    <w:p>
-      <w:pPr>
-        <w:jc w:val="right"/>
-        <w:bidi/>
-      </w:pPr>
-      <w:r>
-        <w:rPr>
-          <w:b w:val="0"/>
-          <w:i w:val="0"/>
-        </w:rPr>
-        <w:t>ةروتافلا عطقم‏</w:t>
-        <w:br/>
-        <w:t>ةروتافلا عطقم</w:t>
+        <w:t>‏مقطع الفاتورة</w:t>
+        <w:br/>
+        <w:t>مقطع الفاتورة</w:t>
+        <w:br/>
+        <w:t>مقطع الفاتورة</w:t>
+        <w:br/>
+        <w:t>مقطع الدقع</w:t>
+      </w:r>
+    </w:p>
+    <w:p>
+      <w:pPr>
+        <w:jc w:val="right"/>
+        <w:bidi/>
+      </w:pPr>
+      <w:r>
+        <w:rPr>
+          <w:b w:val="0"/>
+          <w:i w:val="0"/>
+        </w:rPr>
+        <w:t>‏مقطع الدقع</w:t>
+      </w:r>
+    </w:p>
+    <w:p>
+      <w:pPr>
+        <w:jc w:val="right"/>
+        <w:bidi/>
+      </w:pPr>
+      <w:r>
+        <w:rPr>
+          <w:b w:val="0"/>
+          <w:i w:val="0"/>
+        </w:rPr>
+        <w:t>‏إلغاء مقطع الفاتورة</w:t>
+        <w:br/>
+        <w:t>مقطع الفاتورة</w:t>
+        <w:br/>
+        <w:t>إلغاء مقطع الفاتورة</w:t>
+        <w:br/>
+        <w:t>مقطع الفاتورة</w:t>
+        <w:br/>
+        <w:t>مقطع الفاتورة</w:t>
+        <w:br/>
+        <w:t>مقطع الدفع</w:t>
+      </w:r>
+    </w:p>
+    <w:p>
+      <w:pPr>
+        <w:jc w:val="right"/>
+        <w:bidi/>
+      </w:pPr>
+      <w:r>
+        <w:rPr>
+          <w:b w:val="0"/>
+          <w:i w:val="0"/>
+        </w:rPr>
+        <w:t>‏مقطع الفاتورة</w:t>
+        <w:br/>
+        <w:t>مقطع الفاتورة</w:t>
       </w:r>
     </w:p>
     <w:p>
@@ -3254,7 +3254,7 @@
           <w:b w:val="0"/>
           <w:i w:val="0"/>
         </w:rPr>
-        <w:t>فتاهلا مقر مادختساب ةعباتملا تابلط نع ثحبلا+‏</w:t>
+        <w:t>‏+البحث عن طلبات المتابعة باستخدام رقم الهاتف</w:t>
       </w:r>
     </w:p>
     <w:p>
@@ -3388,7 +3388,7 @@
           <w:b w:val="0"/>
           <w:i w:val="0"/>
         </w:rPr>
-        <w:t>‏٠‎ ةبساحملا</w:t>
+        <w:t>المحاسبة ‎٠‏</w:t>
         <w:br/>
         <w:t>‏نرجو التكرم بصرف مبلغ 13,908.10 ‎Shy‏ (ثلاثة عشر ألفأ وتسعمائة ريالا و8 هللات)</w:t>
       </w:r>
@@ -3549,9 +3549,9 @@
           <w:b w:val="0"/>
           <w:i w:val="0"/>
         </w:rPr>
-        <w:t>:1159/01/18 ققروملا</w:t>
-        <w:br/>
-        <w:t>ينيز سابع دمحأ : مركملا ىلا فرصي</w:t>
+        <w:t>المورقق :1159/01/18</w:t>
+        <w:br/>
+        <w:t>يصرف الى المكرم : أحمد عباس زيني</w:t>
         <w:br/>
         <w:t>مبلغ فقط وقدره : خمسون الف وسبعمائة ربد لاغير.</w:t>
         <w:br/>
@@ -3568,7 +3568,7 @@
           <w:b w:val="0"/>
           <w:i w:val="0"/>
         </w:rPr>
-        <w:t>ةدودحملا وكزوأ ةكرش</w:t>
+        <w:t>شركة أوزكو المحدودة</w:t>
         <w:br/>
         <w:t>جدة - عمارة أوزكو</w:t>
       </w:r>
@@ -3596,7 +3596,7 @@
           <w:b w:val="0"/>
           <w:i w:val="0"/>
         </w:rPr>
-        <w:t>‏ee‎ حد لا</w:t>
+        <w:t>ال دح ‎ee‏</w:t>
       </w:r>
     </w:p>
     <w:p>
@@ -3624,7 +3624,7 @@
         </w:rPr>
         <w:t>[صفحة 3 - OCR]</w:t>
         <w:br/>
-        <w:t>ةدودحملا وكزوأ ةكرش</w:t>
+        <w:t>شركة أوزكو المحدودة</w:t>
         <w:br/>
         <w:t>نيقباس نيفظومو براقالاو خويشلل ةيرهشلا تادعاسملاو تاصصخملا</w:t>
         <w:br/>
@@ -3701,7 +3701,7 @@
           <w:b w:val="0"/>
           <w:i w:val="0"/>
         </w:rPr>
-        <w:t>ةضورلا ةرامع / ه</w:t>
+        <w:t>ه / عمارة الروضة</w:t>
         <w:br/>
         <w:t>‎alae] ١‏ مرزوقه</w:t>
       </w:r>
@@ -3744,26 +3744,26 @@
           <w:b w:val="0"/>
           <w:i w:val="0"/>
         </w:rPr>
-        <w:t>‏Younes‎ بلجخلا دمحم ‏yall age‎ ةلئاع</w:t>
+        <w:t>عائلة ‎age yall‏ محمد الخجلب ‎Younes‏</w:t>
         <w:br/>
         <w:t>‏السر احمد ادريس ‎٠.‏</w:t>
         <w:br/>
-        <w:t>1م يجنا نوراه موحرملا ةلئاع‏</w:t>
-      </w:r>
-    </w:p>
-    <w:p>
-      <w:pPr>
-        <w:jc w:val="right"/>
-        <w:bidi/>
-      </w:pPr>
-      <w:r>
-        <w:rPr>
-          <w:b w:val="0"/>
-          <w:i w:val="0"/>
-        </w:rPr>
-        <w:t>وجوج يلع موحرملا ةلئاع</w:t>
-        <w:br/>
-        <w:t>لضفاب ملاس دمحم موحرملا ةلئاع</w:t>
+        <w:t>‏عائلة المرحوم هارون انجي م1</w:t>
+      </w:r>
+    </w:p>
+    <w:p>
+      <w:pPr>
+        <w:jc w:val="right"/>
+        <w:bidi/>
+      </w:pPr>
+      <w:r>
+        <w:rPr>
+          <w:b w:val="0"/>
+          <w:i w:val="0"/>
+        </w:rPr>
+        <w:t>عائلة المرحوم علي جوجو</w:t>
+        <w:br/>
+        <w:t>عائلة المرحوم محمد سالم بافضل</w:t>
       </w:r>
     </w:p>
     <w:p>
@@ -3871,9 +3871,9 @@
           <w:b w:val="0"/>
           <w:i w:val="0"/>
         </w:rPr>
-        <w:t>ينيز فد ديمح ما راد - ميركلا نارقلا ظيفحتل ةيريخلا ةيعمجلا</w:t>
-        <w:br/>
-        <w:t>مومجلا ميركلا نارقلا ظيفحتل ةيريخلا ةيعمجلا</w:t>
+        <w:t>الجمعية الخيرية لتحفيظ القران الكريم - دار ام حميد دف زيني</w:t>
+        <w:br/>
+        <w:t>الجمعية الخيرية لتحفيظ القران الكريم الجموم</w:t>
       </w:r>
     </w:p>
     <w:p>
@@ -3912,7 +3912,7 @@
           <w:b w:val="0"/>
           <w:i w:val="0"/>
         </w:rPr>
-        <w:t>يشيبحلا نيطف موحرملا مرح</w:t>
+        <w:t>حرم المرحوم فطين الحبيشي</w:t>
       </w:r>
     </w:p>
     <w:p>
@@ -3927,7 +3927,7 @@
         </w:rPr>
         <w:t>عائلة المرحوم يوسف لطفي 0000</w:t>
         <w:br/>
-        <w:t>0 بجر نسح قزر ‏dele‎ موحرملا ةلئاع</w:t>
+        <w:t>عائلة المرحوم ‎dele‏ رزق حسن رجب 0</w:t>
         <w:br/>
         <w:t>انور باحبيشان ‎ro‏</w:t>
       </w:r>
@@ -3942,20 +3942,20 @@
           <w:b w:val="0"/>
           <w:i w:val="0"/>
         </w:rPr>
-        <w:t>يجنا دوواد هللادبع موحيرملا ةلئاع</w:t>
-      </w:r>
-    </w:p>
-    <w:p>
-      <w:pPr>
-        <w:jc w:val="right"/>
-        <w:bidi/>
-      </w:pPr>
-      <w:r>
-        <w:rPr>
-          <w:b w:val="0"/>
-          <w:i w:val="0"/>
-        </w:rPr>
-        <w:t>م درعا م ناو مما هما</w:t>
+        <w:t>عائلة المريحوم عبدالله داوود انجي</w:t>
+      </w:r>
+    </w:p>
+    <w:p>
+      <w:pPr>
+        <w:jc w:val="right"/>
+        <w:bidi/>
+      </w:pPr>
+      <w:r>
+        <w:rPr>
+          <w:b w:val="0"/>
+          <w:i w:val="0"/>
+        </w:rPr>
+        <w:t>امه امم وان م اعرد م</w:t>
       </w:r>
     </w:p>
     <w:p>
@@ -3994,22 +3994,22 @@
           <w:b w:val="0"/>
           <w:i w:val="0"/>
         </w:rPr>
-        <w:t>خلا</w:t>
-      </w:r>
-    </w:p>
-    <w:p>
-      <w:pPr>
-        <w:jc w:val="right"/>
-        <w:bidi/>
-      </w:pPr>
-      <w:r>
-        <w:rPr>
-          <w:b w:val="0"/>
-          <w:i w:val="0"/>
-        </w:rPr>
-        <w:t>صاخلا يئيز دمحأ خيشلا باسحأ</w:t>
-        <w:br/>
-        <w:t>صاخلا ينيز هماسأ خيشلا باسحأ</w:t>
+        <w:t>الخ</w:t>
+      </w:r>
+    </w:p>
+    <w:p>
+      <w:pPr>
+        <w:jc w:val="right"/>
+        <w:bidi/>
+      </w:pPr>
+      <w:r>
+        <w:rPr>
+          <w:b w:val="0"/>
+          <w:i w:val="0"/>
+        </w:rPr>
+        <w:t>أحساب الشيخ أحمد زيئي الخاص</w:t>
+        <w:br/>
+        <w:t>أحساب الشيخ أسامه زيني الخاص</w:t>
       </w:r>
     </w:p>
     <w:p>
@@ -4035,56 +4035,56 @@
           <w:b w:val="0"/>
           <w:i w:val="0"/>
         </w:rPr>
-        <w:t>هقوزرم دافحال ةعماجلا فيراصم فيلاكت موسرا</w:t>
-        <w:br/>
-        <w:t>ةضورلا ةرامع فيراصم ىلع ليمحتلا متيأ</w:t>
-      </w:r>
-    </w:p>
-    <w:p>
-      <w:pPr>
-        <w:jc w:val="right"/>
-        <w:bidi/>
-      </w:pPr>
-      <w:r>
-        <w:rPr>
-          <w:b w:val="0"/>
-          <w:i w:val="0"/>
-        </w:rPr>
-        <w:t>تادعاسملا باسحأ</w:t>
-        <w:br/>
-        <w:t>تادعاسملا باسحأ</w:t>
-        <w:br/>
-        <w:t>تادعاسملا باسحأ</w:t>
-      </w:r>
-    </w:p>
-    <w:p>
-      <w:pPr>
-        <w:jc w:val="right"/>
-        <w:bidi/>
-      </w:pPr>
-      <w:r>
-        <w:rPr>
-          <w:b w:val="0"/>
-          <w:i w:val="0"/>
-        </w:rPr>
-        <w:t>تادعاسملا باسحأ</w:t>
-      </w:r>
-    </w:p>
-    <w:p>
-      <w:pPr>
-        <w:jc w:val="right"/>
-        <w:bidi/>
-      </w:pPr>
-      <w:r>
-        <w:rPr>
-          <w:b w:val="0"/>
-          <w:i w:val="0"/>
-        </w:rPr>
-        <w:t>تادعاسملا باسحأ</w:t>
-        <w:br/>
-        <w:t>تادعاسملا باسحأ</w:t>
-        <w:br/>
-        <w:t>تادعاسملا باسحأ</w:t>
+        <w:t>ارسوم تكاليف مصاريف الجامعة لاحفاد مرزوقه</w:t>
+        <w:br/>
+        <w:t>أيتم التحميل على مصاريف عمارة الروضة</w:t>
+      </w:r>
+    </w:p>
+    <w:p>
+      <w:pPr>
+        <w:jc w:val="right"/>
+        <w:bidi/>
+      </w:pPr>
+      <w:r>
+        <w:rPr>
+          <w:b w:val="0"/>
+          <w:i w:val="0"/>
+        </w:rPr>
+        <w:t>أحساب المساعدات</w:t>
+        <w:br/>
+        <w:t>أحساب المساعدات</w:t>
+        <w:br/>
+        <w:t>أحساب المساعدات</w:t>
+      </w:r>
+    </w:p>
+    <w:p>
+      <w:pPr>
+        <w:jc w:val="right"/>
+        <w:bidi/>
+      </w:pPr>
+      <w:r>
+        <w:rPr>
+          <w:b w:val="0"/>
+          <w:i w:val="0"/>
+        </w:rPr>
+        <w:t>أحساب المساعدات</w:t>
+      </w:r>
+    </w:p>
+    <w:p>
+      <w:pPr>
+        <w:jc w:val="right"/>
+        <w:bidi/>
+      </w:pPr>
+      <w:r>
+        <w:rPr>
+          <w:b w:val="0"/>
+          <w:i w:val="0"/>
+        </w:rPr>
+        <w:t>أحساب المساعدات</w:t>
+        <w:br/>
+        <w:t>أحساب المساعدات</w:t>
+        <w:br/>
+        <w:t>أحساب المساعدات</w:t>
       </w:r>
     </w:p>
     <w:p>
@@ -4127,7 +4127,7 @@
         <w:br/>
         <w:t>[صفحة 1 - OCR]</w:t>
         <w:br/>
-        <w:t>09:19:41 ص2015/11/12 : خيراتلا ةدودحملا وكزوأ ةكرش</w:t>
+        <w:t>شركة أوزكو المحدودة التاريخ : 2015/11/12ص 09:19:41</w:t>
         <w:br/>
         <w:t>‎Gye‏ 47"9494ه جدة ‎15١21١4‏ صفحة رقم : 1</w:t>
       </w:r>
@@ -4142,22 +4142,22 @@
           <w:b w:val="0"/>
           <w:i w:val="0"/>
         </w:rPr>
-        <w:t>‏ae‎ اة لا</w:t>
-      </w:r>
-    </w:p>
-    <w:p>
-      <w:pPr>
-        <w:jc w:val="right"/>
-        <w:bidi/>
-      </w:pPr>
-      <w:r>
-        <w:rPr>
-          <w:b w:val="0"/>
-          <w:i w:val="0"/>
-        </w:rPr>
-        <w:t>: لسلسملا : ةيعرفلاةيمويلا :2015/11/12 سيراسسستلا ‏٠‎ 1668 :لسلسم</w:t>
-        <w:br/>
-        <w:t>ىنيز دمحا/خيشلل ةيلزنملا ةياعرلا لباقم ىلودلا ىبطلا زكرملا ةروتاف:ديقلا حرش 1668 :ديقلا ‏a‎</w:t>
+        <w:t>ال ةا ‎ae‏</w:t>
+      </w:r>
+    </w:p>
+    <w:p>
+      <w:pPr>
+        <w:jc w:val="right"/>
+        <w:bidi/>
+      </w:pPr>
+      <w:r>
+        <w:rPr>
+          <w:b w:val="0"/>
+          <w:i w:val="0"/>
+        </w:rPr>
+        <w:t>مسلسل: 1668 ‎٠‏ التسسساريس :2015/11/12 اليوميةالفرعية : المسلسل :</w:t>
+        <w:br/>
+        <w:t>‎a‏ القيد: 1668 شرح القيد:فاتورة المركز الطبى الدولى مقابل الرعاية المنزلية للشيخ/احمد زينى</w:t>
       </w:r>
     </w:p>
     <w:p>
@@ -4183,15 +4183,15 @@
           <w:b w:val="0"/>
           <w:i w:val="0"/>
         </w:rPr>
-        <w:t>000,60 ةياعرلا لباقم ىلودلا ىبطلا زك ينيز سابع دمحأ خيشلا. 10095 160</w:t>
+        <w:t>160 10095 .الشيخ أحمد عباس زيني كز الطبى الدولى مقابل الرعاية 60,000</w:t>
         <w:br/>
         <w:t>المنزلية للشيخ/احمد</w:t>
         <w:br/>
-        <w:t>000,60 ةياعرلا لباقم ىلودلا ىبطلا ‏pall 5S‎ ةروتاف يراجلا باسحلا ‏ ابماس 10031100</w:t>
+        <w:t>10031100 سامبا ‏ الحساب الجاري فاتورة ‎5S pall‏ الطبى الدولى مقابل الرعاية 60,000</w:t>
         <w:br/>
         <w:t>المنزلية للشيخ/احمد</w:t>
         <w:br/>
-        <w:t>ا1.__]000,60 000,80 | : ىلامجألا</w:t>
+        <w:t>الأجمالى : | 80,000 60,000[1.__ا</w:t>
         <w:br/>
         <w:t>‎ae‏</w:t>
       </w:r>
@@ -4347,7 +4347,7 @@
           <w:b w:val="0"/>
           <w:i w:val="0"/>
         </w:rPr>
-        <w:t>: ةهيساحملا</w:t>
+        <w:t>المحاسيهة :</w:t>
       </w:r>
     </w:p>
     <w:p>
@@ -4362,7 +4362,7 @@
         </w:rPr>
         <w:t>نرجو التكرم بصرف مبلغ 60,000 ريال ‎Gy gh os)‏ ألف ‎(Shy‏ نقداً تحت حساب</w:t>
         <w:br/>
-        <w:t>ىفشتسم يف (تاضرمملا) ينيز سابع دمحأ خيشلاب ةصاخلا ةيلزنملا ةياعرلا</w:t>
+        <w:t>الرعاية المنزلية الخاصة بالشيخ أحمد عباس زيني (الممرضات) في مستشفى</w:t>
         <w:br/>
         <w:t>المركز الطبي الدولي عن شهر نوفمبر 2015م وقيد المبلغ على حساب سعادته.</w:t>
       </w:r>
@@ -4394,7 +4394,7 @@
         </w:rPr>
         <w:t>لعل ‎Sy‏</w:t>
         <w:br/>
-        <w:t>دحوم ةقفاوملاب ديمعت‏</w:t>
+        <w:t>‏تعميد بالموافقة موحد</w:t>
         <w:br/>
         <w:t>ا</w:t>
       </w:r>
@@ -4426,7 +4426,7 @@
         <w:br/>
         <w:t>[صفحة 1 - OCR]</w:t>
         <w:br/>
-        <w:t>68:02:01 ص2015/11/17 : خيراتلا ةدودصححملا وكزوأ ةكرش</w:t>
+        <w:t>شركة أوزكو المححصدودة التاريخ : 2015/11/17ص 68:02:01</w:t>
         <w:br/>
         <w:t>ص,ب 5449 ‎VVOVE Bae‏ صفحة رقم : [,</w:t>
         <w:br/>
@@ -4443,22 +4443,22 @@
           <w:b w:val="0"/>
           <w:i w:val="0"/>
         </w:rPr>
-        <w:t>" : ةيعرفلاةيمويلا :2015/14/17 خسيراسسستلا</w:t>
-        <w:br/>
-        <w:t>‏VEN‎ مقر ىكيرمالا كيشب للفلا ءابرهك ريتاوف دادس :ديقلا حرش</w:t>
-      </w:r>
-    </w:p>
-    <w:p>
-      <w:pPr>
-        <w:jc w:val="right"/>
-        <w:bidi/>
-      </w:pPr>
-      <w:r>
-        <w:rPr>
-          <w:b w:val="0"/>
-          <w:i w:val="0"/>
-        </w:rPr>
-        <w:t>ىكيرمالا كيشب للفلا ءابرهك ريتاوف دادس ينيز هماسأ / خيشلا يراج 27001310</w:t>
+        <w:t>التسسساريسخ :2015/14/17 اليوميةالفرعية : "</w:t>
+        <w:br/>
+        <w:t>شرح القيد: سداد فواتير كهرباء الفلل بشيك الامريكى رقم ‎VEN‏</w:t>
+      </w:r>
+    </w:p>
+    <w:p>
+      <w:pPr>
+        <w:jc w:val="right"/>
+        <w:bidi/>
+      </w:pPr>
+      <w:r>
+        <w:rPr>
+          <w:b w:val="0"/>
+          <w:i w:val="0"/>
+        </w:rPr>
+        <w:t>27001310 جاري الشيخ / أسامه زيني سداد فواتير كهرباء الفلل بشيك الامريكى</w:t>
         <w:br/>
         <w:t>رقم ‎Vers‏</w:t>
       </w:r>
@@ -4473,7 +4473,7 @@
           <w:b w:val="0"/>
           <w:i w:val="0"/>
         </w:rPr>
-        <w:t>ىكيرمالا كيشب للفلا ءابرهك ريتاوف دادس ينيز سابع دمحأ خيشلا. 10095160</w:t>
+        <w:t>10095160 .الشيخ أحمد عباس زيني سداد فواتير كهرباء الفلل بشيك الامريكى</w:t>
         <w:br/>
         <w:t>رقم ‎7147٠‏</w:t>
       </w:r>
@@ -4488,7 +4488,7 @@
           <w:b w:val="0"/>
           <w:i w:val="0"/>
         </w:rPr>
-        <w:t>ىكيرمالا كيشب للفلا ءابرهك ريتاوف دادس يراجلا باسحلا ‏ ابماس 10031100</w:t>
+        <w:t>10031100 سامبا ‏ الحساب الجاري سداد فواتير كهرباء الفلل بشيك الامريكى</w:t>
         <w:br/>
         <w:t>رقم 746</w:t>
       </w:r>
@@ -4503,20 +4503,20 @@
           <w:b w:val="0"/>
           <w:i w:val="0"/>
         </w:rPr>
-        <w:t>ا 650,54 | 650,54 | : ىناسألا</w:t>
-      </w:r>
-    </w:p>
-    <w:p>
-      <w:pPr>
-        <w:jc w:val="right"/>
-        <w:bidi/>
-      </w:pPr>
-      <w:r>
-        <w:rPr>
-          <w:b w:val="0"/>
-          <w:i w:val="0"/>
-        </w:rPr>
-        <w:t>650,54 650,54 :ةماعلا ةيمويلا ىلامجإ</w:t>
+        <w:t>الأسانى : | 54,650 | 54,650 ا</w:t>
+      </w:r>
+    </w:p>
+    <w:p>
+      <w:pPr>
+        <w:jc w:val="right"/>
+        <w:bidi/>
+      </w:pPr>
+      <w:r>
+        <w:rPr>
+          <w:b w:val="0"/>
+          <w:i w:val="0"/>
+        </w:rPr>
+        <w:t>إجمالى اليومية العامة: 54,650 54,650</w:t>
       </w:r>
     </w:p>
     <w:p>
@@ -4615,7 +4615,7 @@
           <w:b w:val="0"/>
           <w:i w:val="0"/>
         </w:rPr>
-        <w:t>in ‎عويشلب هصاخلا ءايرهكلا ريتوف ديدست‏ .</w:t>
+        <w:t>. ‏تسديد فوتير الكهرياء الخاصه بلشيوع‎ in</w:t>
       </w:r>
     </w:p>
     <w:p>
@@ -4658,7 +4658,7 @@
         </w:rPr>
         <w:t>Signa ee ‏لوقي‎</w:t>
         <w:br/>
-        <w:t>nan ees ‎طخلا خه تحت بتختالا‏ Line this below ‎س46‏ not ‎او‏</w:t>
+        <w:t>‏وا‎ not ‏46س‎ below this Line ‏الاتختب تحت هخ الخط‎ ees nan</w:t>
       </w:r>
     </w:p>
     <w:p>
@@ -4699,35 +4699,35 @@
         </w:rPr>
         <w:t>[صفحة 3 - OCR]</w:t>
         <w:br/>
-        <w:t>يلا 0 ‏1 of | Page‎</w:t>
-      </w:r>
-    </w:p>
-    <w:p>
-      <w:pPr>
-        <w:jc w:val="right"/>
-        <w:bidi/>
-      </w:pPr>
-      <w:r>
-        <w:rPr>
-          <w:b w:val="0"/>
-          <w:i w:val="0"/>
-        </w:rPr>
-        <w:t>قوتسملا ةيملاع ةيكنب تامدخ ‏(Q samba‎ ابماس‏</w:t>
-        <w:br/>
-        <w:t>دادس تاعوفدم ‏ ةيلمعلا ليصافت نم ةخسن</w:t>
-      </w:r>
-    </w:p>
-    <w:p>
-      <w:pPr>
-        <w:jc w:val="right"/>
-        <w:bidi/>
-      </w:pPr>
-      <w:r>
-        <w:rPr>
-          <w:b w:val="0"/>
-          <w:i w:val="0"/>
-        </w:rPr>
-        <w:t>10-11-2015 : ةيلمعلا خيرات‏</w:t>
+        <w:t>‎Page | of 1‏ 0 الي</w:t>
+      </w:r>
+    </w:p>
+    <w:p>
+      <w:pPr>
+        <w:jc w:val="right"/>
+        <w:bidi/>
+      </w:pPr>
+      <w:r>
+        <w:rPr>
+          <w:b w:val="0"/>
+          <w:i w:val="0"/>
+        </w:rPr>
+        <w:t>‏سامبا ‎samba Q)‏ خدمات بنكية عالمية المستوق</w:t>
+        <w:br/>
+        <w:t>نسخة من تفاصيل العملية ‏ مدفوعات سداد</w:t>
+      </w:r>
+    </w:p>
+    <w:p>
+      <w:pPr>
+        <w:jc w:val="right"/>
+        <w:bidi/>
+      </w:pPr>
+      <w:r>
+        <w:rPr>
+          <w:b w:val="0"/>
+          <w:i w:val="0"/>
+        </w:rPr>
+        <w:t>‏تاريخ العملية : 10-11-2015</w:t>
         <w:br/>
         <w:t>من حساب رقم</w:t>
       </w:r>
@@ -4750,7 +4750,7 @@
         <w:br/>
         <w:t>المبلغ 16,623.26</w:t>
         <w:br/>
-        <w:t>‏clay‎ تعفن ةروققلا : تاظحالما</w:t>
+        <w:t>املاحظات : الققورة نفعت ‎clay‏</w:t>
       </w:r>
     </w:p>
     <w:p>
@@ -4776,7 +4776,7 @@
           <w:b w:val="0"/>
           <w:i w:val="0"/>
         </w:rPr>
-        <w:t>صورعلا ‏!Ao‎ نالا‏</w:t>
+        <w:t>‏الان ‎Ao!‏ العروص</w:t>
       </w:r>
     </w:p>
     <w:p>
@@ -4802,7 +4802,7 @@
           <w:b w:val="0"/>
           <w:i w:val="0"/>
         </w:rPr>
-        <w:t>عم من تلاع‏</w:t>
+        <w:t>‏عالت نم مع</w:t>
         <w:br/>
         <w:t>‎Pa yt Adastiet‏</w:t>
       </w:r>
@@ -4894,15 +4894,15 @@
         <w:br/>
         <w:t>‎samba (Q Lol‏ خدمات ببخية علمية ‎elas‏</w:t>
         <w:br/>
-        <w:t>دادس تاعوفدم -ةيلمعلا ليصافت نم ةخسن‏</w:t>
-        <w:br/>
-        <w:t>10-11-2015 : ةيلمعلا خيرات</w:t>
+        <w:t>‏نسخة من تفاصيل العملية- مدفوعات سداد</w:t>
+        <w:br/>
+        <w:t>تاريخ العملية : 10-11-2015</w:t>
         <w:br/>
         <w:t>امن حساب ركم</w:t>
         <w:br/>
-        <w:t>ينيز ةماسا خيشلا يب زمرلا مسإلا</w:t>
-        <w:br/>
-        <w:t>10057355113 كرتشملا مفر</w:t>
+        <w:t>الإسم الرمز بي الشيخ اسامة زيني</w:t>
+        <w:br/>
+        <w:t>رفم المشترك 10057355113</w:t>
         <w:br/>
         <w:t>اسم الشركة : الشركة ‎LSD Au gral‏</w:t>
       </w:r>
@@ -4921,7 +4921,7 @@
         <w:br/>
         <w:t>os</w:t>
         <w:br/>
-        <w:t>‎حاجني تعفد ةروقافلا : تاظمالم‏ eee ‎رست‏</w:t>
+        <w:t>‏تسر‎ eee ‏ملامظات : الفاقورة دفعت ينجاح‎</w:t>
       </w:r>
     </w:p>
     <w:p>
@@ -4947,20 +4947,20 @@
           <w:b w:val="0"/>
           <w:i w:val="0"/>
         </w:rPr>
-        <w:t>صضورعلا لضصفا ‏ul‎</w:t>
-      </w:r>
-    </w:p>
-    <w:p>
-      <w:pPr>
-        <w:jc w:val="right"/>
-        <w:bidi/>
-      </w:pPr>
-      <w:r>
-        <w:rPr>
-          <w:b w:val="0"/>
-          <w:i w:val="0"/>
-        </w:rPr>
-        <w:t>toils ‎برعلاب‏ lig“‎</w:t>
+        <w:t>‎ul‏ افصضل العروضص</w:t>
+      </w:r>
+    </w:p>
+    <w:p>
+      <w:pPr>
+        <w:jc w:val="right"/>
+        <w:bidi/>
+      </w:pPr>
+      <w:r>
+        <w:rPr>
+          <w:b w:val="0"/>
+          <w:i w:val="0"/>
+        </w:rPr>
+        <w:t>‎“lig ‏بالعرب‎ toils</w:t>
       </w:r>
     </w:p>
     <w:p>
@@ -5003,11 +5003,11 @@
         </w:rPr>
         <w:t>‏سداد فاتورة</w:t>
         <w:br/>
-        <w:t>لاصيإ</w:t>
-        <w:br/>
-        <w:t>ءليمعلا يزيزع</w:t>
-        <w:br/>
-        <w:t>.حاجني ةيلمعلا تمت دقل</w:t>
+        <w:t>إيصال</w:t>
+        <w:br/>
+        <w:t>عزيزي العميلء</w:t>
+        <w:br/>
+        <w:t>لقد تمت العملية ينجاح.</w:t>
         <w:br/>
         <w:t>نشكرك لاستخدام ‎pa)‏ أون لاين.</w:t>
         <w:br/>
@@ -5017,11 +5017,11 @@
         <w:br/>
         <w:t>نوع السداد مفوترة</w:t>
         <w:br/>
-        <w:t>170.06,10 ‏SAR‎ عوفدملا غلبملا يلامجإ</w:t>
+        <w:t>إجمالي المبلغ المدفوع ‎SAR‏ 10,170.06</w:t>
         <w:br/>
         <w:t>تاريخ الاستحقاق 25/11/2015</w:t>
         <w:br/>
-        <w:t>‏a‎ ةلاحلا</w:t>
+        <w:t>الحالة ‎a‏</w:t>
       </w:r>
     </w:p>
     <w:p>
@@ -5053,7 +5053,7 @@
         <w:br/>
         <w:t>إدارة كهرياء</w:t>
         <w:br/>
-        <w:t>‏pada Dee RY‎ فتاه 1 لكوتم ىنيز سابع ‏deal‎ هماسا</w:t>
+        <w:t>اسامه ‎deal‏ عباس زينى متوكل 1 هاتف ‎RY Dee pada‏</w:t>
         <w:br/>
         <w:t>‎arr ace)‏</w:t>
         <w:br/>
@@ -5126,7 +5126,7 @@
         </w:rPr>
         <w:t>[صفحة 7 - OCR]</w:t>
         <w:br/>
-        <w:t>يبرفلا عاقتلا ةييئابرصتلا ةقاطلا كالهتسإ ةروتإن ‏HE‎ لدب ةروتاف ‏hse a‎ ةيدومسلا ةكرشلا</w:t>
+        <w:t>الشركة السمودية ‎a hse‏ فاتورة بدل ‎HE‏ نإتورة إستهلاك الطاقة التصربائيية التقاع الفربي</w:t>
         <w:br/>
         <w:t>‎١6 ‘Saudi Electricity Company‏ 1 إدارة كهرباء ‎٠ Bae‏</w:t>
         <w:br/>
@@ -5147,15 +5147,15 @@
         <w:br/>
         <w:t>؟؟.١31١١١‎  ,راسفتسالا ‏ف رقم الفاتورة + هاتف‎</w:t>
         <w:br/>
-        <w:t>‎١كرعنا oes ‎ئراوطلا فتاه ل اا‏ aye</w:t>
+        <w:t>aye ‏اا ل هاتف الطوارئ‎ oes انعرك١‎</w:t>
         <w:br/>
         <w:t>Www.se.com.sa ‏بداية الفترة موقع الشركة‎ a ‏فيلا الروضة‎</w:t>
         <w:br/>
         <w:t>‎ةدحولا‏ vee ‎انك لا شلل‏</w:t>
         <w:br/>
-        <w:t>‎ةرتفلا ةياهن‏</w:t>
-        <w:br/>
-        <w:t>‎لا مشل هلال‏</w:t>
+        <w:t>‏نهاية الفترة‎</w:t>
+        <w:br/>
+        <w:t>‏لاله لشم ال‎</w:t>
         <w:br/>
         <w:t>١ع‎</w:t>
         <w:br/>
@@ -5252,7 +5252,7 @@
           <w:b w:val="0"/>
           <w:i w:val="0"/>
         </w:rPr>
-        <w:t>5 ةدفل نقلا نشا ‏١‎ :0225 :سسشسل ‏..١ةالمةاكحكحخ ناشف محلا قف</w:t>
+        <w:t>فق الحم فشان خحكحكاةملاة..١‏ لسشسس: :0225 ‎١‏ اشن القن لفدة 5</w:t>
       </w:r>
     </w:p>
     <w:p>
@@ -5306,7 +5306,7 @@
         </w:rPr>
         <w:t>a]</w:t>
         <w:br/>
-        <w:t>‎عوقوتلا‏ 10057356068297500980002000000000030000</w:t>
+        <w:t>10057356068297500980002000000000030000 ‏التوقوع‎</w:t>
       </w:r>
     </w:p>
     <w:p>
@@ -5323,9 +5323,9 @@
         <w:br/>
         <w:t>نه تمد ‎Oe‏ متوكل رقم ‎are‏</w:t>
         <w:br/>
-        <w:t>‏oyna‎ ! ةض ثهضورلا‏</w:t>
-        <w:br/>
-        <w:t>,.وراور يشل اج جيلخلا ةضور عراش_-هضورلا يح‏</w:t>
+        <w:t>‏الروضهث ضة ! ‎oyna‏</w:t>
+        <w:br/>
+        <w:t>‏حي الروضه_-شارع روضة الخليج جا لشي روارو.,</w:t>
       </w:r>
     </w:p>
     <w:p>
@@ -5355,7 +5355,7 @@
           <w:b w:val="0"/>
           <w:i w:val="0"/>
         </w:rPr>
-        <w:t>ااا لالا | ‏ene ee‎</w:t>
+        <w:t>‎ee ene‏ | الال ااا</w:t>
         <w:br/>
         <w:t>‎Ne‏ : 0003000000000030000 1</w:t>
       </w:r>
@@ -5370,7 +5370,7 @@
           <w:b w:val="0"/>
           <w:i w:val="0"/>
         </w:rPr>
-        <w:t>0057356952297500081 ~ عيقوتلا‏</w:t>
+        <w:t>‏التوقيع ~ 0057356952297500081</w:t>
       </w:r>
     </w:p>
     <w:p>
@@ -5387,7 +5387,7 @@
         <w:br/>
         <w:t>[صفحة 1 - OCR]</w:t>
         <w:br/>
-        <w:t>11:16:01 ص2015/11/30 : خيراتلا ةدودحملا وكزوأ ةكرش</w:t>
+        <w:t>شركة أوزكو المحدودة التاريخ : 2015/11/30ص 11:16:01</w:t>
         <w:br/>
         <w:t>‎wa ye‏ 0459 جدة ‎51١81١14‏ صفحة رقم : 1</w:t>
       </w:r>
@@ -5402,20 +5402,20 @@
           <w:b w:val="0"/>
           <w:i w:val="0"/>
         </w:rPr>
-        <w:t>اا للا اة الا</w:t>
-      </w:r>
-    </w:p>
-    <w:p>
-      <w:pPr>
-        <w:jc w:val="right"/>
-        <w:bidi/>
-      </w:pPr>
-      <w:r>
-        <w:rPr>
-          <w:b w:val="0"/>
-          <w:i w:val="0"/>
-        </w:rPr>
-        <w:t>a : 22015/11/30 ‎لسلسملا : ةيعرفلاةيمويلا‏ :</w:t>
+        <w:t>الا ةا الل اا</w:t>
+      </w:r>
+    </w:p>
+    <w:p>
+      <w:pPr>
+        <w:jc w:val="right"/>
+        <w:bidi/>
+      </w:pPr>
+      <w:r>
+        <w:rPr>
+          <w:b w:val="0"/>
+          <w:i w:val="0"/>
+        </w:rPr>
+        <w:t>: ‏اليوميةالفرعية : المسلسل‎ 22015/11/30 : a</w:t>
         <w:br/>
         <w:t>7١١ ‏شرح القيد: مصاريف منزل الشيخ/احمد زينى عن شهر نوفمبره‎</w:t>
       </w:r>
@@ -5473,9 +5473,9 @@
           <w:b w:val="0"/>
           <w:i w:val="0"/>
         </w:rPr>
-        <w:t>أ 700,50[ ل 7001 700 700,50 | : ىلامجألا</w:t>
-        <w:br/>
-        <w:t>‏Att‎ ىلا</w:t>
+        <w:t>الأجمالى : | 50,700 700 7001 ل ]50,700 أ</w:t>
+        <w:br/>
+        <w:t>الى ‎Att‏</w:t>
       </w:r>
     </w:p>
     <w:p>
@@ -5490,7 +5490,7 @@
         </w:rPr>
         <w:t>[صفحة 2 - OCR]</w:t>
         <w:br/>
-        <w:t>ةدودحملا وكزوأ ةكرش</w:t>
+        <w:t>شركة أوزكو المحدودة</w:t>
         <w:br/>
         <w:t>جدة - عمارة أوزكو</w:t>
       </w:r>
@@ -5572,11 +5572,11 @@
           <w:b w:val="0"/>
           <w:i w:val="0"/>
         </w:rPr>
-        <w:t>ينيز دمحأ خيشلا : مركملا ىلا فرصي</w:t>
+        <w:t>يصرف الى المكرم : الشيخ أحمد زيني</w:t>
         <w:br/>
         <w:t>مبلغ فقط وقدره : خمسون الف وسبعمائة ريل لاغير.</w:t>
         <w:br/>
-        <w:t>. م5019 ماعل ‏adsl‎ رهش - يرهشلا صصخملا : نع ةرابع كلذو</w:t>
+        <w:t>وذلك عبارة عن : المخصص الشهري - شهر ‎adsl‏ لعام 5019م .</w:t>
       </w:r>
     </w:p>
     <w:p>
@@ -5619,7 +5619,7 @@
         </w:rPr>
         <w:t>التاريخ : ‎NOPE‏</w:t>
         <w:br/>
-        <w:t>ها ‏477/01/١8‎ + قفاوملا‏</w:t>
+        <w:t>‏الموافق + ‎477/01/١8‏ اه</w:t>
       </w:r>
     </w:p>
     <w:p>
@@ -5634,7 +5634,7 @@
         </w:rPr>
         <w:t>[صفحة 3 - OCR]</w:t>
         <w:br/>
-        <w:t>ةدودحملا وكزوأ ةكرشا</w:t>
+        <w:t>اشركة أوزكو المحدودة</w:t>
         <w:br/>
         <w:t>. خلا .... نيقباس نيفظومو براقالاو خويشلل ةيرهشلا تادعاسعلاو تاصصخملا</w:t>
         <w:br/>
@@ -5664,11 +5664,11 @@
           <w:b w:val="0"/>
           <w:i w:val="0"/>
         </w:rPr>
-        <w:t>ةضورلا ةرامع مد</w:t>
-        <w:br/>
-        <w:t>هقوزرم دافحال ةعماجلا فيراصم فيلاكت موسرا هقوزرم مادم</w:t>
-        <w:br/>
-        <w:t>رلا ةرامع فيراصم ىلع ليمحتلا متي</w:t>
+        <w:t>دم عمارة الروضة</w:t>
+        <w:br/>
+        <w:t>مدام مرزوقه ارسوم تكاليف مصاريف الجامعة لاحفاد مرزوقه</w:t>
+        <w:br/>
+        <w:t>يتم التحميل على مصاريف عمارة الر</w:t>
       </w:r>
     </w:p>
     <w:p>
@@ -5694,7 +5694,7 @@
           <w:b w:val="0"/>
           <w:i w:val="0"/>
         </w:rPr>
-        <w:t>بلجخلا دمحم موحيملا ‏Alle‎</w:t>
+        <w:t>‎Alle‏ الميحوم محمد الخجلب</w:t>
         <w:br/>
         <w:t>السر احمد ادريس</w:t>
       </w:r>
@@ -5709,22 +5709,22 @@
           <w:b w:val="0"/>
           <w:i w:val="0"/>
         </w:rPr>
-        <w:t>يجنا نوراه موحرملا ةلئاع‏</w:t>
-        <w:br/>
-        <w:t>وجوج يلع موحرملا ةلئاع</w:t>
-      </w:r>
-    </w:p>
-    <w:p>
-      <w:pPr>
-        <w:jc w:val="right"/>
-        <w:bidi/>
-      </w:pPr>
-      <w:r>
-        <w:rPr>
-          <w:b w:val="0"/>
-          <w:i w:val="0"/>
-        </w:rPr>
-        <w:t>لضفاب ملاس دمحم موحرملا ةلئاع‏</w:t>
+        <w:t>‏عائلة المرحوم هارون انجي</w:t>
+        <w:br/>
+        <w:t>عائلة المرحوم علي جوجو</w:t>
+      </w:r>
+    </w:p>
+    <w:p>
+      <w:pPr>
+        <w:jc w:val="right"/>
+        <w:bidi/>
+      </w:pPr>
+      <w:r>
+        <w:rPr>
+          <w:b w:val="0"/>
+          <w:i w:val="0"/>
+        </w:rPr>
+        <w:t>‏عائلة المرحوم محمد سالم بافضل</w:t>
       </w:r>
     </w:p>
     <w:p>
@@ -5765,45 +5765,45 @@
         </w:rPr>
         <w:t>‏رحمة ‎Cry‏ عبدالرحمن حامد زيني</w:t>
         <w:br/>
-        <w:t>تادعاسملا باسحأ ينيز نسح ماهس / ةديسلا</w:t>
-        <w:br/>
-        <w:t>تادعاسملا باسحأ حجار دمحم ءايلع / ‏oly‎</w:t>
+        <w:t>السيدة / سهام حسن زيني أحساب المساعدات</w:t>
+        <w:br/>
+        <w:t>‎oly‏ / علياء محمد راجح أحساب المساعدات</w:t>
         <w:br/>
         <w:t>‎shal‏ بنت عبدالله احمد زينى أحساب المساعدات</w:t>
         <w:br/>
         <w:t>افوزية محمد اوان 1 أحساب المشلاعدات</w:t>
         <w:br/>
-        <w:t>تادعاسملا باسحأ ينيز فرشا /ديسلا</w:t>
-        <w:br/>
-        <w:t>تادعاسملا باسحأ يراصنالا دومحم ةلئاع</w:t>
-      </w:r>
-    </w:p>
-    <w:p>
-      <w:pPr>
-        <w:jc w:val="right"/>
-        <w:bidi/>
-      </w:pPr>
-      <w:r>
-        <w:rPr>
-          <w:b w:val="0"/>
-          <w:i w:val="0"/>
-        </w:rPr>
-        <w:t>م »ا &lt; فاو ماده ماس‏</w:t>
-      </w:r>
-    </w:p>
-    <w:p>
-      <w:pPr>
-        <w:jc w:val="right"/>
-        <w:bidi/>
-      </w:pPr>
-      <w:r>
-        <w:rPr>
-          <w:b w:val="0"/>
-          <w:i w:val="0"/>
-        </w:rPr>
-        <w:t>تادعاسملا باسح ينيز فد ديمح مأ راد - ميركلا نارقلا ظيفحتل ةيريخلا ةيعمجلا‏</w:t>
-        <w:br/>
-        <w:t>تادعاسملا باسح مومجلا ميركلا ‏Gill‎ ظيفحتل ةيريخلا ةيعمجلا</w:t>
+        <w:t>السيد/ اشرف زيني أحساب المساعدات</w:t>
+        <w:br/>
+        <w:t>عائلة محمود الانصاري أحساب المساعدات</w:t>
+      </w:r>
+    </w:p>
+    <w:p>
+      <w:pPr>
+        <w:jc w:val="right"/>
+        <w:bidi/>
+      </w:pPr>
+      <w:r>
+        <w:rPr>
+          <w:b w:val="0"/>
+          <w:i w:val="0"/>
+        </w:rPr>
+        <w:t>‏سام هدام واف &gt; ا« م</w:t>
+      </w:r>
+    </w:p>
+    <w:p>
+      <w:pPr>
+        <w:jc w:val="right"/>
+        <w:bidi/>
+      </w:pPr>
+      <w:r>
+        <w:rPr>
+          <w:b w:val="0"/>
+          <w:i w:val="0"/>
+        </w:rPr>
+        <w:t>‏الجمعية الخيرية لتحفيظ القران الكريم - دار أم حميد دف زيني حساب المساعدات</w:t>
+        <w:br/>
+        <w:t>الجمعية الخيرية لتحفيظ ‎Gill‏ الكريم الجموم حساب المساعدات</w:t>
       </w:r>
     </w:p>
     <w:p>
@@ -5831,27 +5831,27 @@
         </w:rPr>
         <w:t>‎bo</w:t>
         <w:br/>
-        <w:t>‎تادعاسملا باسح يشيبحلا نيطف موحرملا مرح‏</w:t>
-        <w:br/>
-        <w:t>‎تادعاسملا باسح يفطل فسوي موحرملا ةلئاع‏</w:t>
-        <w:br/>
-        <w:t>‎تادعاسملا باسحأ بجر نسح قزر دماح موحرملا ةلئاع‏</w:t>
-        <w:br/>
-        <w:t>‎تادعاسملا باسح ناشيبحاب رونا‏</w:t>
-        <w:br/>
-        <w:t>‎تادعاسملا باسحا يجنا دوواد هللادبع موحرملا ةلئاع‏</w:t>
-        <w:br/>
-        <w:t>‎يلع‏ dalach ‎تادعاسملا باسحأ‏</w:t>
-        <w:br/>
-        <w:t>‎تادعاسملا باسحأ ناطلس يلع‏</w:t>
-        <w:br/>
-        <w:t>‎تادعاسسملا باسحأ يسيبلبلا مساب موحرملا ةلئاع‏</w:t>
+        <w:t>‏حرم المرحوم فطين الحبيشي حساب المساعدات‎</w:t>
+        <w:br/>
+        <w:t>‏عائلة المرحوم يوسف لطفي حساب المساعدات‎</w:t>
+        <w:br/>
+        <w:t>‏عائلة المرحوم حامد رزق حسن رجب أحساب المساعدات‎</w:t>
+        <w:br/>
+        <w:t>‏انور باحبيشان حساب المساعدات‎</w:t>
+        <w:br/>
+        <w:t>‏عائلة المرحوم عبدالله داوود انجي احساب المساعدات‎</w:t>
+        <w:br/>
+        <w:t>‏أحساب المساعدات‎ dalach ‏علي‎</w:t>
+        <w:br/>
+        <w:t>‏علي سلطان أحساب المساعدات‎</w:t>
+        <w:br/>
+        <w:t>‏عائلة المرحوم باسم البلبيسي أحساب المسساعدات‎</w:t>
         <w:br/>
         <w:t>lite ‎لقالقاب ملاس دلاخ موحرملا‏</w:t>
         <w:br/>
-        <w:t>‎وجنك ركب وبا موحرملا ةثرو‏</w:t>
-        <w:br/>
-        <w:t>‎يدهنلا ردب دمحم / ديسلا‏</w:t>
+        <w:t>‏ورثة المرحوم ابو بكر كنجو‎</w:t>
+        <w:br/>
+        <w:t>‏السيد / محمد بدر النهدي‎</w:t>
       </w:r>
     </w:p>
     <w:p>
@@ -5877,7 +5877,7 @@
           <w:b w:val="0"/>
           <w:i w:val="0"/>
         </w:rPr>
-        <w:t>اه جحا &gt;&gt; ‏a tom‎ مان‏</w:t>
+        <w:t>‏نام ‎tom a‏ &lt;&lt; احج ها</w:t>
       </w:r>
     </w:p>
     <w:p>
@@ -5920,7 +5920,7 @@
         <w:br/>
         <w:t>[صفحة 1 - OCR]</w:t>
         <w:br/>
-        <w:t>08:33:24 ص2 015/12/13 : خيراتلا ةدودحملا وكزوأ ةكرش</w:t>
+        <w:t>شركة أوزكو المحدودة التاريخ : 015/12/13 2ص 08:33:24</w:t>
       </w:r>
     </w:p>
     <w:p>
@@ -5948,9 +5948,9 @@
           <w:b w:val="0"/>
           <w:i w:val="0"/>
         </w:rPr>
-        <w:t>: ' :ةيعرفلاةيمويلا :2015/12/10 خيرلتلا 0222 41828 :لسلسم ]|</w:t>
-        <w:br/>
-        <w:t>ىنيز دمحا ‏١٠ش جالع ىبطلا زكرملا رمال 7454 مقر ىكيرمالا كيش :ديقلا حرش 1828 :ديقلا مقر</w:t>
+        <w:t>|[ مسلسل: 41828 0222 التلريخ :2015/12/10 اليوميةالفرعية: ' :</w:t>
+        <w:br/>
+        <w:t>رقم القيد: 1828 شرح القيد: شيك الامريكى رقم 7454 لامر المركز الطبى علاج ش١٠‏ احمد زينى</w:t>
       </w:r>
     </w:p>
     <w:p>
@@ -5967,20 +5967,20 @@
         <w:br/>
         <w:t>الطبى علاج ش١٠‏ احمد زينى</w:t>
         <w:br/>
-        <w:t>ركرملا رمال ‏١‎ ؛ م4 مقر ىكيرمالا كيش يراجلا باسحلا - ابماس 10031100</w:t>
-      </w:r>
-    </w:p>
-    <w:p>
-      <w:pPr>
-        <w:jc w:val="right"/>
-        <w:bidi/>
-      </w:pPr>
-      <w:r>
-        <w:rPr>
-          <w:b w:val="0"/>
-          <w:i w:val="0"/>
-        </w:rPr>
-        <w:t>000,58 000,58 | : ىلامجألا</w:t>
+        <w:t>10031100 سامبا - الحساب الجاري شيك الامريكى رقم 4م ؛ ‎١‏ لامر المركر</w:t>
+      </w:r>
+    </w:p>
+    <w:p>
+      <w:pPr>
+        <w:jc w:val="right"/>
+        <w:bidi/>
+      </w:pPr>
+      <w:r>
+        <w:rPr>
+          <w:b w:val="0"/>
+          <w:i w:val="0"/>
+        </w:rPr>
+        <w:t>الأجمالى : | 58,000 58,000</w:t>
       </w:r>
     </w:p>
     <w:p>
@@ -6155,7 +6155,7 @@
         <w:br/>
         <w:t>[صفحة 1 - OCR]</w:t>
         <w:br/>
-        <w:t>11:38:59 ص2015/12/29 : غيراتلا ةدودحملا وكزوأ ةكرش</w:t>
+        <w:t>شركة أوزكو المحدودة التاريغ : 2015/12/29ص 11:38:59</w:t>
         <w:br/>
         <w:t>ص. ب 5148949 جدة ‎YVOVE‏ صفحة رقم : 1</w:t>
         <w:br/>
@@ -6172,7 +6172,7 @@
           <w:b w:val="0"/>
           <w:i w:val="0"/>
         </w:rPr>
-        <w:t>‏: ‎ ةيعرفلاةيمويلا 2015/12/29 : خيراتلا 1929 :لسلسم</w:t>
+        <w:t>مسلسل: 1929 التاريخ : 2015/12/29 اليوميةالفرعية ‎ :‏</w:t>
         <w:br/>
         <w:t>‏رقم القيد: 1929 شرح القيد: مصاريف فيلا الشيخ/أحمد زينى عن شهر ديسمبره 501</w:t>
       </w:r>
@@ -6204,9 +6204,9 @@
           <w:b w:val="0"/>
           <w:i w:val="0"/>
         </w:rPr>
-        <w:t>| 700,50 700,50 | : يلمجألا</w:t>
-        <w:br/>
-        <w:t>:ةماعلا ةيمويلا ىلامجإ</w:t>
+        <w:t>الأجملي : | 50,700 50,700 |</w:t>
+        <w:br/>
+        <w:t>إجمالى اليومية العامة:</w:t>
       </w:r>
     </w:p>
     <w:p>
@@ -6234,7 +6234,7 @@
         </w:rPr>
         <w:t>[صفحة 2 - OCR]</w:t>
         <w:br/>
-        <w:t>‎ةدودحملا وكزوأ ةكرش‏ LTD. CO. OZCO</w:t>
+        <w:t>OZCO CO. LTD. ‏شركة أوزكو المحدودة‎</w:t>
         <w:br/>
         <w:t>JEDDAH - OZCO BUILDING ‏جدة - عمارة أوزكو‎</w:t>
       </w:r>
@@ -6275,7 +6275,7 @@
           <w:b w:val="0"/>
           <w:i w:val="0"/>
         </w:rPr>
-        <w:t>هاو لال قفاوملا</w:t>
+        <w:t>الموافق لال واه</w:t>
       </w:r>
     </w:p>
     <w:p>
@@ -6303,7 +6303,7 @@
         </w:rPr>
         <w:t>ريال</w:t>
         <w:br/>
-        <w:t>ينيز دمحأ / خيشلا : مركملا ىلا فرصي</w:t>
+        <w:t>يصرف الى المكرم : الشيخ / أحمد زيني</w:t>
         <w:br/>
         <w:t>مبلغ وقدره : خمسون الف وسبعمائة ريل لاغير ‎ra‏</w:t>
         <w:br/>
@@ -6337,7 +6337,7 @@
         </w:rPr>
         <w:t>[صفحة 3 - OCR]</w:t>
         <w:br/>
-        <w:t>0 ةدودحملا وكزوا ةكرش</w:t>
+        <w:t>شركة اوزكو المحدودة 0</w:t>
         <w:br/>
         <w:t>: 0 ‏PB‎ نيقباس نيفظومو براقالاو خويشلل ةيرهشلا تادعاسملاو تاصصخملا</w:t>
       </w:r>
@@ -6352,9 +6352,9 @@
           <w:b w:val="0"/>
           <w:i w:val="0"/>
         </w:rPr>
-        <w:t>هقوزرم دافحال ةعماجلا فيراصم فيلاكت ‏aguas‎</w:t>
-        <w:br/>
-        <w:t>ةضورلا ةرامع فيراصم ىلع ليمحتلا متيأ</w:t>
+        <w:t>‎aguas‏ تكاليف مصاريف الجامعة لاحفاد مرزوقه</w:t>
+        <w:br/>
+        <w:t>أيتم التحميل على مصاريف عمارة الروضة</w:t>
       </w:r>
     </w:p>
     <w:p>
@@ -6422,9 +6422,9 @@
           <w:b w:val="0"/>
           <w:i w:val="0"/>
         </w:rPr>
-        <w:t>ينيز فد ديمح ما راد - ميركلا نارقلا ظيفحتا ةيريخلا ةيعمجلا‏</w:t>
-        <w:br/>
-        <w:t>مومجلا ميركلا نارقلا ظيفحتل ةيريخلا ةيعمجلا</w:t>
+        <w:t>‏الجمعية الخيرية اتحفيظ القران الكريم - دار ام حميد دف زيني</w:t>
+        <w:br/>
+        <w:t>الجمعية الخيرية لتحفيظ القران الكريم الجموم</w:t>
       </w:r>
     </w:p>
     <w:p>
@@ -6480,7 +6480,7 @@
         <w:br/>
         <w:t>[صفحة 1 - OCR]</w:t>
         <w:br/>
-        <w:t>10:31:30 ص2015/12/30 + خيراتلا ةدودحملا وكزوأ ةكرش</w:t>
+        <w:t>شركة أوزكو المحدودة التاريخ + 2015/12/30ص 10:31:30</w:t>
         <w:br/>
         <w:t>ص.ب 514559 ‎YVOVE dae‏ صفحة رقم : 1</w:t>
       </w:r>
@@ -6508,9 +6508,9 @@
           <w:b w:val="0"/>
           <w:i w:val="0"/>
         </w:rPr>
-        <w:t>: لسلسملا 2 +ةيعرفلاةيمويلا :2015/12/29 خيراتلا 1937 :لسلسم</w:t>
-        <w:br/>
-        <w:t>ةيلزنم ةياعر ىلوادلا ىبطلا زكرملا رمال ‏TEV‎ مقر_ىكيرمالا كيش :دبقلا حرش :1937 ‏sn‎ مقر</w:t>
+        <w:t>مسلسل: 1937 التاريخ :2015/12/29 اليوميةالفرعية+ 2 المسلسل :</w:t>
+        <w:br/>
+        <w:t>رقم ‎sn‏ :1937 شرح القبد: شيك الامريكى_رقم ‎TEV‏ لامر المركز الطبى الداولى رعاية منزلية</w:t>
       </w:r>
     </w:p>
     <w:p>
@@ -6538,61 +6538,61 @@
           <w:b w:val="0"/>
           <w:i w:val="0"/>
         </w:rPr>
-        <w:t>يلزنم ةياعر ىلوادلا ىبطلا</w:t>
-        <w:br/>
-        <w:t>زكرملا رمال ؟ 477 مقر ىكيرمالا كيش يراجلا باسحلا - ابماس 10031100</w:t>
-      </w:r>
-    </w:p>
-    <w:p>
-      <w:pPr>
-        <w:jc w:val="right"/>
-        <w:bidi/>
-      </w:pPr>
-      <w:r>
-        <w:rPr>
-          <w:b w:val="0"/>
-          <w:i w:val="0"/>
-        </w:rPr>
-        <w:t>يلزنم ةياعر ىلوادلا ىبطلا</w:t>
-      </w:r>
-    </w:p>
-    <w:p>
-      <w:pPr>
-        <w:jc w:val="right"/>
-        <w:bidi/>
-      </w:pPr>
-      <w:r>
-        <w:rPr>
-          <w:b w:val="0"/>
-          <w:i w:val="0"/>
-        </w:rPr>
-        <w:t>. 11 در عال ملل :ىلاجألا</w:t>
-      </w:r>
-    </w:p>
-    <w:p>
-      <w:pPr>
-        <w:jc w:val="right"/>
-        <w:bidi/>
-      </w:pPr>
-      <w:r>
-        <w:rPr>
-          <w:b w:val="0"/>
-          <w:i w:val="0"/>
-        </w:rPr>
-        <w:t>120,57 57, 1201 :ةماعلا ةيمويلا ىلامجإ</w:t>
-      </w:r>
-    </w:p>
-    <w:p>
-      <w:pPr>
-        <w:jc w:val="right"/>
-        <w:bidi/>
-      </w:pPr>
-      <w:r>
-        <w:rPr>
-          <w:b w:val="0"/>
-          <w:i w:val="0"/>
-        </w:rPr>
-        <w:t>عجارملا</w:t>
+        <w:t>الطبى الداولى رعاية منزلي</w:t>
+        <w:br/>
+        <w:t>10031100 سامبا - الحساب الجاري شيك الامريكى رقم 477 ؟ لامر المركز</w:t>
+      </w:r>
+    </w:p>
+    <w:p>
+      <w:pPr>
+        <w:jc w:val="right"/>
+        <w:bidi/>
+      </w:pPr>
+      <w:r>
+        <w:rPr>
+          <w:b w:val="0"/>
+          <w:i w:val="0"/>
+        </w:rPr>
+        <w:t>الطبى الداولى رعاية منزلي</w:t>
+      </w:r>
+    </w:p>
+    <w:p>
+      <w:pPr>
+        <w:jc w:val="right"/>
+        <w:bidi/>
+      </w:pPr>
+      <w:r>
+        <w:rPr>
+          <w:b w:val="0"/>
+          <w:i w:val="0"/>
+        </w:rPr>
+        <w:t>الأجالى: للم لاع رد 11 .</w:t>
+      </w:r>
+    </w:p>
+    <w:p>
+      <w:pPr>
+        <w:jc w:val="right"/>
+        <w:bidi/>
+      </w:pPr>
+      <w:r>
+        <w:rPr>
+          <w:b w:val="0"/>
+          <w:i w:val="0"/>
+        </w:rPr>
+        <w:t>إجمالى اليومية العامة: 1201 ,57 57,120</w:t>
+      </w:r>
+    </w:p>
+    <w:p>
+      <w:pPr>
+        <w:jc w:val="right"/>
+        <w:bidi/>
+      </w:pPr>
+      <w:r>
+        <w:rPr>
+          <w:b w:val="0"/>
+          <w:i w:val="0"/>
+        </w:rPr>
+        <w:t>المراجع</w:t>
       </w:r>
     </w:p>
     <w:p>
@@ -6620,7 +6620,7 @@
         </w:rPr>
         <w:t>[صفحة 2 - OCR]</w:t>
         <w:br/>
-        <w:t>fuel pr. topiy ‎مك‏ Date: ‎ابماس‏ 0) samba</w:t>
+        <w:t>samba (0 ‏سامبا‎ Date: ‏كم‎ topiy pr. fuel</w:t>
       </w:r>
     </w:p>
     <w:p>
@@ -6689,7 +6689,7 @@
           <w:b w:val="0"/>
           <w:i w:val="0"/>
         </w:rPr>
-        <w:t>ناو ‏cert‎ يلودلا يبطلا زكرملا ‏____sol‎ كيشلا اذه بجومب اوعفدإ</w:t>
+        <w:t>إدفعوا بموجب هذا الشيك ‎____sol‏ المركز الطبي الدولي ‎cert‏ وان</w:t>
         <w:br/>
         <w:t>بلغ وق 4 - : ‎t of : te we‏ لطاع</w:t>
         <w:br/>
@@ -6723,7 +6723,7 @@
           <w:b w:val="0"/>
           <w:i w:val="0"/>
         </w:rPr>
-        <w:t>‎معيقوتلا‏ Za !Signat‎</w:t>
+        <w:t>‎Signat! Za ‏التوقيعم‎</w:t>
       </w:r>
     </w:p>
     <w:p>
@@ -6818,7 +6818,7 @@
           <w:b w:val="0"/>
           <w:i w:val="0"/>
         </w:rPr>
-        <w:t>‎ةيساحملا‏ ٠</w:t>
+        <w:t>٠ ‏المحاسية‎</w:t>
       </w:r>
     </w:p>
     <w:p>
@@ -6833,7 +6833,7 @@
         </w:rPr>
         <w:t>نرجو التكرم بصرف مبلغ 57,120 ‎Shy‏ (سبعة وخمسون ‎Ul‏ ومائة وعشرون ‎(Sky‏ نقد تحت</w:t>
         <w:br/>
-        <w:t>يبطلا زكرملا ىفشتسم يف (تاضرمملا) ينيز سابع دمحأ خيشلاب ةصاخلا ةيلزنملا ةياعرلا باسح</w:t>
+        <w:t>حساب الرعاية المنزلية الخاصة بالشيخ أحمد عباس زيني (الممرضات) في مستشفى المركز الطبي</w:t>
         <w:br/>
         <w:t>الدولي عن شهر يناير القادم لعام 2016م وقيد المبلغ على حساب سعادته.</w:t>
       </w:r>
@@ -6861,7 +6861,7 @@
           <w:b w:val="0"/>
           <w:i w:val="0"/>
         </w:rPr>
-        <w:t>ةقفاوملاب ديمعت</w:t>
+        <w:t>تعميد بالموافقة</w:t>
       </w:r>
     </w:p>
     <w:p>
@@ -6876,7 +6876,7 @@
         </w:rPr>
         <w:t>[صفحة 4 - OCR]</w:t>
         <w:br/>
-        <w:t>يلوسلا ىبطسلا زكمرملا</w:t>
+        <w:t>المرمكز السطبى السولي</w:t>
         <w:br/>
         <w:t>‎International Medical Center‏</w:t>
       </w:r>
@@ -7018,7 +7018,7 @@
         <w:br/>
         <w:t>[صفحة 1 - OCR]</w:t>
         <w:br/>
-        <w:t>02:43:39 م2015/12/31 : خيراتلا ةدودحملا وكزوأ ةكرش</w:t>
+        <w:t>شركة أوزكو المحدودة التاريخ : 2015/12/31م 02:43:39</w:t>
         <w:br/>
         <w:t>ص.ب 4"535ه جدة ‎YVOVE‏ صفحة رقم : 1</w:t>
         <w:br/>
@@ -7048,7 +7048,7 @@
           <w:b w:val="0"/>
           <w:i w:val="0"/>
         </w:rPr>
-        <w:t>: ةيعرفلاةيمويلا :2015/12/31 خيراستلا 1953 :لسلسم</w:t>
+        <w:t>مسلسل: 1953 التساريخ :2015/12/31 اليوميةالفرعية :</w:t>
         <w:br/>
         <w:t>‎ee‏ 1953 اشر شرع القيدة ‎dads;‏ نقدا تحت حساب الرعاية المنزلية لحرم_للشيخ/احمد زينى</w:t>
       </w:r>
@@ -7132,7 +7132,7 @@
         </w:rPr>
         <w:t>‎het!‏ : | 120001110000 لما</w:t>
         <w:br/>
-        <w:t>بساحملا</w:t>
+        <w:t>المحاسب</w:t>
         <w:br/>
         <w:t>‎١‏ - نهاية التقرير-</w:t>
       </w:r>
@@ -7147,7 +7147,7 @@
           <w:b w:val="0"/>
           <w:i w:val="0"/>
         </w:rPr>
-        <w:t>000,10 000,10{ :ةماعلا ةيمويلا ىلامجإ‏</w:t>
+        <w:t>‏إجمالى اليومية العامة: }10,000 10,000</w:t>
       </w:r>
     </w:p>
     <w:p>
@@ -7162,7 +7162,7 @@
         </w:rPr>
         <w:t>[صفحة 2 - OCR]</w:t>
         <w:br/>
-        <w:t>‏LTD. CO. OZCO‎ ةدودحملا وكزوأ ةكرش</w:t>
+        <w:t>شركة أوزكو المحدودة ‎OZCO CO. LTD.‏</w:t>
         <w:br/>
         <w:t>جدة - عمارة أوزكو ‎JEDDAH - 020 BUILDING‏</w:t>
       </w:r>
@@ -7192,20 +7192,20 @@
         </w:rPr>
         <w:t>التاريخ : 015/11/91كم</w:t>
         <w:br/>
-        <w:t>هل ‏457/09/5١:‎ قفاوملا "</w:t>
-      </w:r>
-    </w:p>
-    <w:p>
-      <w:pPr>
-        <w:jc w:val="right"/>
-        <w:bidi/>
-      </w:pPr>
-      <w:r>
-        <w:rPr>
-          <w:b w:val="0"/>
-          <w:i w:val="0"/>
-        </w:rPr>
-        <w:t>يروصلا فسوي ةلوانم — يبطلا يلودلا ‏yall 5S‎ : مركملا ىلا فرصي</w:t>
+        <w:t>" الموافق ‎457/09/5١:‏ له</w:t>
+      </w:r>
+    </w:p>
+    <w:p>
+      <w:pPr>
+        <w:jc w:val="right"/>
+        <w:bidi/>
+      </w:pPr>
+      <w:r>
+        <w:rPr>
+          <w:b w:val="0"/>
+          <w:i w:val="0"/>
+        </w:rPr>
+        <w:t>يصرف الى المكرم : ‎5S yall‏ الدولي الطبي — مناولة يوسف الصوري</w:t>
       </w:r>
     </w:p>
     <w:p>
@@ -7291,7 +7291,7 @@
           <w:b w:val="0"/>
           <w:i w:val="0"/>
         </w:rPr>
-        <w:t>: ةيساحملا</w:t>
+        <w:t>المحاسية :</w:t>
       </w:r>
     </w:p>
     <w:p>
@@ -7306,7 +7306,7 @@
         </w:rPr>
         <w:t>نرجو التكرم بصرف مبلغ 10,000 ‎Shy‏ (عشرة آلاف ‎(Shy‏ نقداً تحت حساب الرعاية</w:t>
         <w:br/>
-        <w:t>قيرط نع (ءابطأو تاضرمم) يزارحلا يحي دمحم ةقتاع /ةديسلاب ةصاخلا ةيلزنملا</w:t>
+        <w:t>المنزلية الخاصة بالسيدة/ عاتقة محمد يحي الحرازي (ممرضات وأطباء) عن طريق</w:t>
         <w:br/>
         <w:t>مستشفى المركز الطبي الدولي بناء على طلب السيدة/ أم زياد وقيد المبلغ على حساب الشيخ</w:t>
         <w:br/>
@@ -7327,7 +7327,7 @@
         <w:br/>
         <w:t>‎ra WA</w:t>
         <w:br/>
-        <w:t>‎يروصلا فسوي ش‏</w:t>
+        <w:t>‏ش يوسف الصوري‎</w:t>
         <w:br/>
         <w:t>aa</w:t>
       </w:r>
@@ -7342,7 +7342,7 @@
           <w:b w:val="0"/>
           <w:i w:val="0"/>
         </w:rPr>
-        <w:t>ةقفاوملاب ديمعت</w:t>
+        <w:t>تعميد بالموافقة</w:t>
       </w:r>
     </w:p>
     <w:p>
@@ -7372,7 +7372,7 @@
           <w:b w:val="0"/>
           <w:i w:val="0"/>
         </w:rPr>
-        <w:t>: ةبساحملا</w:t>
+        <w:t>المحاسبة :</w:t>
       </w:r>
     </w:p>
     <w:p>
@@ -7387,7 +7387,7 @@
         </w:rPr>
         <w:t>نرجو التكرم بصرف مبلغ 10,000 ريال (عشرة آلاف ‎(Sky‏ نقد تحت حساب الرعاية</w:t>
         <w:br/>
-        <w:t>قيرط نع (ءابطأو تاضرمم) يزارحلا يحي دمحم ةقتاع /ةديسلاب ةصاخلا ةيلزنملا</w:t>
+        <w:t>المنزلية الخاصة بالسيدة/ عاتقة محمد يحي الحرازي (ممرضات وأطباء) عن طريق</w:t>
         <w:br/>
         <w:t>مستشفى المركز الطبي الدولي بناء على طلب السيدة/ أم زياد وقيد المبلغ على حساب الشيخ</w:t>
         <w:br/>
@@ -7421,7 +7421,7 @@
         <w:br/>
         <w:t>[صفحة 1 - OCR]</w:t>
         <w:br/>
-        <w:t>01:57:50 م 2015/7/29 : خيراتلا ةدودححملا وكزوأ ةكرش</w:t>
+        <w:t>شركة أوزكو المححدودة التاريخ : 2015/7/29 م 01:57:50</w:t>
         <w:br/>
         <w:t>ص.ب 549899 جدة 5185114 صفحة رقم : 1</w:t>
         <w:br/>
@@ -7438,7 +7438,7 @@
           <w:b w:val="0"/>
           <w:i w:val="0"/>
         </w:rPr>
-        <w:t>: ةيعرفلاةيمويلا 2015/7/29 : خيراتلا</w:t>
+        <w:t>التاريخ : 2015/7/29 اليوميةالفرعية :</w:t>
         <w:br/>
         <w:t>شرح القيد:مصاريف منزل الشيخ/احمد زينى عن شهر يوليوه ‎٠١١‏</w:t>
       </w:r>
@@ -7485,7 +7485,7 @@
         </w:rPr>
         <w:t>50,700 50,700 | : ‏الأجمانسى‎</w:t>
         <w:br/>
-        <w:t>an ‎ةيمويلا‏ oad [700,50‎</w:t>
+        <w:t>‎50,700] oad ‏اليومية‎ an</w:t>
       </w:r>
     </w:p>
     <w:p>
@@ -7528,7 +7528,7 @@
           <w:b w:val="0"/>
           <w:i w:val="0"/>
         </w:rPr>
-        <w:t>ةدودحملا وكزوأ ةكرش</w:t>
+        <w:t>شركة أوزكو المحدودة</w:t>
       </w:r>
     </w:p>
     <w:p>
@@ -7569,9 +7569,9 @@
         </w:rPr>
         <w:t>التاريخ : اع كم</w:t>
         <w:br/>
-        <w:t>هل ‏457/1١/18‎ + ىفاوملا را</w:t>
-        <w:br/>
-        <w:t>ينيز دمحأ خيشلا : مركملا ىلا فرصي</w:t>
+        <w:t>ار الموافى + ‎457/1١/18‏ له</w:t>
+        <w:br/>
+        <w:t>يصرف الى المكرم : الشيخ أحمد زيني</w:t>
         <w:br/>
         <w:t>مبلغ فقط وقدره : خمسون الف ربل لاغير.</w:t>
         <w:br/>
@@ -7631,7 +7631,7 @@
         </w:rPr>
         <w:t>10095160 المخصص الشهري للشيخ أحمد زيني عن شهر يوليو ١0٠٠م‏</w:t>
         <w:br/>
-        <w:t>عومجملا</w:t>
+        <w:t>المجموع</w:t>
       </w:r>
     </w:p>
     <w:p>
@@ -7646,7 +7646,7 @@
         </w:rPr>
         <w:t>[صفحة 3 - OCR]</w:t>
         <w:br/>
-        <w:t>بلجخلا دمحم موحرملا ةلئاع</w:t>
+        <w:t>عائلة المرحوم محمد الخجلب</w:t>
         <w:br/>
         <w:t>السر احمد ادريس</w:t>
       </w:r>
@@ -7661,22 +7661,22 @@
           <w:b w:val="0"/>
           <w:i w:val="0"/>
         </w:rPr>
-        <w:t>يجنا نوراه موحرملا ةلئاع</w:t>
-        <w:br/>
-        <w:t>وجوج يلع موحيملا ‏Alle‎</w:t>
-      </w:r>
-    </w:p>
-    <w:p>
-      <w:pPr>
-        <w:jc w:val="right"/>
-        <w:bidi/>
-      </w:pPr>
-      <w:r>
-        <w:rPr>
-          <w:b w:val="0"/>
-          <w:i w:val="0"/>
-        </w:rPr>
-        <w:t>لضفاي ‏alls‎ دمحم موحرملا ةلئاع</w:t>
+        <w:t>عائلة المرحوم هارون انجي</w:t>
+        <w:br/>
+        <w:t>‎Alle‏ الميحوم علي جوجو</w:t>
+      </w:r>
+    </w:p>
+    <w:p>
+      <w:pPr>
+        <w:jc w:val="right"/>
+        <w:bidi/>
+      </w:pPr>
+      <w:r>
+        <w:rPr>
+          <w:b w:val="0"/>
+          <w:i w:val="0"/>
+        </w:rPr>
+        <w:t>عائلة المرحوم محمد ‎alls‏ يافضل</w:t>
       </w:r>
     </w:p>
     <w:p>
@@ -7717,7 +7717,7 @@
         </w:rPr>
         <w:t>‎Lea‏ بنت عبدالرحمن حامد زيني</w:t>
         <w:br/>
-        <w:t>ينيز نسح ماهس / ةديسلا</w:t>
+        <w:t>السيدة / سهام حسن زيني</w:t>
       </w:r>
     </w:p>
     <w:p>
@@ -7797,7 +7797,7 @@
           <w:b w:val="0"/>
           <w:i w:val="0"/>
         </w:rPr>
-        <w:t>ةدودحملا وكزوأ ةكرش‏</w:t>
+        <w:t>‏شركة أوزكو المحدودة</w:t>
         <w:br/>
         <w:t>خلا .... نيقباس نيفظومو براقالاو خويشلل ةيرهشلا تادعاسملاو تاصصخملا</w:t>
       </w:r>
@@ -7812,9 +7812,9 @@
           <w:b w:val="0"/>
           <w:i w:val="0"/>
         </w:rPr>
-        <w:t>ينيز فد ديمح ما راد - ميركلا نارقلا ظيفحتل ةيريخلا ةيعمجلا‏</w:t>
-        <w:br/>
-        <w:t>مومجلا ميركلا نارقلا ظيفحتل ةيريخلا ةيعمجلا</w:t>
+        <w:t>‏الجمعية الخيرية لتحفيظ القران الكريم - دار ام حميد دف زيني</w:t>
+        <w:br/>
+        <w:t>الجمعية الخيرية لتحفيظ القران الكريم الجموم</w:t>
       </w:r>
     </w:p>
     <w:p>
@@ -7840,7 +7840,7 @@
           <w:b w:val="0"/>
           <w:i w:val="0"/>
         </w:rPr>
-        <w:t>يشيبحلا نيطف موحرملا مرح‏</w:t>
+        <w:t>‏حرم المرحوم فطين الحبيشي</w:t>
         <w:br/>
         <w:t>عائلة المرحوم يوسف لطفي</w:t>
       </w:r>
@@ -7868,7 +7868,7 @@
           <w:b w:val="0"/>
           <w:i w:val="0"/>
         </w:rPr>
-        <w:t>يجنا دوواد هللادبع موحرملا ةلئاع‏</w:t>
+        <w:t>‏عائلة المرحوم عبدالله داوود انجي</w:t>
         <w:br/>
         <w:t>علي باعجاجه</w:t>
       </w:r>
@@ -7896,13 +7896,13 @@
           <w:b w:val="0"/>
           <w:i w:val="0"/>
         </w:rPr>
-        <w:t>يسيبلبلا مساب موحرملا ةلئاع‏</w:t>
-        <w:br/>
-        <w:t>وجنك ركب وبا موحرملا ‏Rhy‎</w:t>
-        <w:br/>
-        <w:t>نيدلا ريخ رباج فرشا / ديسلا</w:t>
-        <w:br/>
-        <w:t>يدهنلا ‏jay‎ دمحم / ديسلا</w:t>
+        <w:t>‏عائلة المرحوم باسم البلبيسي</w:t>
+        <w:br/>
+        <w:t>‎Rhy‏ المرحوم ابو بكر كنجو</w:t>
+        <w:br/>
+        <w:t>السيد / اشرف جابر خير الدين</w:t>
+        <w:br/>
+        <w:t>السيد / محمد ‎jay‏ النهدي</w:t>
       </w:r>
     </w:p>
     <w:p>
@@ -7928,7 +7928,7 @@
           <w:b w:val="0"/>
           <w:i w:val="0"/>
         </w:rPr>
-        <w:t>بجر نسح قزر دماح موحرملا ةلئاع‏</w:t>
+        <w:t>‏عائلة المرحوم حامد رزق حسن رجب</w:t>
       </w:r>
     </w:p>
     <w:p>
@@ -7956,7 +7956,7 @@
           <w:b w:val="0"/>
           <w:i w:val="0"/>
         </w:rPr>
-        <w:t>‎ةدودحملا وكزوأ ةكرش‏ LTD. CO. OZCO</w:t>
+        <w:t>OZCO CO. LTD. ‏شركة أوزكو المحدودة‎</w:t>
         <w:br/>
         <w:t>JEDDAH - OZCO BUILDING ‏جدة - عمارة أوزكو‎</w:t>
         <w:br/>
@@ -7975,20 +7975,20 @@
         </w:rPr>
         <w:t>التاريخ : ‎eve Vouv/y4‏</w:t>
         <w:br/>
-        <w:t>ها ‏455/1١/15‎ ؛ قفاوملا</w:t>
-      </w:r>
-    </w:p>
-    <w:p>
-      <w:pPr>
-        <w:jc w:val="right"/>
-        <w:bidi/>
-      </w:pPr>
-      <w:r>
-        <w:rPr>
-          <w:b w:val="0"/>
-          <w:i w:val="0"/>
-        </w:rPr>
-        <w:t>ينيز دمحأ خيشلا : مركملا ىلا فرصي</w:t>
+        <w:t>الموافق ؛ ‎455/1١/15‏ اه</w:t>
+      </w:r>
+    </w:p>
+    <w:p>
+      <w:pPr>
+        <w:jc w:val="right"/>
+        <w:bidi/>
+      </w:pPr>
+      <w:r>
+        <w:rPr>
+          <w:b w:val="0"/>
+          <w:i w:val="0"/>
+        </w:rPr>
+        <w:t>يصرف الى المكرم : الشيخ أحمد زيني</w:t>
         <w:br/>
         <w:t>مبلغ فقط وقدره : خمسون ألف ريال لاغير.</w:t>
         <w:br/>
@@ -8018,7 +8018,7 @@
           <w:b w:val="0"/>
           <w:i w:val="0"/>
         </w:rPr>
-        <w:t>ملتسملا</w:t>
+        <w:t>المستلم</w:t>
       </w:r>
     </w:p>
     <w:p>
@@ -8046,7 +8046,7 @@
           <w:b w:val="0"/>
           <w:i w:val="0"/>
         </w:rPr>
-        <w:t>عومجملا</w:t>
+        <w:t>المجموع</w:t>
       </w:r>
     </w:p>
     <w:p>
@@ -8063,7 +8063,7 @@
         <w:br/>
         <w:t>[صفحة 1 - OCR]</w:t>
         <w:br/>
-        <w:t>08:02:50 ص 2015/8/5 : خيراقلا ةدودحملا وكزوأ ةكرش</w:t>
+        <w:t>شركة أوزكو المحدودة القاريخ : 2015/8/5 ص 08:02:50</w:t>
         <w:br/>
         <w:t>‎Bap 54889 ge‏ 1114 صفدة رقم : 1 '</w:t>
       </w:r>
@@ -8091,7 +8091,7 @@
           <w:b w:val="0"/>
           <w:i w:val="0"/>
         </w:rPr>
-        <w:t>: ةيعرفلاةيمويلا 2015/8/5 : خسيراتتلا</w:t>
+        <w:t>التتاريسخ : 2015/8/5 اليوميةالفرعية :</w:t>
         <w:br/>
         <w:t>شرح القيد: سداد رسوم معاملات حكومية بواسطة شئون الموظفين كالمرفق 7</w:t>
       </w:r>
@@ -8110,7 +8110,7 @@
         <w:br/>
         <w:t>10031100</w:t>
         <w:br/>
-        <w:t>متيز هماسأ / خيشلا يراج 27001310</w:t>
+        <w:t>27001310 جاري الشيخ / أسامه زيتم</w:t>
       </w:r>
     </w:p>
     <w:p>
@@ -8149,9 +8149,9 @@
           <w:b w:val="0"/>
           <w:i w:val="0"/>
         </w:rPr>
-        <w:t>أ 550:-__,15 | 550,15 | : ىيلامجألا‏</w:t>
-        <w:br/>
-        <w:t>‏at‎ ىلا</w:t>
+        <w:t>‏الأجماليى : | 15,550 | 15,550:-__ أ</w:t>
+        <w:br/>
+        <w:t>الى ‎at‏</w:t>
       </w:r>
     </w:p>
     <w:p>
@@ -8166,7 +8166,7 @@
         </w:rPr>
         <w:t>[صفحة 2 - OCR]</w:t>
         <w:br/>
-        <w:t>‎:ةيلاقلا‏ syd fay pho Date:</w:t>
+        <w:t>Date: pho fay syd ‏القالية:‎</w:t>
       </w:r>
     </w:p>
     <w:p>
@@ -8207,7 +8207,7 @@
           <w:b w:val="0"/>
           <w:i w:val="0"/>
         </w:rPr>
-        <w:t>‎ابماس‏ (§) samba</w:t>
+        <w:t>samba (§) ‏سامبا‎</w:t>
       </w:r>
     </w:p>
     <w:p>
@@ -8313,7 +8313,7 @@
           <w:b w:val="0"/>
           <w:i w:val="0"/>
         </w:rPr>
-        <w:t>‎ميقوتلا‏ 0 Signature</w:t>
+        <w:t>Signature 0 ‏التوقيم‎</w:t>
       </w:r>
     </w:p>
     <w:p>
@@ -8507,17 +8507,17 @@
         <w:br/>
         <w:t>السلام عليكم ورحمة الله وبركاته وبعد..»</w:t>
         <w:br/>
-        <w:t>:يلاتلا نايبلا بسح ةيموكح تالماعم موسر لاير (550,15) غلبم فرصب مركتلا مكنم لمأن</w:t>
+        <w:t>نأمل منكم التكرم بصرف مبلغ (15,550) ريال رسوم معاملات حكومية حسب البيان التالي:</w:t>
         <w:br/>
         <w:t>‎Total Description #‏</w:t>
         <w:br/>
-        <w:t>650 55 نانوك ناشت ميهربا / ديسلل ةماقا ديدجت موسر | 1&lt;[ &lt;</w:t>
-        <w:br/>
-        <w:t>2500 2 ‏OK‎ ناشت ميهاربا / ديسلل لمعلا ترك موسر | 271</w:t>
-        <w:br/>
-        <w:t>60 ‏,ne‎ نافاداك كيديس / ديسلل ةماقا ديدجت موسر | 3 ‏f-‎</w:t>
-        <w:br/>
-        <w:t>2500 3 ‏aa‎ نافاداك كيديس / ديسلل لمعلا ترك موسر | 4</w:t>
+        <w:t>&gt; ]&gt;1 | رسوم تجديد اقامة للسيد / ابرهيم تشان كونان 55 650</w:t>
+        <w:br/>
+        <w:t>271 | رسوم كرت العمل للسيد / ابراهيم تشان ‎OK‏ 2 2500</w:t>
+        <w:br/>
+        <w:t>‎f-‏ 3 | رسوم تجديد اقامة للسيد / سيديك كادافان ‎ne,‏ 60</w:t>
+        <w:br/>
+        <w:t>4 | رسوم كرت العمل للسيد / سيديك كادافان ‎aa‏ 3 2500</w:t>
         <w:br/>
         <w:t>| 6 |رسوم تجديد اقامة للسيدة / صوفيا محمد سعيد مم 700</w:t>
         <w:br/>
@@ -8531,11 +8531,11 @@
         <w:br/>
         <w:t>1 | رسوم التامين طبي_ للسيد / سومان منهاج الدين 7 300</w:t>
         <w:br/>
-        <w:t>650 | ‏pole‎ يوارطبلا يماس / ديسلل ةماقا ديدجت موسر | 2</w:t>
-        <w:br/>
-        <w:t>200 يوارطبلا يماس / ديسلل لمعلا ترك موسر | 3</w:t>
-        <w:br/>
-        <w:t>1500 5 يوارطبلا يماس / ديسأل يبط نيمات موسر | 4</w:t>
+        <w:t>2 | رسوم تجديد اقامة للسيد / سامي البطراوي ‎pole‏ | 650</w:t>
+        <w:br/>
+        <w:t>3 | رسوم كرت العمل للسيد / سامي البطراوي 200</w:t>
+        <w:br/>
+        <w:t>4 | رسوم تامين طبي لأسيد / سامي البطراوي 5 1500</w:t>
         <w:br/>
         <w:t>5 | رسوم تاشيرة خروج وعودة للسيد / سيد ياسين نجيب شاة ( على حساب قاضي نجيب ) 200</w:t>
         <w:br/>
@@ -8547,7 +8547,7 @@
         <w:br/>
         <w:t>8 | رسوم تاشيرة خروج وعودة للسيد / يوسف عبدالرحمن الصوري 200</w:t>
         <w:br/>
-        <w:t>50 25+50-25 ةيراجتلا ةفرغلا قيدصت قاروا 2 | 9</w:t>
+        <w:t>9 | 2 اوراق تصديق الغرفة التجارية 50-25+25 50</w:t>
         <w:br/>
         <w:t>20</w:t>
         <w:br/>
@@ -8572,7 +8572,7 @@
         </w:rPr>
         <w:t>Ne,</w:t>
         <w:br/>
-        <w:t>‎ةيرشبلا دراوملا ريدم‏</w:t>
+        <w:t>‏مدير الموارد البشرية‎</w:t>
       </w:r>
     </w:p>
     <w:p>
@@ -8598,7 +8598,7 @@
           <w:b w:val="0"/>
           <w:i w:val="0"/>
         </w:rPr>
-        <w:t>يوامعلا زيزعلادبع دمحم</w:t>
+        <w:t>محمد عبدالعزيز العماوي</w:t>
       </w:r>
     </w:p>
     <w:p>
@@ -8695,7 +8695,7 @@
           <w:b w:val="0"/>
           <w:i w:val="0"/>
         </w:rPr>
-        <w:t>+1561751704171 :سكاف - +533 57056148 :فتاه - ةيدوعسلا ةيبرعلا ةكلمملا - 207 ةدج 54514 ب.ص - ةيدلاخلا يح - ةريزجلا بلق عراش عم ناطلس ريمألا عراش - وكزوأ ىنبم</w:t>
+        <w:t>مبنى أوزكو - شارع الأمير سلطان مع شارع قلب الجزيرة - حي الخالدية - ص.ب 54514 جدة 207 - المملكة العربية السعودية - هاتف: 57056148 533+ - فاكس: 1561751704171+</w:t>
         <w:br/>
         <w:t>‎Building, Prince Sultan Street with Qalb Al Jazirah Street Al-Khalidiyah District, PO.Box 54399, Jeddah 21514, Kingdom of Saudi Arabia‏ 0260</w:t>
       </w:r>
@@ -8727,7 +8727,7 @@
         <w:br/>
         <w:t>[صفحة 1 - OCR]</w:t>
         <w:br/>
-        <w:t>07:37:08 ص 2015/8/10 : خيراتلا ةدودحملا وكزوأ ةكرش</w:t>
+        <w:t>شركة أوزكو المحدودة التاريخ : 2015/8/10 ص 07:37:08</w:t>
         <w:br/>
         <w:t>صاب 1"59ه ‎YVOVE Big‏ صفحة رقم : 1</w:t>
       </w:r>
@@ -8755,9 +8755,9 @@
           <w:b w:val="0"/>
           <w:i w:val="0"/>
         </w:rPr>
-        <w:t>: ةيعرفلاةيمويلا :2015/8/10 خيراتلا‏</w:t>
-        <w:br/>
-        <w:t>ايش عنا نيد يشأ كيما را ‏a‎ 7194 مقر ىكيرمالا كيش: نقلا عرش رش</w:t>
+        <w:t>‏التاريخ :2015/8/10 اليوميةالفرعية :</w:t>
+        <w:br/>
+        <w:t>شر شرع القن :شيك الامريكى رقم 7194 ‎a‏ ار اميك أشي دين انع شيا</w:t>
       </w:r>
     </w:p>
     <w:p>
@@ -8772,13 +8772,13 @@
         </w:rPr>
         <w:t>‏10095160 .الشيخ = عباس زيني شيك ا 14 لامر ‎Boal‏ ع</w:t>
         <w:br/>
-        <w:t>!/خيشلا جالع/ ىلودلا ىبطلا</w:t>
-        <w:br/>
-        <w:t>120,57 زكرملا رمال 573 ؛ مقر ىكيرمالا كيش يراجلا باسحلا - ابماس 10031100</w:t>
-        <w:br/>
-        <w:t>120,57 120,57 | : ىسلامجألا</w:t>
-        <w:br/>
-        <w:t>علا ةيمويلا لما</w:t>
+        <w:t>الطبى الدولى /علاج الشيخ/!</w:t>
+        <w:br/>
+        <w:t>10031100 سامبا - الحساب الجاري شيك الامريكى رقم ؛ 573 لامر المركز 57,120</w:t>
+        <w:br/>
+        <w:t>الأجمالسى : | 57,120 57,120</w:t>
+        <w:br/>
+        <w:t>امل اليومية الع</w:t>
       </w:r>
     </w:p>
     <w:p>
@@ -8806,11 +8806,11 @@
         </w:rPr>
         <w:t>[صفحة 2 - OCR]</w:t>
         <w:br/>
-        <w:t>stun fy fA Cea bate: ‎ابماس‏ ® samba ‎؛ مق‏ 00002374 Noz</w:t>
-        <w:br/>
-        <w:t>‎:يفررح‏ ~ Issue: of Piace ‎ةيلاملا ابماس ةعومجم‏ Group Financial Samba</w:t>
-        <w:br/>
-        <w:t>‎ةدج سلانألا عرف 5 ماض‏ busine‎</w:t>
+        <w:t>Noz 00002374 ‏قم ؛‎ samba ® ‏سامبا‎ bate: Cea fA fy stun</w:t>
+        <w:br/>
+        <w:t>Samba Financial Group ‏مجموعة سامبا المالية‎ Piace of Issue: ~ ‏حررفي:‎</w:t>
+        <w:br/>
+        <w:t>‎busine ‏ضام 5 فرع الأنالس جدة‎</w:t>
         <w:br/>
         <w:t>0 00 ANDALUS BRANCH JEDDAH 5 3</w:t>
         <w:br/>
@@ -8848,7 +8848,7 @@
         <w:br/>
         <w:t>‘JEDDAH</w:t>
         <w:br/>
-        <w:t>‎عيقوتلا‏ 1 Signature ‎طخلا افق ت‏ Line Dit wnte pot Oe</w:t>
+        <w:t>Oe pot wnte Dit Line ‏ت قفا الخط‎ Signature 1 ‏التوقيع‎</w:t>
         <w:br/>
         <w:t>‎6 WOO000 23 ‏"لاما‎ 2OL0",008 OOOO 2473960 Oh</w:t>
       </w:r>
@@ -8904,20 +8904,20 @@
           <w:b w:val="0"/>
           <w:i w:val="0"/>
         </w:rPr>
-        <w:t>‎يبطحلا‏ ١</w:t>
-      </w:r>
-    </w:p>
-    <w:p>
-      <w:pPr>
-        <w:jc w:val="right"/>
-        <w:bidi/>
-      </w:pPr>
-      <w:r>
-        <w:rPr>
-          <w:b w:val="0"/>
-          <w:i w:val="0"/>
-        </w:rPr>
-        <w:t>يلوصلا ركرسلا</w:t>
+        <w:t>١ ‏الحطبي‎</w:t>
+      </w:r>
+    </w:p>
+    <w:p>
+      <w:pPr>
+        <w:jc w:val="right"/>
+        <w:bidi/>
+      </w:pPr>
+      <w:r>
+        <w:rPr>
+          <w:b w:val="0"/>
+          <w:i w:val="0"/>
+        </w:rPr>
+        <w:t>السركر الصولي</w:t>
         <w:br/>
         <w:t>‎International Medical Center‏</w:t>
       </w:r>
@@ -9099,7 +9099,7 @@
         <w:br/>
         <w:t>[صفحة 1 - OCR]</w:t>
         <w:br/>
-        <w:t>12:43:04 م 2015/8/9 : خيراتلا ةدودحملا وكزوأ ةكرش</w:t>
+        <w:t>شركة أوزكو المحدودة التاريخ : 2015/8/9 م 12:43:04</w:t>
         <w:br/>
         <w:t>ص,ب 5455 جدة ‎51١1١14‏ صفحة رقم : 1</w:t>
       </w:r>
@@ -9129,9 +9129,9 @@
           <w:b w:val="0"/>
           <w:i w:val="0"/>
         </w:rPr>
-        <w:t>: ةيعرفلاةيمويلا :2015/8/9 خيراتلا</w:t>
-        <w:br/>
-        <w:t>ف حا نثق ‏eB‎ انس: ديلا عرش رش</w:t>
+        <w:t>التاريخ :2015/8/9 اليوميةالفرعية :</w:t>
+        <w:br/>
+        <w:t>شر شرع اليد :سنا ‎eB‏ قثن اح ف</w:t>
       </w:r>
     </w:p>
     <w:p>
@@ -9161,7 +9161,7 @@
         <w:br/>
         <w:t>10011000 صندوق رئيسي - جدة سداد فاتورة كهرباء ‎Si‏ احمد زينى 17,336</w:t>
         <w:br/>
-        <w:t>336,17 | 336,17 | : ىلامجألا</w:t>
+        <w:t>الأجمالى : | 17,336 | 17,336</w:t>
       </w:r>
     </w:p>
     <w:p>
@@ -9187,7 +9187,7 @@
           <w:b w:val="0"/>
           <w:i w:val="0"/>
         </w:rPr>
-        <w:t>يرقتلا ةياهن -</w:t>
+        <w:t>- نهاية التقري</w:t>
       </w:r>
     </w:p>
     <w:p>
@@ -9202,7 +9202,7 @@
         </w:rPr>
         <w:t>[صفحة 2 - OCR]</w:t>
         <w:br/>
-        <w:t>‎ةدودحملا وكزوأ ةكرش‏ LTD. CO. OZCO</w:t>
+        <w:t>OZCO CO. LTD. ‏شركة أوزكو المحدودة‎</w:t>
         <w:br/>
         <w:t>JEDDAH - 0260 BUILDING ‏جدة - عمارة أوزكو‎</w:t>
         <w:br/>
@@ -9245,7 +9245,7 @@
           <w:b w:val="0"/>
           <w:i w:val="0"/>
         </w:rPr>
-        <w:t>ناخ فيرش/ديسلا</w:t>
+        <w:t>السيد/شريف خان</w:t>
       </w:r>
     </w:p>
     <w:p>
@@ -9275,20 +9275,20 @@
         </w:rPr>
         <w:t>‎ew‏ 8 كا</w:t>
         <w:br/>
-        <w:t>ها ‏455/1١/74‎ : قفاوملا</w:t>
-      </w:r>
-    </w:p>
-    <w:p>
-      <w:pPr>
-        <w:jc w:val="right"/>
-        <w:bidi/>
-      </w:pPr>
-      <w:r>
-        <w:rPr>
-          <w:b w:val="0"/>
-          <w:i w:val="0"/>
-        </w:rPr>
-        <w:t>ملتسملا‏</w:t>
+        <w:t>الموافق : ‎455/1١/74‏ اه</w:t>
+      </w:r>
+    </w:p>
+    <w:p>
+      <w:pPr>
+        <w:jc w:val="right"/>
+        <w:bidi/>
+      </w:pPr>
+      <w:r>
+        <w:rPr>
+          <w:b w:val="0"/>
+          <w:i w:val="0"/>
+        </w:rPr>
+        <w:t>‏المستلم</w:t>
       </w:r>
     </w:p>
     <w:p>
@@ -9329,20 +9329,20 @@
           <w:b w:val="0"/>
           <w:i w:val="0"/>
         </w:rPr>
-        <w:t>ةيئابرهكلا ةقاطلا كالهتسإ ةروتاف 1 ‏Cg‎ 4 © و 2 ‏1 of | Page‎</w:t>
-      </w:r>
-    </w:p>
-    <w:p>
-      <w:pPr>
-        <w:jc w:val="right"/>
-        <w:bidi/>
-      </w:pPr>
-      <w:r>
-        <w:rPr>
-          <w:b w:val="0"/>
-          <w:i w:val="0"/>
-        </w:rPr>
-        <w:t>ةيئابرهكلا ةقاطلا كالهتسإل ةينورتكلإلا ةروتافلا‏</w:t>
+        <w:t>‎Page | of 1‏ 2 و © 4 ‎Cg‏ 1 فاتورة إستهلاك الطاقة الكهربائية</w:t>
+      </w:r>
+    </w:p>
+    <w:p>
+      <w:pPr>
+        <w:jc w:val="right"/>
+        <w:bidi/>
+      </w:pPr>
+      <w:r>
+        <w:rPr>
+          <w:b w:val="0"/>
+          <w:i w:val="0"/>
+        </w:rPr>
+        <w:t>‏الفاتورة الإلكترونية لإستهلاك الطاقة الكهربائية</w:t>
       </w:r>
     </w:p>
     <w:p>
@@ -9378,7 +9378,7 @@
         <w:br/>
         <w:t>920001100 1436/10/17 ولا</w:t>
         <w:br/>
-        <w:t>933 ئراوطلا فتاه</w:t>
+        <w:t>هاتف الطوارئ 933</w:t>
         <w:br/>
         <w:t>10037356068 لم | ‎wwwsecomsa‏</w:t>
       </w:r>
@@ -9436,7 +9436,7 @@
           <w:b w:val="0"/>
           <w:i w:val="0"/>
         </w:rPr>
-        <w:t>للا 471579 ككل و‏</w:t>
+        <w:t>‏و لكك 471579 الل</w:t>
       </w:r>
     </w:p>
     <w:p>
@@ -9496,7 +9496,7 @@
           <w:b w:val="0"/>
           <w:i w:val="0"/>
         </w:rPr>
-        <w:t>ليسحت ةميسق 40 ملل ريس ‏nye‎ دعرشما‏</w:t>
+        <w:t>‏امشرعد ‎nye‏ سير للم 40 قسيمة تحسيل</w:t>
         <w:br/>
         <w:t>أرجو حسم ‎Legh‏ هذة الطاتورة من حسايى نديكم رقم</w:t>
       </w:r>
@@ -9515,7 +9515,7 @@
         <w:br/>
         <w:t>10037356068 | 280000541607 |[ 1436/10/19 10057356068 | 280000541607</w:t>
         <w:br/>
-        <w:t>بولطملا ‏Leah‎ 17335.98 بولطملا علبملا</w:t>
+        <w:t>المبلع المطلوب 17335.98 ‎Leah‏ المطلوب</w:t>
       </w:r>
     </w:p>
     <w:p>
@@ -9584,7 +9584,7 @@
           <w:b w:val="0"/>
           <w:i w:val="0"/>
         </w:rPr>
-        <w:t>كرتشملا</w:t>
+        <w:t>المشترك</w:t>
       </w:r>
     </w:p>
     <w:p>
@@ -9612,7 +9612,7 @@
           <w:b w:val="0"/>
           <w:i w:val="0"/>
         </w:rPr>
-        <w:t>ةيينابرهكلا ةقاطلا كالهتسإ ةروتاف</w:t>
+        <w:t>فاتورة إستهلاك الطاقة الكهربانيية</w:t>
       </w:r>
     </w:p>
     <w:p>
@@ -9627,9 +9627,9 @@
         </w:rPr>
         <w:t>1 Re</w:t>
         <w:br/>
-        <w:t>‎,ةربتفلا ةيادب‏ Tedopfeasva</w:t>
-        <w:br/>
-        <w:t>‎,ةريتفلا ةياهت‏ 052000</w:t>
+        <w:t>Tedopfeasva ‏بداية الفتبرة,‎</w:t>
+        <w:br/>
+        <w:t>052000 ‏تهاية الفتيرة,‎</w:t>
       </w:r>
     </w:p>
     <w:p>
@@ -9670,7 +9670,7 @@
           <w:b w:val="0"/>
           <w:i w:val="0"/>
         </w:rPr>
-        <w:t>‏ary‎ ئراوطلا فتاه</w:t>
+        <w:t>هاتف الطوارئ ‎ary‏</w:t>
         <w:br/>
         <w:t>‏موقع الشركة ‎Www.se.com.sa‏</w:t>
         <w:br/>
@@ -9712,7 +9712,7 @@
           <w:b w:val="0"/>
           <w:i w:val="0"/>
         </w:rPr>
-        <w:t>دادع لادبتسا</w:t>
+        <w:t>استبدال عداد</w:t>
         <w:br/>
         <w:t>فاتورة عدادات مجمعة</w:t>
       </w:r>
@@ -9744,7 +9744,7 @@
         <w:br/>
         <w:t>[صفحة 1 - OCR]</w:t>
         <w:br/>
-        <w:t>ةدونحملا وكزوأ ةكرش</w:t>
+        <w:t>شركة أوزكو المحنودة</w:t>
         <w:br/>
         <w:t>ص.ب 08984 ‎1١21١14 bap‏</w:t>
       </w:r>
@@ -9759,9 +9759,9 @@
           <w:b w:val="0"/>
           <w:i w:val="0"/>
         </w:rPr>
-        <w:t>: ةيعرفلاةيمويلا :2015/4/29 خيرلتلا</w:t>
-        <w:br/>
-        <w:t>ةصح لابقمةيعارزلا تاجتنلل ةيزيزعلا ةكرش رمال ىفرصم كيش :ديقلا</w:t>
+        <w:t>التلريخ :2015/4/29 اليوميةالفرعية :</w:t>
+        <w:br/>
+        <w:t>القيد: شيك مصرفى لامر شركة العزيزية للنتجات الزراعيةمقبال حصة</w:t>
         <w:br/>
         <w:t>10095160 .الشيخ أحمد عباس ‎wets)‏</w:t>
       </w:r>
@@ -9776,7 +9776,7 @@
           <w:b w:val="0"/>
           <w:i w:val="0"/>
         </w:rPr>
-        <w:t>يراجلا باسحلا - ايماسم 10031100</w:t>
+        <w:t>10031100 مساميا - الحساب الجاري</w:t>
       </w:r>
     </w:p>
     <w:p>
@@ -9804,7 +9804,7 @@
           <w:b w:val="0"/>
           <w:i w:val="0"/>
         </w:rPr>
-        <w:t>: سسئدجألا</w:t>
+        <w:t>الأجدئسس :</w:t>
       </w:r>
     </w:p>
     <w:p>
@@ -9914,7 +9914,7 @@
           <w:b w:val="0"/>
           <w:i w:val="0"/>
         </w:rPr>
-        <w:t>vevo/eesya ‎ابماس‏ ® samba“ ee</w:t>
+        <w:t>ee “samba ® ‏سامبا‎ vevo/eesya</w:t>
       </w:r>
     </w:p>
     <w:p>
@@ -9940,7 +9940,7 @@
           <w:b w:val="0"/>
           <w:i w:val="0"/>
         </w:rPr>
-        <w:t>Issue of Piace ‎ةيلاملاابماس 4 ةعومجم‏ Group Financial Samba 5 x oe</w:t>
+        <w:t>oe x 5 Samba Financial Group ‏مجموعة 4 سامباالمالية‎ Piace of Issue</w:t>
       </w:r>
     </w:p>
     <w:p>
@@ -10011,7 +10011,7 @@
         </w:rPr>
         <w:t>The Amount of Jf 2 Ofte ‏وخمسة و ستسس.ون الف وتشمائمائكة و‎ wb Leuk y U gota ‏مبلغ وقد‎</w:t>
         <w:br/>
-        <w:t>‎برأ‏ eK ‎نس لاسر‏</w:t>
+        <w:t>‏رسال سن‎ eK ‏أرب‎</w:t>
       </w:r>
     </w:p>
     <w:p>
@@ -10026,20 +10026,20 @@
         </w:rPr>
         <w:t>To:</w:t>
         <w:br/>
-        <w:t>‎ابمانس ةعومجم‏ !ated °</w:t>
-      </w:r>
-    </w:p>
-    <w:p>
-      <w:pPr>
-        <w:jc w:val="right"/>
-        <w:bidi/>
-      </w:pPr>
-      <w:r>
-        <w:rPr>
-          <w:b w:val="0"/>
-          <w:i w:val="0"/>
-        </w:rPr>
-        <w:t>ةدج سل زيزعلا دبع ‏etal‎ قيرط عرف هلت عيقوتلا</w:t>
+        <w:t>° ated! ‏مجموعة سنامبا‎</w:t>
+      </w:r>
+    </w:p>
+    <w:p>
+      <w:pPr>
+        <w:jc w:val="right"/>
+        <w:bidi/>
+      </w:pPr>
+      <w:r>
+        <w:rPr>
+          <w:b w:val="0"/>
+          <w:i w:val="0"/>
+        </w:rPr>
+        <w:t>التوقيع تله فرع طريق ‎etal‏ عبد العزيز لس جدة</w:t>
         <w:br/>
         <w:t>‎KY‏ توقل احمد ‎Corre Gat bo pow KKK‏ فروعنا بالمملكة</w:t>
       </w:r>
@@ -10110,7 +10110,7 @@
         </w:rPr>
         <w:t>Mazen Arslan</w:t>
         <w:br/>
-        <w:t>pS ‎تاس تما مانا ا ااا م م‏</w:t>
+        <w:t>‏م م ااا ا انام امت سات‎ pS</w:t>
       </w:r>
     </w:p>
     <w:p>
@@ -10162,7 +10162,7 @@
           <w:b w:val="0"/>
           <w:i w:val="0"/>
         </w:rPr>
-        <w:t>‏Fwd: Subject:‎ عامتجإلا قاروأو لامعألا لودج</w:t>
+        <w:t>جدول الأعمال وأوراق الإجتماع ‎Subject: Fwd:‏</w:t>
       </w:r>
     </w:p>
     <w:p>
@@ -10233,7 +10233,7 @@
         <w:br/>
         <w:t>To: "Mazen Arslan" &lt;Mazen.Arslan@ozco.com&gt; 1١565١896002</w:t>
         <w:br/>
-        <w:t>‎عامتجإلا قاروأو لامعألا لودج‏ Fwd: Subject:</w:t>
+        <w:t>Subject: Fwd: ‏جدول الأعمال وأوراق الإجتماع‎</w:t>
       </w:r>
     </w:p>
     <w:p>
@@ -10278,20 +10278,20 @@
         <w:br/>
         <w:t>To: "Muhidean H. Dafterdar” &lt;Muhidean.Dafterdar@ozco.com&gt;</w:t>
         <w:br/>
-        <w:t>‎عامتجإلا قاروأو لامعألا لودج‏ Fwd: Subject:</w:t>
-      </w:r>
-    </w:p>
-    <w:p>
-      <w:pPr>
-        <w:jc w:val="right"/>
-        <w:bidi/>
-      </w:pPr>
-      <w:r>
-        <w:rPr>
-          <w:b w:val="0"/>
-          <w:i w:val="0"/>
-        </w:rPr>
-        <w:t>ناج رونا دمحم © ديسلا بلط بسح . ةيعارزلا تاجتنملل ةيزيزعلا ةكرش / مساب كيشلا ريرحن ‏clay‎</w:t>
+        <w:t>Subject: Fwd: ‏جدول الأعمال وأوراق الإجتماع‎</w:t>
+      </w:r>
+    </w:p>
+    <w:p>
+      <w:pPr>
+        <w:jc w:val="right"/>
+        <w:bidi/>
+      </w:pPr>
+      <w:r>
+        <w:rPr>
+          <w:b w:val="0"/>
+          <w:i w:val="0"/>
+        </w:rPr>
+        <w:t>‎clay‏ نحرير الشيك باسم / شركة العزيزية للمنتجات الزراعية . حسب طلب السيد © محمد انور جان</w:t>
         <w:br/>
         <w:t>‎Sent from Samsung Mobile‏</w:t>
       </w:r>
@@ -10314,9 +10314,9 @@
         <w:br/>
         <w:t>To: Ossama Ahmed Zainy ,Taher Khairaldin</w:t>
         <w:br/>
-        <w:t>‎عامتجإلا قاروأو لامعألا لودج‏ Subject:</w:t>
-        <w:br/>
-        <w:t>‎هللا هملس ينيز ةماسأ لضافلا خألا ةداعس‏</w:t>
+        <w:t>Subject: ‏جدول الأعمال وأوراق الإجتماع‎</w:t>
+        <w:br/>
+        <w:t>‏سعادة الأخ الفاضل أسامة زيني سلمه الله‎</w:t>
       </w:r>
     </w:p>
     <w:p>
@@ -10370,7 +10370,7 @@
           <w:b w:val="0"/>
           <w:i w:val="0"/>
         </w:rPr>
-        <w:t>04 ‏Le C 02 Mw‎ ليربا 26 دحألا دغ موي لامعأ لودج 1-‏</w:t>
+        <w:t>‏1- جدول أعمال يوم غد الأحد 26 ابريل ‎Mw 02 C Le‏ 04</w:t>
       </w:r>
     </w:p>
     <w:p>
@@ -10396,7 +10396,7 @@
           <w:b w:val="0"/>
           <w:i w:val="0"/>
         </w:rPr>
-        <w:t>هدادس بولطملا زجعلاو ءاكرشلا باسح يراجو ةيفصتلا باسح 3-‏</w:t>
+        <w:t>‏3- حساب التصفية وجاري حساب الشركاء والعجز المطلوب سداده</w:t>
       </w:r>
     </w:p>
     <w:p>
@@ -10528,17 +10528,17 @@
           <w:b w:val="0"/>
           <w:i w:val="0"/>
         </w:rPr>
-        <w:t>‎رادصإ ءاجرلا‏ : Tssue: Please ‎غلبملا‏ Amount alas Currency</w:t>
-        <w:br/>
-        <w:t>G ‎عيرس هلاوح‏ an : 1 aric</w:t>
+        <w:t>Currency alas Amount ‏المبلغ‎ Please Tssue: : ‏الرجاء إصدار‎</w:t>
+        <w:br/>
+        <w:t>aric 1 : an ‏حواله سريع‎ G</w:t>
         <w:br/>
         <w:t>‏نا‎ Draft ‏شيك مصرفي ; ا‎ ee</w:t>
         <w:br/>
-        <w:t>‎رمكلتلاب ةلاوح‏ ١ Transfer Telex ‎ال‏ mi ١</w:t>
+        <w:t>١ mi ‏لا‎ Telex Transfer ١ ‏حوالة بالتلكمر‎</w:t>
         <w:br/>
         <w:t>Amount inwords : Account to account transfer ‏تحويل من حساب إلى حساب آخر‎ [1</w:t>
         <w:br/>
-        <w:t>‎عفدلا ةقيرط‏ : le Rayment.By: Against</w:t>
+        <w:t>Against Rayment.By: le : ‏طريقة الدفع‎</w:t>
         <w:br/>
         <w:t>Check No.: ‏اسطة شيك رق‎</w:t>
         <w:br/>
@@ -10609,7 +10609,7 @@
           <w:b w:val="0"/>
           <w:i w:val="0"/>
         </w:rPr>
-        <w:t>ديشتسملا ليوحتلا ليصافت</w:t>
+        <w:t>تفاصيل التحويل المستشيد</w:t>
       </w:r>
     </w:p>
     <w:p>
@@ -10637,15 +10637,15 @@
         </w:rPr>
         <w:t>i 95 ne race) get</w:t>
         <w:br/>
-        <w:t>‎رصملا باسحلل يملاعلا مقرلا‏ : : IBAN s'Beneficiary | ‎:فتاهلا مقر‏ No.: Tel.</w:t>
+        <w:t>Tel. No.: ‏رقم الهاتف:‎ | Beneficiary's IBAN : : ‏الرقم العالمي للحساب المصر‎</w:t>
         <w:br/>
         <w:t>Address: ‏العنوان:‎</w:t>
         <w:br/>
         <w:t>‎١ Bank's Address: -- : EM ‏نوات‎</w:t>
         <w:br/>
-        <w:t>‎كتبلا ناونع‏ : Address s'ank ‎ةنيدملا‏ City ‎ىديربلا زمرلا‏ Zipcode‎</w:t>
-        <w:br/>
-        <w:t>‎د ا ديلا‏ 3 City State abit ‎بول‏ Country</w:t>
+        <w:t>‎Zipcode ‏الرمز البريدى‎ City ‏المدينة‎ ank's Address : ‏عنوان البتك‎</w:t>
+        <w:br/>
+        <w:t>Country ‏لوب‎ abit State City 3 ‏اليد ا د‎</w:t>
       </w:r>
     </w:p>
     <w:p>
@@ -10701,20 +10701,20 @@
           <w:b w:val="0"/>
           <w:i w:val="0"/>
         </w:rPr>
-        <w:t>عقوم ماكحألاو طورشلاب اا ءزجلا ةعجارم نكمي .ليصافتلا ةفرعمل</w:t>
-      </w:r>
-    </w:p>
-    <w:p>
-      <w:pPr>
-        <w:jc w:val="right"/>
-        <w:bidi/>
-      </w:pPr>
-      <w:r>
-        <w:rPr>
-          <w:b w:val="0"/>
-          <w:i w:val="0"/>
-        </w:rPr>
-        <w:t>‎ابماس‏ www.samba.com</w:t>
+        <w:t>لمعرفة التفاصيل. يمكن مراجعة الجزء اا بالشروط والأحكام موقع</w:t>
+      </w:r>
+    </w:p>
+    <w:p>
+      <w:pPr>
+        <w:jc w:val="right"/>
+        <w:bidi/>
+      </w:pPr>
+      <w:r>
+        <w:rPr>
+          <w:b w:val="0"/>
+          <w:i w:val="0"/>
+        </w:rPr>
+        <w:t>www.samba.com ‏سامبا‎</w:t>
       </w:r>
     </w:p>
     <w:p>
@@ -10740,11 +10740,11 @@
           <w:b w:val="0"/>
           <w:i w:val="0"/>
         </w:rPr>
-        <w:t>.كتبلاب ةصاخلا موسرلا</w:t>
-        <w:br/>
-        <w:t>:لوحملا مسإ</w:t>
-        <w:br/>
-        <w:t>:لوحملا عيقوت</w:t>
+        <w:t>الرسوم الخاصة بالبتك.</w:t>
+        <w:br/>
+        <w:t>إسم المحول:</w:t>
+        <w:br/>
+        <w:t>توقيع المحول:</w:t>
         <w:br/>
         <w:t>رقم الهاتف:</w:t>
       </w:r>
@@ -10798,20 +10798,20 @@
           <w:b w:val="0"/>
           <w:i w:val="0"/>
         </w:rPr>
-        <w:t>‎طقف كنيبلا مادختسإلا‏ Only Use Bank For‎</w:t>
-      </w:r>
-    </w:p>
-    <w:p>
-      <w:pPr>
-        <w:jc w:val="right"/>
-        <w:bidi/>
-      </w:pPr>
-      <w:r>
-        <w:rPr>
-          <w:b w:val="0"/>
-          <w:i w:val="0"/>
-        </w:rPr>
-        <w:t>فرصلا ‏paw‎</w:t>
+        <w:t>‎For Bank Use Only ‏الإستخدام البينك فقط‎</w:t>
+      </w:r>
+    </w:p>
+    <w:p>
+      <w:pPr>
+        <w:jc w:val="right"/>
+        <w:bidi/>
+      </w:pPr>
+      <w:r>
+        <w:rPr>
+          <w:b w:val="0"/>
+          <w:i w:val="0"/>
+        </w:rPr>
+        <w:t>‎paw‏ الصرف</w:t>
         <w:br/>
         <w:t>‎Exchange Rate‏</w:t>
       </w:r>
@@ -10826,7 +10826,7 @@
           <w:b w:val="0"/>
           <w:i w:val="0"/>
         </w:rPr>
-        <w:t>(يدوفس لاير) ةلباقملا ةميقلا‏</w:t>
+        <w:t>‏القيمة المقابلة (ريال سفودي)</w:t>
         <w:br/>
         <w:t>‎Counter Value (SAR)‏</w:t>
       </w:r>
@@ -10841,7 +10841,7 @@
           <w:b w:val="0"/>
           <w:i w:val="0"/>
         </w:rPr>
-        <w:t>ةلوانم فيلاكت‏</w:t>
+        <w:t>‏تكاليف مناولة</w:t>
       </w:r>
     </w:p>
     <w:p>
@@ -10882,7 +10882,7 @@
           <w:b w:val="0"/>
           <w:i w:val="0"/>
         </w:rPr>
-        <w:t>لاملا سأر ةيدوعس ةمهاسم ةكرش ةيلاملا ابماس ةعومجم‏</w:t>
+        <w:t>‏مجموعة سامبا المالية شركة مساهمة سعودية رأس المال</w:t>
       </w:r>
     </w:p>
     <w:p>
@@ -10947,7 +10947,7 @@
           <w:b w:val="0"/>
           <w:i w:val="0"/>
         </w:rPr>
-        <w:t>ةيدلاخلا ايح - وكزوأ ةرامع 0 :ليفكلا فتاهو ناونع‏</w:t>
+        <w:t>‏عنوان وهاتف الكفيل: 0 عمارة أوزكو - حيا الخالدية</w:t>
       </w:r>
     </w:p>
     <w:p>
@@ -11001,20 +11001,20 @@
           <w:b w:val="0"/>
           <w:i w:val="0"/>
         </w:rPr>
-        <w:t>ديدحتلا ءاجرلا) ىرخأ [5‏</w:t>
-      </w:r>
-    </w:p>
-    <w:p>
-      <w:pPr>
-        <w:jc w:val="right"/>
-        <w:bidi/>
-      </w:pPr>
-      <w:r>
-        <w:rPr>
-          <w:b w:val="0"/>
-          <w:i w:val="0"/>
-        </w:rPr>
-        <w:t>ليوحتلا نم ضرغلا‏</w:t>
+        <w:t>‏5] أخرى (الرجاء التحديد</w:t>
+      </w:r>
+    </w:p>
+    <w:p>
+      <w:pPr>
+        <w:jc w:val="right"/>
+        <w:bidi/>
+      </w:pPr>
+      <w:r>
+        <w:rPr>
+          <w:b w:val="0"/>
+          <w:i w:val="0"/>
+        </w:rPr>
+        <w:t>‏الغرض من التحويل</w:t>
       </w:r>
     </w:p>
     <w:p>
@@ -11040,9 +11040,9 @@
           <w:b w:val="0"/>
           <w:i w:val="0"/>
         </w:rPr>
-        <w:t>2.0[ ‏5tuay,Imports.. For Firms Foreign by Remittance‎ داريتسإ جراخلل ةيبنجألا تاكرشلا ليواحت 1.1‏</w:t>
-        <w:br/>
-        <w:t>ضارغأ جراخلل ةيبنجألا تاكرشلا ليواحت 0 .*</w:t>
+        <w:t>‏1.1 تحاويل الشركات الأجنبية للخارج إستيراد ‎Remittance by Foreign Firms For Imports..,5tuay‏ ]2.0</w:t>
+        <w:br/>
+        <w:t>*. 0 تحاويل الشركات الأجنبية للخارج أغراض</w:t>
       </w:r>
     </w:p>
     <w:p>
@@ -11068,7 +11068,7 @@
           <w:b w:val="0"/>
           <w:i w:val="0"/>
         </w:rPr>
-        <w:t>.ةيموكحلا تائيهلل تاعيبم [8.‏</w:t>
+        <w:t>‏8.] مبيعات للهيئات الحكومية.</w:t>
       </w:r>
     </w:p>
     <w:p>
@@ -11267,7 +11267,7 @@
           <w:b w:val="0"/>
           <w:i w:val="0"/>
         </w:rPr>
-        <w:t>Woes ‎لاير نويلم‏ paar ga ‎يراجتلا لجسلا‏ ٠١٠٠١76714 ‎ضايرلا :17ب.ص ضايرلا : يسيئرلا زكرملا‏ (HET ‎سكأف +431 11 :599/499 : فتاه ةيدوعسلا ةيبرعلا ةكلمملا‏ : 40444:7 443111‎</w:t>
+        <w:t>‎443111 40444:7 : ‏المملكة العربية السعودية هاتف : :599/499 11 431+ فأكس‎ HET) ‏المركز الرئيسي : الرياض ص.ب:17 الرياض‎ ٠١٠٠١76714 ‏السجل التجاري‎ ga paar ‏مليون ريال‎ Woes</w:t>
       </w:r>
     </w:p>
     <w:p>
@@ -11293,7 +11293,7 @@
           <w:b w:val="0"/>
           <w:i w:val="0"/>
         </w:rPr>
-        <w:t>‎ابماس‏ (§) samba‎</w:t>
+        <w:t>‎samba (§) ‏سامبا‎</w:t>
       </w:r>
     </w:p>
     <w:p>

--- a/zaini_case_audit_output/outputs/word/documents/119_المسحوبات 2015 (zip).docx
+++ b/zaini_case_audit_output/outputs/word/documents/119_المسحوبات 2015 (zip).docx
@@ -1537,7 +1537,7 @@
         <w:br/>
         <w:t>شركة أوزكو المحدودة 1 7 ‎F‏</w:t>
         <w:br/>
-        <w:t>1 خلا .... نيقباس نيفظومو براقالاو خويشلل ةيرهشلا تادعاسملاو تاصصخملا‏</w:t>
+        <w:t>‏المخصصات والمساعدات الشهرية للشيوخ والاقارب وموظفين سابقين .... الخ 1</w:t>
       </w:r>
     </w:p>
     <w:p>
@@ -3626,7 +3626,7 @@
         <w:br/>
         <w:t>شركة أوزكو المحدودة</w:t>
         <w:br/>
-        <w:t>نيقباس نيفظومو براقالاو خويشلل ةيرهشلا تادعاسملاو تاصصخملا</w:t>
+        <w:t>المخصصات والمساعدات الشهرية للشيوخ والاقارب وموظفين سابقين</w:t>
         <w:br/>
         <w:t>مساعدات عن شهر اكتوبر 7018</w:t>
       </w:r>
@@ -4221,7 +4221,7 @@
           <w:b w:val="0"/>
           <w:i w:val="0"/>
         </w:rPr>
-        <w:t>Samba Financial Group  ةيلاملا ‏مجموعة سامبا‎</w:t>
+        <w:t>‎ابماس ةعومجم‏ المالية  Group Financial Samba</w:t>
       </w:r>
     </w:p>
     <w:p>
@@ -5070,7 +5070,7 @@
           <w:b w:val="0"/>
           <w:i w:val="0"/>
         </w:rPr>
-        <w:t>حي الروضهفيلا غرب طريق المدينه</w:t>
+        <w:t>هنيدملا قيرط برغ اليفهضورلا يح</w:t>
         <w:br/>
         <w:t>‏sone‎ ةدحولا</w:t>
       </w:r>
@@ -5636,7 +5636,7 @@
         <w:br/>
         <w:t>اشركة أوزكو المحدودة</w:t>
         <w:br/>
-        <w:t>. خلا .... نيقباس نيفظومو براقالاو خويشلل ةيرهشلا تادعاسعلاو تاصصخملا</w:t>
+        <w:t>المخصصات والعساعدات الشهرية للشيوخ والاقارب وموظفين سابقين .... الخ .</w:t>
         <w:br/>
         <w:t>مساعدات عن شهر توفمير ‎TNO‏</w:t>
       </w:r>
@@ -6339,7 +6339,7 @@
         <w:br/>
         <w:t>شركة اوزكو المحدودة 0</w:t>
         <w:br/>
-        <w:t>: 0 ‏PB‎ نيقباس نيفظومو براقالاو خويشلل ةيرهشلا تادعاسملاو تاصصخملا</w:t>
+        <w:t>المخصصات والمساعدات الشهرية للشيوخ والاقارب وموظفين سابقين ‎PB‏ 0 :</w:t>
       </w:r>
     </w:p>
     <w:p>
@@ -6633,7 +6633,7 @@
           <w:b w:val="0"/>
           <w:i w:val="0"/>
         </w:rPr>
-        <w:t>Samba Financial Group  ةيلاملا ‏مجموعة سامبا‎</w:t>
+        <w:t>‎ابماس ةعومجم‏ المالية  Group Financial Samba</w:t>
       </w:r>
     </w:p>
     <w:p>
@@ -7799,7 +7799,7 @@
         </w:rPr>
         <w:t>‏شركة أوزكو المحدودة</w:t>
         <w:br/>
-        <w:t>خلا .... نيقباس نيفظومو براقالاو خويشلل ةيرهشلا تادعاسملاو تاصصخملا</w:t>
+        <w:t>المخصصات والمساعدات الشهرية للشيوخ والاقارب وموظفين سابقين .... الخ</w:t>
       </w:r>
     </w:p>
     <w:p>
@@ -8220,7 +8220,7 @@
           <w:b w:val="0"/>
           <w:i w:val="0"/>
         </w:rPr>
-        <w:t>Samba Financial Group  ةيلاملا ‏مجموعة سامبا‎</w:t>
+        <w:t>‎ابماس ةعومجم‏ المالية  Group Financial Samba</w:t>
       </w:r>
     </w:p>
     <w:p>
@@ -9372,7 +9372,7 @@
         <w:br/>
         <w:t>‎a)‏ ازي احمد زيني . الرغبة في تعديل العتوان</w:t>
         <w:br/>
-        <w:t>فيلا الروضة 1436/08/11</w:t>
+        <w:t>1436/08/11 ةضورلا اليف</w:t>
         <w:br/>
         <w:t>ةرتقطةياهن 0000ةدحولا قوتسقف</w:t>
         <w:br/>
@@ -10688,7 +10688,7 @@
           <w:b w:val="0"/>
           <w:i w:val="0"/>
         </w:rPr>
-        <w:t>.باسحلا حتف ةيقافتا كو ج ذومتلا فلخ ةدراولا ماكحألاو طورشلا قبطت</w:t>
+        <w:t>تطبق الشروط والأحكام الواردة خلف التموذ ج وك اتفاقية فتح الحساب.</w:t>
       </w:r>
     </w:p>
     <w:p>
